--- a/DOC/Manual de usuario.docx
+++ b/DOC/Manual de usuario.docx
@@ -19,8 +19,19 @@
           <w:sz w:val="56"/>
           <w:szCs w:val="56"/>
         </w:rPr>
-        <w:t>Manual de Usuario - TriumBarber</w:t>
-      </w:r>
+        <w:t xml:space="preserve">Manual de Usuario - </w:t>
+      </w:r>
+      <w:proofErr w:type="spellStart"/>
+      <w:r>
+        <w:rPr>
+          <w:b/>
+          <w:bCs/>
+          <w:sz w:val="56"/>
+          <w:szCs w:val="56"/>
+        </w:rPr>
+        <w:t>TriumBarber</w:t>
+      </w:r>
+      <w:proofErr w:type="spellEnd"/>
     </w:p>
     <w:p>
       <w:pPr>
@@ -73,13 +84,41 @@
           <w:lang w:val="en-US"/>
         </w:rPr>
       </w:pPr>
+      <w:proofErr w:type="spellStart"/>
       <w:r>
         <w:rPr>
           <w:sz w:val="28"/>
           <w:szCs w:val="28"/>
           <w:lang w:val="en-US"/>
         </w:rPr>
-        <w:t>Url Github.:</w:t>
+        <w:t>Url</w:t>
+      </w:r>
+      <w:proofErr w:type="spellEnd"/>
+      <w:r>
+        <w:rPr>
+          <w:sz w:val="28"/>
+          <w:szCs w:val="28"/>
+          <w:lang w:val="en-US"/>
+        </w:rPr>
+        <w:t xml:space="preserve"> </w:t>
+      </w:r>
+      <w:proofErr w:type="spellStart"/>
+      <w:r>
+        <w:rPr>
+          <w:sz w:val="28"/>
+          <w:szCs w:val="28"/>
+          <w:lang w:val="en-US"/>
+        </w:rPr>
+        <w:t>Github</w:t>
+      </w:r>
+      <w:proofErr w:type="spellEnd"/>
+      <w:r>
+        <w:rPr>
+          <w:sz w:val="28"/>
+          <w:szCs w:val="28"/>
+          <w:lang w:val="en-US"/>
+        </w:rPr>
+        <w:t>.:</w:t>
       </w:r>
       <w:r>
         <w:rPr>
@@ -228,7 +267,7 @@
           <w:r>
             <w:fldChar w:fldCharType="separate"/>
           </w:r>
-          <w:hyperlink w:anchor="_Toc227582506" w:history="1">
+          <w:hyperlink w:anchor="_Toc227661605" w:history="1">
             <w:r>
               <w:rPr>
                 <w:rStyle w:val="Hipervnculo"/>
@@ -278,7 +317,7 @@
                 <w:noProof/>
                 <w:webHidden/>
               </w:rPr>
-              <w:instrText xml:space="preserve"> PAGEREF _Toc227582506 \h </w:instrText>
+              <w:instrText xml:space="preserve"> PAGEREF _Toc227661605 \h </w:instrText>
             </w:r>
             <w:r>
               <w:rPr>
@@ -326,7 +365,7 @@
               <w14:ligatures w14:val="standardContextual"/>
             </w:rPr>
           </w:pPr>
-          <w:hyperlink w:anchor="_Toc227582507" w:history="1">
+          <w:hyperlink w:anchor="_Toc227661606" w:history="1">
             <w:r>
               <w:rPr>
                 <w:rStyle w:val="Hipervnculo"/>
@@ -376,7 +415,7 @@
                 <w:noProof/>
                 <w:webHidden/>
               </w:rPr>
-              <w:instrText xml:space="preserve"> PAGEREF _Toc227582507 \h </w:instrText>
+              <w:instrText xml:space="preserve"> PAGEREF _Toc227661606 \h </w:instrText>
             </w:r>
             <w:r>
               <w:rPr>
@@ -423,7 +462,7 @@
               <w14:ligatures w14:val="standardContextual"/>
             </w:rPr>
           </w:pPr>
-          <w:hyperlink w:anchor="_Toc227582508" w:history="1">
+          <w:hyperlink w:anchor="_Toc227661607" w:history="1">
             <w:r>
               <w:rPr>
                 <w:rStyle w:val="Hipervnculo"/>
@@ -452,7 +491,7 @@
                 <w:noProof/>
                 <w:webHidden/>
               </w:rPr>
-              <w:instrText xml:space="preserve"> PAGEREF _Toc227582508 \h </w:instrText>
+              <w:instrText xml:space="preserve"> PAGEREF _Toc227661607 \h </w:instrText>
             </w:r>
             <w:r>
               <w:rPr>
@@ -499,7 +538,7 @@
               <w14:ligatures w14:val="standardContextual"/>
             </w:rPr>
           </w:pPr>
-          <w:hyperlink w:anchor="_Toc227582509" w:history="1">
+          <w:hyperlink w:anchor="_Toc227661608" w:history="1">
             <w:r>
               <w:rPr>
                 <w:rStyle w:val="Hipervnculo"/>
@@ -528,7 +567,7 @@
                 <w:noProof/>
                 <w:webHidden/>
               </w:rPr>
-              <w:instrText xml:space="preserve"> PAGEREF _Toc227582509 \h </w:instrText>
+              <w:instrText xml:space="preserve"> PAGEREF _Toc227661608 \h </w:instrText>
             </w:r>
             <w:r>
               <w:rPr>
@@ -548,7 +587,7 @@
                 <w:noProof/>
                 <w:webHidden/>
               </w:rPr>
-              <w:t>2</w:t>
+              <w:t>3</w:t>
             </w:r>
             <w:r>
               <w:rPr>
@@ -576,7 +615,7 @@
               <w14:ligatures w14:val="standardContextual"/>
             </w:rPr>
           </w:pPr>
-          <w:hyperlink w:anchor="_Toc227582510" w:history="1">
+          <w:hyperlink w:anchor="_Toc227661609" w:history="1">
             <w:r>
               <w:rPr>
                 <w:rStyle w:val="Hipervnculo"/>
@@ -626,7 +665,7 @@
                 <w:noProof/>
                 <w:webHidden/>
               </w:rPr>
-              <w:instrText xml:space="preserve"> PAGEREF _Toc227582510 \h </w:instrText>
+              <w:instrText xml:space="preserve"> PAGEREF _Toc227661609 \h </w:instrText>
             </w:r>
             <w:r>
               <w:rPr>
@@ -646,7 +685,7 @@
                 <w:noProof/>
                 <w:webHidden/>
               </w:rPr>
-              <w:t>2</w:t>
+              <w:t>3</w:t>
             </w:r>
             <w:r>
               <w:rPr>
@@ -673,7 +712,7 @@
               <w14:ligatures w14:val="standardContextual"/>
             </w:rPr>
           </w:pPr>
-          <w:hyperlink w:anchor="_Toc227582511" w:history="1">
+          <w:hyperlink w:anchor="_Toc227661610" w:history="1">
             <w:r>
               <w:rPr>
                 <w:rStyle w:val="Hipervnculo"/>
@@ -702,7 +741,7 @@
                 <w:noProof/>
                 <w:webHidden/>
               </w:rPr>
-              <w:instrText xml:space="preserve"> PAGEREF _Toc227582511 \h </w:instrText>
+              <w:instrText xml:space="preserve"> PAGEREF _Toc227661610 \h </w:instrText>
             </w:r>
             <w:r>
               <w:rPr>
@@ -722,7 +761,7 @@
                 <w:noProof/>
                 <w:webHidden/>
               </w:rPr>
-              <w:t>2</w:t>
+              <w:t>3</w:t>
             </w:r>
             <w:r>
               <w:rPr>
@@ -749,7 +788,7 @@
               <w14:ligatures w14:val="standardContextual"/>
             </w:rPr>
           </w:pPr>
-          <w:hyperlink w:anchor="_Toc227582512" w:history="1">
+          <w:hyperlink w:anchor="_Toc227661611" w:history="1">
             <w:r>
               <w:rPr>
                 <w:rStyle w:val="Hipervnculo"/>
@@ -778,7 +817,7 @@
                 <w:noProof/>
                 <w:webHidden/>
               </w:rPr>
-              <w:instrText xml:space="preserve"> PAGEREF _Toc227582512 \h </w:instrText>
+              <w:instrText xml:space="preserve"> PAGEREF _Toc227661611 \h </w:instrText>
             </w:r>
             <w:r>
               <w:rPr>
@@ -798,7 +837,7 @@
                 <w:noProof/>
                 <w:webHidden/>
               </w:rPr>
-              <w:t>3</w:t>
+              <w:t>4</w:t>
             </w:r>
             <w:r>
               <w:rPr>
@@ -825,7 +864,7 @@
               <w14:ligatures w14:val="standardContextual"/>
             </w:rPr>
           </w:pPr>
-          <w:hyperlink w:anchor="_Toc227582513" w:history="1">
+          <w:hyperlink w:anchor="_Toc227661612" w:history="1">
             <w:r>
               <w:rPr>
                 <w:rStyle w:val="Hipervnculo"/>
@@ -854,7 +893,7 @@
                 <w:noProof/>
                 <w:webHidden/>
               </w:rPr>
-              <w:instrText xml:space="preserve"> PAGEREF _Toc227582513 \h </w:instrText>
+              <w:instrText xml:space="preserve"> PAGEREF _Toc227661612 \h </w:instrText>
             </w:r>
             <w:r>
               <w:rPr>
@@ -874,7 +913,7 @@
                 <w:noProof/>
                 <w:webHidden/>
               </w:rPr>
-              <w:t>3</w:t>
+              <w:t>4</w:t>
             </w:r>
             <w:r>
               <w:rPr>
@@ -902,7 +941,7 @@
               <w14:ligatures w14:val="standardContextual"/>
             </w:rPr>
           </w:pPr>
-          <w:hyperlink w:anchor="_Toc227582514" w:history="1">
+          <w:hyperlink w:anchor="_Toc227661613" w:history="1">
             <w:r>
               <w:rPr>
                 <w:rStyle w:val="Hipervnculo"/>
@@ -952,7 +991,7 @@
                 <w:noProof/>
                 <w:webHidden/>
               </w:rPr>
-              <w:instrText xml:space="preserve"> PAGEREF _Toc227582514 \h </w:instrText>
+              <w:instrText xml:space="preserve"> PAGEREF _Toc227661613 \h </w:instrText>
             </w:r>
             <w:r>
               <w:rPr>
@@ -972,7 +1011,7 @@
                 <w:noProof/>
                 <w:webHidden/>
               </w:rPr>
-              <w:t>3</w:t>
+              <w:t>4</w:t>
             </w:r>
             <w:r>
               <w:rPr>
@@ -1000,7 +1039,7 @@
               <w14:ligatures w14:val="standardContextual"/>
             </w:rPr>
           </w:pPr>
-          <w:hyperlink w:anchor="_Toc227582515" w:history="1">
+          <w:hyperlink w:anchor="_Toc227661614" w:history="1">
             <w:r>
               <w:rPr>
                 <w:rStyle w:val="Hipervnculo"/>
@@ -1050,7 +1089,7 @@
                 <w:noProof/>
                 <w:webHidden/>
               </w:rPr>
-              <w:instrText xml:space="preserve"> PAGEREF _Toc227582515 \h </w:instrText>
+              <w:instrText xml:space="preserve"> PAGEREF _Toc227661614 \h </w:instrText>
             </w:r>
             <w:r>
               <w:rPr>
@@ -1070,7 +1109,7 @@
                 <w:noProof/>
                 <w:webHidden/>
               </w:rPr>
-              <w:t>3</w:t>
+              <w:t>5</w:t>
             </w:r>
             <w:r>
               <w:rPr>
@@ -1097,7 +1136,7 @@
               <w14:ligatures w14:val="standardContextual"/>
             </w:rPr>
           </w:pPr>
-          <w:hyperlink w:anchor="_Toc227582516" w:history="1">
+          <w:hyperlink w:anchor="_Toc227661615" w:history="1">
             <w:r>
               <w:rPr>
                 <w:rStyle w:val="Hipervnculo"/>
@@ -1126,7 +1165,7 @@
                 <w:noProof/>
                 <w:webHidden/>
               </w:rPr>
-              <w:instrText xml:space="preserve"> PAGEREF _Toc227582516 \h </w:instrText>
+              <w:instrText xml:space="preserve"> PAGEREF _Toc227661615 \h </w:instrText>
             </w:r>
             <w:r>
               <w:rPr>
@@ -1146,7 +1185,7 @@
                 <w:noProof/>
                 <w:webHidden/>
               </w:rPr>
-              <w:t>3</w:t>
+              <w:t>5</w:t>
             </w:r>
             <w:r>
               <w:rPr>
@@ -1174,7 +1213,7 @@
               <w14:ligatures w14:val="standardContextual"/>
             </w:rPr>
           </w:pPr>
-          <w:hyperlink w:anchor="_Toc227582517" w:history="1">
+          <w:hyperlink w:anchor="_Toc227661616" w:history="1">
             <w:r>
               <w:rPr>
                 <w:rStyle w:val="Hipervnculo"/>
@@ -1225,7 +1264,7 @@
                 <w:noProof/>
                 <w:webHidden/>
               </w:rPr>
-              <w:instrText xml:space="preserve"> PAGEREF _Toc227582517 \h </w:instrText>
+              <w:instrText xml:space="preserve"> PAGEREF _Toc227661616 \h </w:instrText>
             </w:r>
             <w:r>
               <w:rPr>
@@ -1245,7 +1284,7 @@
                 <w:noProof/>
                 <w:webHidden/>
               </w:rPr>
-              <w:t>4</w:t>
+              <w:t>5</w:t>
             </w:r>
             <w:r>
               <w:rPr>
@@ -1279,7 +1318,7 @@
         <w:ind w:left="720" w:hanging="360"/>
       </w:pPr>
       <w:bookmarkStart w:id="0" w:name="_Toc227220817"/>
-      <w:bookmarkStart w:id="1" w:name="_Toc227582506"/>
+      <w:bookmarkStart w:id="1" w:name="_Toc227661605"/>
       <w:r>
         <w:rPr>
           <w:b/>
@@ -1344,7 +1383,7 @@
         </w:rPr>
       </w:pPr>
       <w:bookmarkStart w:id="2" w:name="_Toc227220818"/>
-      <w:bookmarkStart w:id="3" w:name="_Toc227582507"/>
+      <w:bookmarkStart w:id="3" w:name="_Toc227661606"/>
       <w:r>
         <w:rPr>
           <w:b/>
@@ -1379,7 +1418,7 @@
           <w:bCs/>
         </w:rPr>
       </w:pPr>
-      <w:bookmarkStart w:id="4" w:name="_Toc227582508"/>
+      <w:bookmarkStart w:id="4" w:name="_Toc227661607"/>
       <w:r>
         <w:rPr>
           <w:b/>
@@ -1395,6 +1434,62 @@
         <w:t>.</w:t>
       </w:r>
       <w:bookmarkEnd w:id="4"/>
+    </w:p>
+    <w:p>
+      <w:pPr>
+        <w:jc w:val="center"/>
+      </w:pPr>
+      <w:r>
+        <w:rPr>
+          <w:noProof/>
+        </w:rPr>
+        <w:drawing>
+          <wp:inline distT="0" distB="0" distL="0" distR="0" wp14:anchorId="3F23067B" wp14:editId="45E10C63">
+            <wp:extent cx="1029600" cy="2095200"/>
+            <wp:effectExtent l="0" t="0" r="0" b="635"/>
+            <wp:docPr id="1285249869" name="Imagen 1"/>
+            <wp:cNvGraphicFramePr>
+              <a:graphicFrameLocks xmlns:a="http://schemas.openxmlformats.org/drawingml/2006/main" noChangeAspect="1"/>
+            </wp:cNvGraphicFramePr>
+            <a:graphic xmlns:a="http://schemas.openxmlformats.org/drawingml/2006/main">
+              <a:graphicData uri="http://schemas.openxmlformats.org/drawingml/2006/picture">
+                <pic:pic xmlns:pic="http://schemas.openxmlformats.org/drawingml/2006/picture">
+                  <pic:nvPicPr>
+                    <pic:cNvPr id="1285249869" name="Imagen 1285249869"/>
+                    <pic:cNvPicPr/>
+                  </pic:nvPicPr>
+                  <pic:blipFill>
+                    <a:blip r:embed="rId11" cstate="print">
+                      <a:extLst>
+                        <a:ext uri="{28A0092B-C50C-407E-A947-70E740481C1C}">
+                          <a14:useLocalDpi xmlns:a14="http://schemas.microsoft.com/office/drawing/2010/main" val="0"/>
+                        </a:ext>
+                      </a:extLst>
+                    </a:blip>
+                    <a:stretch>
+                      <a:fillRect/>
+                    </a:stretch>
+                  </pic:blipFill>
+                  <pic:spPr>
+                    <a:xfrm>
+                      <a:off x="0" y="0"/>
+                      <a:ext cx="1029600" cy="2095200"/>
+                    </a:xfrm>
+                    <a:prstGeom prst="rect">
+                      <a:avLst/>
+                    </a:prstGeom>
+                  </pic:spPr>
+                </pic:pic>
+              </a:graphicData>
+            </a:graphic>
+          </wp:inline>
+        </w:drawing>
+      </w:r>
+    </w:p>
+    <w:p>
+      <w:pPr>
+        <w:jc w:val="center"/>
+      </w:pPr>
     </w:p>
     <w:p>
       <w:pPr>
@@ -1413,7 +1508,25 @@
           <w:sz w:val="22"/>
           <w:szCs w:val="22"/>
         </w:rPr>
-        <w:t xml:space="preserve">Si es tu primera vez en la app, selecciona </w:t>
+        <w:t xml:space="preserve">Si es tu primera vez en la </w:t>
+      </w:r>
+      <w:proofErr w:type="gramStart"/>
+      <w:r>
+        <w:rPr>
+          <w:rFonts w:ascii="Arial" w:hAnsi="Arial" w:cs="Arial"/>
+          <w:sz w:val="22"/>
+          <w:szCs w:val="22"/>
+        </w:rPr>
+        <w:t>app</w:t>
+      </w:r>
+      <w:proofErr w:type="gramEnd"/>
+      <w:r>
+        <w:rPr>
+          <w:rFonts w:ascii="Arial" w:hAnsi="Arial" w:cs="Arial"/>
+          <w:sz w:val="22"/>
+          <w:szCs w:val="22"/>
+        </w:rPr>
+        <w:t xml:space="preserve">, selecciona </w:t>
       </w:r>
       <w:r>
         <w:rPr>
@@ -1449,23 +1562,7 @@
           <w:sz w:val="22"/>
           <w:szCs w:val="22"/>
         </w:rPr>
-        <w:t xml:space="preserve">Seguidamente se mostrará una pantalla donde se </w:t>
-      </w:r>
-      <w:r>
-        <w:rPr>
-          <w:rFonts w:ascii="Arial" w:hAnsi="Arial" w:cs="Arial"/>
-          <w:sz w:val="22"/>
-          <w:szCs w:val="22"/>
-        </w:rPr>
-        <w:t>solicitarán</w:t>
-      </w:r>
-      <w:r>
-        <w:rPr>
-          <w:rFonts w:ascii="Arial" w:hAnsi="Arial" w:cs="Arial"/>
-          <w:sz w:val="22"/>
-          <w:szCs w:val="22"/>
-        </w:rPr>
-        <w:t xml:space="preserve"> los siguientes datos.:</w:t>
+        <w:t>Seguidamente se mostrará una pantalla donde se solicitarán los siguientes datos.:</w:t>
       </w:r>
     </w:p>
     <w:p>
@@ -1599,6 +1696,78 @@
     </w:p>
     <w:p>
       <w:pPr>
+        <w:ind w:firstLine="720"/>
+        <w:jc w:val="both"/>
+      </w:pPr>
+    </w:p>
+    <w:p>
+      <w:pPr>
+        <w:ind w:firstLine="720"/>
+        <w:jc w:val="both"/>
+      </w:pPr>
+    </w:p>
+    <w:p>
+      <w:pPr>
+        <w:ind w:firstLine="720"/>
+        <w:jc w:val="both"/>
+      </w:pPr>
+    </w:p>
+    <w:p>
+      <w:pPr>
+        <w:ind w:firstLine="720"/>
+        <w:jc w:val="both"/>
+      </w:pPr>
+    </w:p>
+    <w:p>
+      <w:pPr>
+        <w:ind w:firstLine="720"/>
+        <w:jc w:val="both"/>
+      </w:pPr>
+    </w:p>
+    <w:p>
+      <w:pPr>
+        <w:ind w:firstLine="720"/>
+        <w:jc w:val="both"/>
+      </w:pPr>
+    </w:p>
+    <w:p>
+      <w:pPr>
+        <w:ind w:firstLine="720"/>
+        <w:jc w:val="both"/>
+      </w:pPr>
+    </w:p>
+    <w:p>
+      <w:pPr>
+        <w:ind w:firstLine="720"/>
+        <w:jc w:val="both"/>
+      </w:pPr>
+    </w:p>
+    <w:p>
+      <w:pPr>
+        <w:ind w:firstLine="720"/>
+        <w:jc w:val="both"/>
+      </w:pPr>
+    </w:p>
+    <w:p>
+      <w:pPr>
+        <w:ind w:firstLine="720"/>
+        <w:jc w:val="both"/>
+      </w:pPr>
+    </w:p>
+    <w:p>
+      <w:pPr>
+        <w:ind w:firstLine="720"/>
+        <w:jc w:val="both"/>
+      </w:pPr>
+    </w:p>
+    <w:p>
+      <w:pPr>
+        <w:ind w:firstLine="720"/>
+        <w:jc w:val="both"/>
+      </w:pPr>
+    </w:p>
+    <w:p>
+      <w:pPr>
         <w:pStyle w:val="Ttulo2"/>
         <w:rPr>
           <w:b/>
@@ -1608,7 +1777,7 @@
       <w:r>
         <w:tab/>
       </w:r>
-      <w:bookmarkStart w:id="5" w:name="_Toc227582509"/>
+      <w:bookmarkStart w:id="5" w:name="_Toc227661608"/>
       <w:r>
         <w:rPr>
           <w:b/>
@@ -1629,6 +1798,79 @@
       <w:pPr>
         <w:pStyle w:val="Textosinformato"/>
         <w:ind w:left="720"/>
+        <w:jc w:val="center"/>
+        <w:rPr>
+          <w:rFonts w:ascii="Arial" w:hAnsi="Arial" w:cs="Arial"/>
+          <w:sz w:val="22"/>
+          <w:szCs w:val="22"/>
+        </w:rPr>
+      </w:pPr>
+      <w:r>
+        <w:rPr>
+          <w:rFonts w:ascii="Arial" w:hAnsi="Arial" w:cs="Arial"/>
+          <w:noProof/>
+          <w:sz w:val="22"/>
+          <w:szCs w:val="22"/>
+          <w14:ligatures w14:val="none"/>
+        </w:rPr>
+        <w:drawing>
+          <wp:inline distT="0" distB="0" distL="0" distR="0" wp14:anchorId="3FBA4FEE" wp14:editId="1F34C11C">
+            <wp:extent cx="1018800" cy="2264400"/>
+            <wp:effectExtent l="0" t="0" r="0" b="3175"/>
+            <wp:docPr id="931866935" name="Imagen 2"/>
+            <wp:cNvGraphicFramePr>
+              <a:graphicFrameLocks xmlns:a="http://schemas.openxmlformats.org/drawingml/2006/main" noChangeAspect="1"/>
+            </wp:cNvGraphicFramePr>
+            <a:graphic xmlns:a="http://schemas.openxmlformats.org/drawingml/2006/main">
+              <a:graphicData uri="http://schemas.openxmlformats.org/drawingml/2006/picture">
+                <pic:pic xmlns:pic="http://schemas.openxmlformats.org/drawingml/2006/picture">
+                  <pic:nvPicPr>
+                    <pic:cNvPr id="931866935" name="Imagen 931866935"/>
+                    <pic:cNvPicPr/>
+                  </pic:nvPicPr>
+                  <pic:blipFill>
+                    <a:blip r:embed="rId12" cstate="print">
+                      <a:extLst>
+                        <a:ext uri="{28A0092B-C50C-407E-A947-70E740481C1C}">
+                          <a14:useLocalDpi xmlns:a14="http://schemas.microsoft.com/office/drawing/2010/main" val="0"/>
+                        </a:ext>
+                      </a:extLst>
+                    </a:blip>
+                    <a:stretch>
+                      <a:fillRect/>
+                    </a:stretch>
+                  </pic:blipFill>
+                  <pic:spPr>
+                    <a:xfrm>
+                      <a:off x="0" y="0"/>
+                      <a:ext cx="1018800" cy="2264400"/>
+                    </a:xfrm>
+                    <a:prstGeom prst="rect">
+                      <a:avLst/>
+                    </a:prstGeom>
+                  </pic:spPr>
+                </pic:pic>
+              </a:graphicData>
+            </a:graphic>
+          </wp:inline>
+        </w:drawing>
+      </w:r>
+    </w:p>
+    <w:p>
+      <w:pPr>
+        <w:pStyle w:val="Textosinformato"/>
+        <w:ind w:left="720"/>
+        <w:rPr>
+          <w:rFonts w:ascii="Arial" w:hAnsi="Arial" w:cs="Arial"/>
+          <w:sz w:val="22"/>
+          <w:szCs w:val="22"/>
+        </w:rPr>
+      </w:pPr>
+    </w:p>
+    <w:p>
+      <w:pPr>
+        <w:pStyle w:val="Textosinformato"/>
+        <w:ind w:left="720"/>
         <w:rPr>
           <w:rFonts w:ascii="Arial" w:hAnsi="Arial" w:cs="Arial"/>
           <w:sz w:val="22"/>
@@ -1697,6 +1939,11 @@
       <w:r>
         <w:tab/>
       </w:r>
+    </w:p>
+    <w:p>
+      <w:pPr>
+        <w:ind w:firstLine="720"/>
+      </w:pPr>
     </w:p>
     <w:p>
       <w:pPr>
@@ -1712,7 +1959,7 @@
         </w:rPr>
       </w:pPr>
       <w:bookmarkStart w:id="6" w:name="_Toc227220819"/>
-      <w:bookmarkStart w:id="7" w:name="_Toc227582510"/>
+      <w:bookmarkStart w:id="7" w:name="_Toc227661609"/>
       <w:r>
         <w:rPr>
           <w:b/>
@@ -1740,7 +1987,7 @@
         </w:rPr>
       </w:pPr>
       <w:bookmarkStart w:id="8" w:name="_Toc227220820"/>
-      <w:bookmarkStart w:id="9" w:name="_Toc227582511"/>
+      <w:bookmarkStart w:id="9" w:name="_Toc227661610"/>
       <w:r>
         <w:rPr>
           <w:b/>
@@ -1762,6 +2009,79 @@
       <w:pPr>
         <w:pStyle w:val="Textosinformato"/>
         <w:ind w:left="708"/>
+        <w:jc w:val="center"/>
+        <w:rPr>
+          <w:rFonts w:ascii="Arial" w:hAnsi="Arial" w:cs="Arial"/>
+          <w:sz w:val="22"/>
+          <w:szCs w:val="22"/>
+        </w:rPr>
+      </w:pPr>
+      <w:r>
+        <w:rPr>
+          <w:rFonts w:ascii="Arial" w:hAnsi="Arial" w:cs="Arial"/>
+          <w:noProof/>
+          <w:sz w:val="22"/>
+          <w:szCs w:val="22"/>
+          <w14:ligatures w14:val="none"/>
+        </w:rPr>
+        <w:drawing>
+          <wp:inline distT="0" distB="0" distL="0" distR="0" wp14:anchorId="3D8C3EBE" wp14:editId="6C980640">
+            <wp:extent cx="885600" cy="1969200"/>
+            <wp:effectExtent l="0" t="0" r="0" b="0"/>
+            <wp:docPr id="1251108965" name="Imagen 3"/>
+            <wp:cNvGraphicFramePr>
+              <a:graphicFrameLocks xmlns:a="http://schemas.openxmlformats.org/drawingml/2006/main" noChangeAspect="1"/>
+            </wp:cNvGraphicFramePr>
+            <a:graphic xmlns:a="http://schemas.openxmlformats.org/drawingml/2006/main">
+              <a:graphicData uri="http://schemas.openxmlformats.org/drawingml/2006/picture">
+                <pic:pic xmlns:pic="http://schemas.openxmlformats.org/drawingml/2006/picture">
+                  <pic:nvPicPr>
+                    <pic:cNvPr id="1251108965" name="Imagen 1251108965"/>
+                    <pic:cNvPicPr/>
+                  </pic:nvPicPr>
+                  <pic:blipFill>
+                    <a:blip r:embed="rId13" cstate="print">
+                      <a:extLst>
+                        <a:ext uri="{28A0092B-C50C-407E-A947-70E740481C1C}">
+                          <a14:useLocalDpi xmlns:a14="http://schemas.microsoft.com/office/drawing/2010/main" val="0"/>
+                        </a:ext>
+                      </a:extLst>
+                    </a:blip>
+                    <a:stretch>
+                      <a:fillRect/>
+                    </a:stretch>
+                  </pic:blipFill>
+                  <pic:spPr>
+                    <a:xfrm>
+                      <a:off x="0" y="0"/>
+                      <a:ext cx="885600" cy="1969200"/>
+                    </a:xfrm>
+                    <a:prstGeom prst="rect">
+                      <a:avLst/>
+                    </a:prstGeom>
+                  </pic:spPr>
+                </pic:pic>
+              </a:graphicData>
+            </a:graphic>
+          </wp:inline>
+        </w:drawing>
+      </w:r>
+    </w:p>
+    <w:p>
+      <w:pPr>
+        <w:pStyle w:val="Textosinformato"/>
+        <w:ind w:left="708"/>
+        <w:rPr>
+          <w:rFonts w:ascii="Arial" w:hAnsi="Arial" w:cs="Arial"/>
+          <w:sz w:val="22"/>
+          <w:szCs w:val="22"/>
+        </w:rPr>
+      </w:pPr>
+    </w:p>
+    <w:p>
+      <w:pPr>
+        <w:pStyle w:val="Textosinformato"/>
+        <w:ind w:left="708"/>
         <w:rPr>
           <w:rFonts w:ascii="Arial" w:hAnsi="Arial" w:cs="Arial"/>
           <w:sz w:val="22"/>
@@ -1794,12 +2114,13 @@
         </w:rPr>
       </w:pPr>
       <w:bookmarkStart w:id="10" w:name="_Toc227220821"/>
-      <w:bookmarkStart w:id="11" w:name="_Toc227582512"/>
+      <w:bookmarkStart w:id="11" w:name="_Toc227661611"/>
       <w:r>
         <w:rPr>
           <w:b/>
           <w:bCs/>
         </w:rPr>
+        <w:lastRenderedPageBreak/>
         <w:t>Paso 2: Elección de Fecha y Hora</w:t>
       </w:r>
       <w:bookmarkEnd w:id="10"/>
@@ -1816,59 +2137,62 @@
       <w:pPr>
         <w:pStyle w:val="Textosinformato"/>
         <w:ind w:left="708"/>
-        <w:rPr>
-          <w:rFonts w:ascii="Arial" w:hAnsi="Arial" w:cs="Arial"/>
-          <w:sz w:val="22"/>
-          <w:szCs w:val="22"/>
-        </w:rPr>
-      </w:pPr>
-      <w:r>
-        <w:rPr>
-          <w:rFonts w:ascii="Arial" w:hAnsi="Arial" w:cs="Arial"/>
-          <w:sz w:val="22"/>
-          <w:szCs w:val="22"/>
-        </w:rPr>
-        <w:t xml:space="preserve">En el </w:t>
-      </w:r>
-      <w:r>
-        <w:rPr>
-          <w:rFonts w:ascii="Arial" w:hAnsi="Arial" w:cs="Arial"/>
-          <w:sz w:val="22"/>
-          <w:szCs w:val="22"/>
-        </w:rPr>
-        <w:t>Calendario:</w:t>
-      </w:r>
-      <w:r>
-        <w:rPr>
-          <w:rFonts w:ascii="Arial" w:hAnsi="Arial" w:cs="Arial"/>
-          <w:sz w:val="22"/>
-          <w:szCs w:val="22"/>
-        </w:rPr>
-        <w:t xml:space="preserve"> </w:t>
-      </w:r>
-      <w:r>
-        <w:rPr>
-          <w:rFonts w:ascii="Arial" w:hAnsi="Arial" w:cs="Arial"/>
-          <w:sz w:val="22"/>
-          <w:szCs w:val="22"/>
-        </w:rPr>
-        <w:t xml:space="preserve">Selecciona el día que prefieras. Los días con disponibilidad se </w:t>
-      </w:r>
-      <w:r>
-        <w:rPr>
-          <w:rFonts w:ascii="Arial" w:hAnsi="Arial" w:cs="Arial"/>
-          <w:sz w:val="22"/>
-          <w:szCs w:val="22"/>
-        </w:rPr>
-        <w:t>podrán seleccionar, aquellos no disponibles no podrán ser seleccionados</w:t>
-      </w:r>
-      <w:r>
-        <w:rPr>
-          <w:rFonts w:ascii="Arial" w:hAnsi="Arial" w:cs="Arial"/>
-          <w:sz w:val="22"/>
-          <w:szCs w:val="22"/>
-        </w:rPr>
-        <w:t>.</w:t>
+        <w:jc w:val="center"/>
+        <w:rPr>
+          <w:rFonts w:ascii="Arial" w:hAnsi="Arial" w:cs="Arial"/>
+          <w:sz w:val="22"/>
+          <w:szCs w:val="22"/>
+        </w:rPr>
+      </w:pPr>
+      <w:r>
+        <w:rPr>
+          <w:rFonts w:ascii="Arial" w:hAnsi="Arial" w:cs="Arial"/>
+          <w:noProof/>
+          <w:sz w:val="22"/>
+          <w:szCs w:val="22"/>
+          <w14:ligatures w14:val="none"/>
+        </w:rPr>
+        <w:drawing>
+          <wp:inline distT="0" distB="0" distL="0" distR="0" wp14:anchorId="67476B37" wp14:editId="74E4121E">
+            <wp:extent cx="885600" cy="1969200"/>
+            <wp:effectExtent l="0" t="0" r="0" b="0"/>
+            <wp:docPr id="1525150635" name="Imagen 4"/>
+            <wp:cNvGraphicFramePr>
+              <a:graphicFrameLocks xmlns:a="http://schemas.openxmlformats.org/drawingml/2006/main" noChangeAspect="1"/>
+            </wp:cNvGraphicFramePr>
+            <a:graphic xmlns:a="http://schemas.openxmlformats.org/drawingml/2006/main">
+              <a:graphicData uri="http://schemas.openxmlformats.org/drawingml/2006/picture">
+                <pic:pic xmlns:pic="http://schemas.openxmlformats.org/drawingml/2006/picture">
+                  <pic:nvPicPr>
+                    <pic:cNvPr id="1525150635" name="Imagen 1525150635"/>
+                    <pic:cNvPicPr/>
+                  </pic:nvPicPr>
+                  <pic:blipFill>
+                    <a:blip r:embed="rId14" cstate="print">
+                      <a:extLst>
+                        <a:ext uri="{28A0092B-C50C-407E-A947-70E740481C1C}">
+                          <a14:useLocalDpi xmlns:a14="http://schemas.microsoft.com/office/drawing/2010/main" val="0"/>
+                        </a:ext>
+                      </a:extLst>
+                    </a:blip>
+                    <a:stretch>
+                      <a:fillRect/>
+                    </a:stretch>
+                  </pic:blipFill>
+                  <pic:spPr>
+                    <a:xfrm>
+                      <a:off x="0" y="0"/>
+                      <a:ext cx="885600" cy="1969200"/>
+                    </a:xfrm>
+                    <a:prstGeom prst="rect">
+                      <a:avLst/>
+                    </a:prstGeom>
+                  </pic:spPr>
+                </pic:pic>
+              </a:graphicData>
+            </a:graphic>
+          </wp:inline>
+        </w:drawing>
       </w:r>
     </w:p>
     <w:p>
@@ -1881,6 +2205,76 @@
           <w:szCs w:val="22"/>
         </w:rPr>
       </w:pPr>
+    </w:p>
+    <w:p>
+      <w:pPr>
+        <w:pStyle w:val="Textosinformato"/>
+        <w:ind w:left="708"/>
+        <w:rPr>
+          <w:rFonts w:ascii="Arial" w:hAnsi="Arial" w:cs="Arial"/>
+          <w:sz w:val="22"/>
+          <w:szCs w:val="22"/>
+        </w:rPr>
+      </w:pPr>
+      <w:r>
+        <w:rPr>
+          <w:rFonts w:ascii="Arial" w:hAnsi="Arial" w:cs="Arial"/>
+          <w:sz w:val="22"/>
+          <w:szCs w:val="22"/>
+        </w:rPr>
+        <w:t xml:space="preserve">En el </w:t>
+      </w:r>
+      <w:r>
+        <w:rPr>
+          <w:rFonts w:ascii="Arial" w:hAnsi="Arial" w:cs="Arial"/>
+          <w:sz w:val="22"/>
+          <w:szCs w:val="22"/>
+        </w:rPr>
+        <w:t>Calendario:</w:t>
+      </w:r>
+      <w:r>
+        <w:rPr>
+          <w:rFonts w:ascii="Arial" w:hAnsi="Arial" w:cs="Arial"/>
+          <w:sz w:val="22"/>
+          <w:szCs w:val="22"/>
+        </w:rPr>
+        <w:t xml:space="preserve"> </w:t>
+      </w:r>
+      <w:r>
+        <w:rPr>
+          <w:rFonts w:ascii="Arial" w:hAnsi="Arial" w:cs="Arial"/>
+          <w:sz w:val="22"/>
+          <w:szCs w:val="22"/>
+        </w:rPr>
+        <w:t xml:space="preserve">Selecciona el día que prefieras. Los días con disponibilidad se </w:t>
+      </w:r>
+      <w:r>
+        <w:rPr>
+          <w:rFonts w:ascii="Arial" w:hAnsi="Arial" w:cs="Arial"/>
+          <w:sz w:val="22"/>
+          <w:szCs w:val="22"/>
+        </w:rPr>
+        <w:t>podrán seleccionar, aquellos no disponibles no podrán ser seleccionados</w:t>
+      </w:r>
+      <w:r>
+        <w:rPr>
+          <w:rFonts w:ascii="Arial" w:hAnsi="Arial" w:cs="Arial"/>
+          <w:sz w:val="22"/>
+          <w:szCs w:val="22"/>
+        </w:rPr>
+        <w:t>.</w:t>
+      </w:r>
+    </w:p>
+    <w:p>
+      <w:pPr>
+        <w:pStyle w:val="Textosinformato"/>
+        <w:ind w:left="708"/>
+        <w:rPr>
+          <w:rFonts w:ascii="Arial" w:hAnsi="Arial" w:cs="Arial"/>
+          <w:sz w:val="22"/>
+          <w:szCs w:val="22"/>
+        </w:rPr>
+      </w:pPr>
       <w:r>
         <w:rPr>
           <w:rFonts w:ascii="Arial" w:hAnsi="Arial" w:cs="Arial"/>
@@ -1916,13 +2310,12 @@
         </w:rPr>
       </w:pPr>
       <w:bookmarkStart w:id="12" w:name="_Toc227220823"/>
-      <w:bookmarkStart w:id="13" w:name="_Toc227582513"/>
+      <w:bookmarkStart w:id="13" w:name="_Toc227661612"/>
       <w:r>
         <w:rPr>
           <w:b/>
           <w:bCs/>
         </w:rPr>
-        <w:lastRenderedPageBreak/>
         <w:t xml:space="preserve">Paso </w:t>
       </w:r>
       <w:r>
@@ -1975,7 +2368,7 @@
         </w:rPr>
       </w:pPr>
       <w:bookmarkStart w:id="14" w:name="_Toc227220824"/>
-      <w:bookmarkStart w:id="15" w:name="_Toc227582514"/>
+      <w:bookmarkStart w:id="15" w:name="_Toc227661613"/>
       <w:r>
         <w:rPr>
           <w:b/>
@@ -1992,6 +2385,63 @@
         <w:t>.</w:t>
       </w:r>
       <w:bookmarkEnd w:id="15"/>
+    </w:p>
+    <w:p>
+      <w:pPr>
+        <w:ind w:left="720"/>
+        <w:jc w:val="center"/>
+      </w:pPr>
+      <w:r>
+        <w:rPr>
+          <w:noProof/>
+        </w:rPr>
+        <w:drawing>
+          <wp:inline distT="0" distB="0" distL="0" distR="0" wp14:anchorId="4120E8DD" wp14:editId="5678D72F">
+            <wp:extent cx="885600" cy="1969200"/>
+            <wp:effectExtent l="0" t="0" r="0" b="0"/>
+            <wp:docPr id="882879836" name="Imagen 5"/>
+            <wp:cNvGraphicFramePr>
+              <a:graphicFrameLocks xmlns:a="http://schemas.openxmlformats.org/drawingml/2006/main" noChangeAspect="1"/>
+            </wp:cNvGraphicFramePr>
+            <a:graphic xmlns:a="http://schemas.openxmlformats.org/drawingml/2006/main">
+              <a:graphicData uri="http://schemas.openxmlformats.org/drawingml/2006/picture">
+                <pic:pic xmlns:pic="http://schemas.openxmlformats.org/drawingml/2006/picture">
+                  <pic:nvPicPr>
+                    <pic:cNvPr id="882879836" name="Imagen 882879836"/>
+                    <pic:cNvPicPr/>
+                  </pic:nvPicPr>
+                  <pic:blipFill>
+                    <a:blip r:embed="rId13" cstate="print">
+                      <a:extLst>
+                        <a:ext uri="{28A0092B-C50C-407E-A947-70E740481C1C}">
+                          <a14:useLocalDpi xmlns:a14="http://schemas.microsoft.com/office/drawing/2010/main" val="0"/>
+                        </a:ext>
+                      </a:extLst>
+                    </a:blip>
+                    <a:stretch>
+                      <a:fillRect/>
+                    </a:stretch>
+                  </pic:blipFill>
+                  <pic:spPr>
+                    <a:xfrm>
+                      <a:off x="0" y="0"/>
+                      <a:ext cx="885600" cy="1969200"/>
+                    </a:xfrm>
+                    <a:prstGeom prst="rect">
+                      <a:avLst/>
+                    </a:prstGeom>
+                  </pic:spPr>
+                </pic:pic>
+              </a:graphicData>
+            </a:graphic>
+          </wp:inline>
+        </w:drawing>
+      </w:r>
+    </w:p>
+    <w:p>
+      <w:pPr>
+        <w:ind w:left="720"/>
+      </w:pPr>
     </w:p>
     <w:p>
       <w:pPr>
@@ -2057,12 +2507,13 @@
         </w:rPr>
       </w:pPr>
       <w:bookmarkStart w:id="16" w:name="_Toc227220825"/>
-      <w:bookmarkStart w:id="17" w:name="_Toc227582515"/>
+      <w:bookmarkStart w:id="17" w:name="_Toc227661614"/>
       <w:r>
         <w:rPr>
           <w:b/>
           <w:bCs/>
         </w:rPr>
+        <w:lastRenderedPageBreak/>
         <w:t>Panel de Administración</w:t>
       </w:r>
       <w:bookmarkEnd w:id="16"/>
@@ -2095,35 +2546,90 @@
           <w:bCs/>
         </w:rPr>
       </w:pPr>
-      <w:bookmarkStart w:id="18" w:name="_Toc227582516"/>
+      <w:bookmarkStart w:id="18" w:name="_Toc227661615"/>
       <w:r>
         <w:rPr>
           <w:b/>
           <w:bCs/>
         </w:rPr>
-        <w:t>Visualización de la Agenda</w:t>
-      </w:r>
-      <w:r>
-        <w:rPr>
+        <w:t>Visualización de la Agenda.</w:t>
+      </w:r>
+      <w:bookmarkEnd w:id="18"/>
+    </w:p>
+    <w:p>
+      <w:pPr>
+        <w:pStyle w:val="Textosinformato"/>
+        <w:ind w:firstLine="720"/>
+        <w:rPr>
+          <w:rFonts w:ascii="Arial" w:hAnsi="Arial" w:cs="Arial"/>
           <w:b/>
           <w:bCs/>
-        </w:rPr>
-        <w:t>.</w:t>
-      </w:r>
-      <w:bookmarkEnd w:id="18"/>
+          <w:sz w:val="22"/>
+          <w:szCs w:val="22"/>
+        </w:rPr>
+      </w:pPr>
     </w:p>
     <w:p>
       <w:pPr>
         <w:pStyle w:val="Textosinformato"/>
         <w:ind w:firstLine="720"/>
-        <w:rPr>
-          <w:rFonts w:ascii="Arial" w:hAnsi="Arial" w:cs="Arial"/>
-          <w:b/>
-          <w:bCs/>
-          <w:sz w:val="22"/>
-          <w:szCs w:val="22"/>
-        </w:rPr>
-      </w:pPr>
+        <w:jc w:val="center"/>
+        <w:rPr>
+          <w:rFonts w:ascii="Arial" w:hAnsi="Arial" w:cs="Arial"/>
+          <w:sz w:val="22"/>
+          <w:szCs w:val="22"/>
+        </w:rPr>
+      </w:pPr>
+      <w:r>
+        <w:rPr>
+          <w:rFonts w:ascii="Arial" w:hAnsi="Arial" w:cs="Arial"/>
+          <w:noProof/>
+          <w:sz w:val="22"/>
+          <w:szCs w:val="22"/>
+          <w14:ligatures w14:val="none"/>
+        </w:rPr>
+        <w:drawing>
+          <wp:inline distT="0" distB="0" distL="0" distR="0" wp14:anchorId="079757B7" wp14:editId="2411B5D1">
+            <wp:extent cx="885600" cy="1969200"/>
+            <wp:effectExtent l="0" t="0" r="0" b="0"/>
+            <wp:docPr id="928792277" name="Imagen 6"/>
+            <wp:cNvGraphicFramePr>
+              <a:graphicFrameLocks xmlns:a="http://schemas.openxmlformats.org/drawingml/2006/main" noChangeAspect="1"/>
+            </wp:cNvGraphicFramePr>
+            <a:graphic xmlns:a="http://schemas.openxmlformats.org/drawingml/2006/main">
+              <a:graphicData uri="http://schemas.openxmlformats.org/drawingml/2006/picture">
+                <pic:pic xmlns:pic="http://schemas.openxmlformats.org/drawingml/2006/picture">
+                  <pic:nvPicPr>
+                    <pic:cNvPr id="928792277" name="Imagen 928792277"/>
+                    <pic:cNvPicPr/>
+                  </pic:nvPicPr>
+                  <pic:blipFill>
+                    <a:blip r:embed="rId15" cstate="print">
+                      <a:extLst>
+                        <a:ext uri="{28A0092B-C50C-407E-A947-70E740481C1C}">
+                          <a14:useLocalDpi xmlns:a14="http://schemas.microsoft.com/office/drawing/2010/main" val="0"/>
+                        </a:ext>
+                      </a:extLst>
+                    </a:blip>
+                    <a:stretch>
+                      <a:fillRect/>
+                    </a:stretch>
+                  </pic:blipFill>
+                  <pic:spPr>
+                    <a:xfrm>
+                      <a:off x="0" y="0"/>
+                      <a:ext cx="885600" cy="1969200"/>
+                    </a:xfrm>
+                    <a:prstGeom prst="rect">
+                      <a:avLst/>
+                    </a:prstGeom>
+                  </pic:spPr>
+                </pic:pic>
+              </a:graphicData>
+            </a:graphic>
+          </wp:inline>
+        </w:drawing>
+      </w:r>
     </w:p>
     <w:p>
       <w:pPr>
@@ -2135,6 +2641,17 @@
           <w:szCs w:val="22"/>
         </w:rPr>
       </w:pPr>
+    </w:p>
+    <w:p>
+      <w:pPr>
+        <w:pStyle w:val="Textosinformato"/>
+        <w:ind w:firstLine="720"/>
+        <w:rPr>
+          <w:rFonts w:ascii="Arial" w:hAnsi="Arial" w:cs="Arial"/>
+          <w:sz w:val="22"/>
+          <w:szCs w:val="22"/>
+        </w:rPr>
+      </w:pPr>
       <w:r>
         <w:rPr>
           <w:rFonts w:ascii="Arial" w:hAnsi="Arial" w:cs="Arial"/>
@@ -2171,16 +2688,7 @@
         <w:t>VER TODAS LAS CITAS permite una visualización completa de la carga de trabajo de la barbería</w:t>
       </w:r>
       <w:r>
-        <w:t xml:space="preserve">, </w:t>
-      </w:r>
-      <w:r>
-        <w:t xml:space="preserve">aparecen </w:t>
-      </w:r>
-      <w:r>
-        <w:t xml:space="preserve">todas las </w:t>
-      </w:r>
-      <w:r>
-        <w:t>citas, cada etiqueta de cita nos muestra información como el Dia, Hora, Barbero, Nombre, Cuenta de correo y Teléfono móvil, además nos da la posibilidad de MODIFICAR o ANULAR.</w:t>
+        <w:t>, aparecen todas las citas, cada etiqueta de cita nos muestra información como el Dia, Hora, Barbero, Nombre, Cuenta de correo y Teléfono móvil, además nos da la posibilidad de MODIFICAR o ANULAR.</w:t>
       </w:r>
     </w:p>
     <w:p>
@@ -2212,7 +2720,7 @@
         </w:rPr>
       </w:pPr>
       <w:bookmarkStart w:id="19" w:name="_Toc227220826"/>
-      <w:bookmarkStart w:id="20" w:name="_Toc227582517"/>
+      <w:bookmarkStart w:id="20" w:name="_Toc227661616"/>
       <w:r>
         <w:rPr>
           <w:b/>
@@ -2250,10 +2758,10 @@
     </w:p>
     <w:p/>
     <w:sectPr>
-      <w:headerReference w:type="default" r:id="rId11"/>
-      <w:footerReference w:type="default" r:id="rId12"/>
-      <w:headerReference w:type="first" r:id="rId13"/>
-      <w:footerReference w:type="first" r:id="rId14"/>
+      <w:headerReference w:type="default" r:id="rId16"/>
+      <w:footerReference w:type="default" r:id="rId17"/>
+      <w:headerReference w:type="first" r:id="rId18"/>
+      <w:footerReference w:type="first" r:id="rId19"/>
       <w:pgSz w:w="11909" w:h="16834"/>
       <w:pgMar w:top="1440" w:right="1440" w:bottom="1440" w:left="1440" w:header="720" w:footer="720" w:gutter="0"/>
       <w:pgNumType w:start="1"/>
@@ -4605,28 +5113,28 @@
 </file>
 
 <file path=customXml/item1.xml><?xml version="1.0" encoding="utf-8"?>
+<b:Sources xmlns:b="http://schemas.openxmlformats.org/officeDocument/2006/bibliography" xmlns="http://schemas.openxmlformats.org/officeDocument/2006/bibliography" SelectedStyle="\APASixthEditionOfficeOnline.xsl" StyleName="APA" Version="6"/>
+</file>
+
+<file path=customXml/item2.xml><?xml version="1.0" encoding="utf-8"?>
 <go:gDocsCustomXmlDataStorage xmlns:go="http://customooxmlschemas.google.com/" xmlns:r="http://schemas.openxmlformats.org/officeDocument/2006/relationships" uri="GoogleDocsCustomDataVersion2">
   <go:docsCustomData xmlns:go="http://customooxmlschemas.google.com/" roundtripDataSignature="AMtx7mhmaqUBuhxakvumSvJYyzUWbBpzyg==">CgMxLjAyDmguY3hudTVicDVwZ2w1MgloLjMwajB6bGw4AHIhMXZ4VFBsdXF1cS1CWm1YZHFLVThZWUE3d2l2czZyaFdT</go:docsCustomData>
 </go:gDocsCustomXmlDataStorage>
 </file>
 
-<file path=customXml/item2.xml><?xml version="1.0" encoding="utf-8"?>
-<b:Sources xmlns:b="http://schemas.openxmlformats.org/officeDocument/2006/bibliography" xmlns="http://schemas.openxmlformats.org/officeDocument/2006/bibliography" SelectedStyle="\APASixthEditionOfficeOnline.xsl" StyleName="APA" Version="6"/>
+<file path=customXml/itemProps1.xml><?xml version="1.0" encoding="utf-8"?>
+<ds:datastoreItem xmlns:ds="http://schemas.openxmlformats.org/officeDocument/2006/customXml" ds:itemID="{FFB2CD5B-60D8-4C6F-9014-0D41ECDC2C6F}">
+  <ds:schemaRefs>
+    <ds:schemaRef ds:uri="http://schemas.openxmlformats.org/officeDocument/2006/bibliography"/>
+  </ds:schemaRefs>
+</ds:datastoreItem>
 </file>
 
-<file path=customXml/itemProps1.xml><?xml version="1.0" encoding="utf-8"?>
+<file path=customXml/itemProps2.xml><?xml version="1.0" encoding="utf-8"?>
 <ds:datastoreItem xmlns:ds="http://schemas.openxmlformats.org/officeDocument/2006/customXml" ds:itemID="{11111111-1234-1234-1234-123412341234}">
   <ds:schemaRefs>
     <ds:schemaRef ds:uri="http://customooxmlschemas.google.com/"/>
     <ds:schemaRef ds:uri="http://schemas.openxmlformats.org/officeDocument/2006/relationships"/>
   </ds:schemaRefs>
 </ds:datastoreItem>
-</file>
-
-<file path=customXml/itemProps2.xml><?xml version="1.0" encoding="utf-8"?>
-<ds:datastoreItem xmlns:ds="http://schemas.openxmlformats.org/officeDocument/2006/customXml" ds:itemID="{FFB2CD5B-60D8-4C6F-9014-0D41ECDC2C6F}">
-  <ds:schemaRefs>
-    <ds:schemaRef ds:uri="http://schemas.openxmlformats.org/officeDocument/2006/bibliography"/>
-  </ds:schemaRefs>
-</ds:datastoreItem>
 </file>
--- a/DOC/Manual de usuario.docx
+++ b/DOC/Manual de usuario.docx
@@ -19,19 +19,8 @@
           <w:sz w:val="56"/>
           <w:szCs w:val="56"/>
         </w:rPr>
-        <w:t xml:space="preserve">Manual de Usuario - </w:t>
-      </w:r>
-      <w:proofErr w:type="spellStart"/>
-      <w:r>
-        <w:rPr>
-          <w:b/>
-          <w:bCs/>
-          <w:sz w:val="56"/>
-          <w:szCs w:val="56"/>
-        </w:rPr>
-        <w:t>TriumBarber</w:t>
-      </w:r>
-      <w:proofErr w:type="spellEnd"/>
+        <w:t>Manual de Usuario - TriumBarber</w:t>
+      </w:r>
     </w:p>
     <w:p>
       <w:pPr>
@@ -84,23 +73,13 @@
           <w:lang w:val="en-US"/>
         </w:rPr>
       </w:pPr>
-      <w:proofErr w:type="spellStart"/>
       <w:r>
         <w:rPr>
           <w:sz w:val="28"/>
           <w:szCs w:val="28"/>
           <w:lang w:val="en-US"/>
         </w:rPr>
-        <w:t>Url</w:t>
-      </w:r>
-      <w:proofErr w:type="spellEnd"/>
-      <w:r>
-        <w:rPr>
-          <w:sz w:val="28"/>
-          <w:szCs w:val="28"/>
-          <w:lang w:val="en-US"/>
-        </w:rPr>
-        <w:t xml:space="preserve"> </w:t>
+        <w:t xml:space="preserve">Url </w:t>
       </w:r>
       <w:proofErr w:type="spellStart"/>
       <w:r>
@@ -140,29 +119,16 @@
     </w:p>
     <w:p>
       <w:pPr>
-        <w:rPr>
-          <w:sz w:val="28"/>
-          <w:szCs w:val="28"/>
-          <w:lang w:val="en-US"/>
-        </w:rPr>
-      </w:pPr>
-    </w:p>
-    <w:p>
-      <w:pPr>
         <w:jc w:val="center"/>
-        <w:rPr>
-          <w:sz w:val="28"/>
-          <w:szCs w:val="28"/>
-        </w:rPr>
       </w:pPr>
       <w:r>
         <w:rPr>
           <w:noProof/>
         </w:rPr>
         <w:drawing>
-          <wp:inline distT="0" distB="0" distL="0" distR="0" wp14:anchorId="349DC2F9" wp14:editId="234D95E9">
-            <wp:extent cx="4877223" cy="3254022"/>
-            <wp:effectExtent l="0" t="0" r="0" b="3810"/>
+          <wp:inline distT="0" distB="0" distL="0" distR="0" wp14:anchorId="349DC2F9" wp14:editId="183387F5">
+            <wp:extent cx="4876800" cy="2918460"/>
+            <wp:effectExtent l="0" t="0" r="0" b="0"/>
             <wp:docPr id="1651896373" name="Imagen 1"/>
             <wp:cNvGraphicFramePr>
               <a:graphicFrameLocks xmlns:a="http://schemas.openxmlformats.org/drawingml/2006/main" noChangeAspect="1"/>
@@ -189,7 +155,7 @@
                   <pic:spPr>
                     <a:xfrm>
                       <a:off x="0" y="0"/>
-                      <a:ext cx="4877223" cy="3254022"/>
+                      <a:ext cx="4877223" cy="2918713"/>
                     </a:xfrm>
                     <a:prstGeom prst="rect">
                       <a:avLst/>
@@ -202,15 +168,6 @@
         </w:drawing>
       </w:r>
     </w:p>
-    <w:p>
-      <w:pPr>
-        <w:rPr>
-          <w:sz w:val="28"/>
-          <w:szCs w:val="28"/>
-        </w:rPr>
-      </w:pPr>
-    </w:p>
-    <w:p/>
     <w:sdt>
       <w:sdtPr>
         <w:rPr>
@@ -267,7 +224,7 @@
           <w:r>
             <w:fldChar w:fldCharType="separate"/>
           </w:r>
-          <w:hyperlink w:anchor="_Toc227661605" w:history="1">
+          <w:hyperlink w:anchor="_Toc229678960" w:history="1">
             <w:r>
               <w:rPr>
                 <w:rStyle w:val="Hipervnculo"/>
@@ -317,7 +274,7 @@
                 <w:noProof/>
                 <w:webHidden/>
               </w:rPr>
-              <w:instrText xml:space="preserve"> PAGEREF _Toc227661605 \h </w:instrText>
+              <w:instrText xml:space="preserve"> PAGEREF _Toc229678960 \h </w:instrText>
             </w:r>
             <w:r>
               <w:rPr>
@@ -365,7 +322,7 @@
               <w14:ligatures w14:val="standardContextual"/>
             </w:rPr>
           </w:pPr>
-          <w:hyperlink w:anchor="_Toc227661606" w:history="1">
+          <w:hyperlink w:anchor="_Toc229678961" w:history="1">
             <w:r>
               <w:rPr>
                 <w:rStyle w:val="Hipervnculo"/>
@@ -394,7 +351,7 @@
                 <w:bCs/>
                 <w:noProof/>
               </w:rPr>
-              <w:t>Acceso y Seguridad de Cuenta.</w:t>
+              <w:t>Especificaciones Técnicas.</w:t>
             </w:r>
             <w:r>
               <w:rPr>
@@ -415,7 +372,7 @@
                 <w:noProof/>
                 <w:webHidden/>
               </w:rPr>
-              <w:instrText xml:space="preserve"> PAGEREF _Toc227661606 \h </w:instrText>
+              <w:instrText xml:space="preserve"> PAGEREF _Toc229678961 \h </w:instrText>
             </w:r>
             <w:r>
               <w:rPr>
@@ -462,7 +419,7 @@
               <w14:ligatures w14:val="standardContextual"/>
             </w:rPr>
           </w:pPr>
-          <w:hyperlink w:anchor="_Toc227661607" w:history="1">
+          <w:hyperlink w:anchor="_Toc229678962" w:history="1">
             <w:r>
               <w:rPr>
                 <w:rStyle w:val="Hipervnculo"/>
@@ -470,7 +427,7 @@
                 <w:bCs/>
                 <w:noProof/>
               </w:rPr>
-              <w:t>Registro de Usuarios.</w:t>
+              <w:t>Requisitos de Hardware.</w:t>
             </w:r>
             <w:r>
               <w:rPr>
@@ -491,7 +448,7 @@
                 <w:noProof/>
                 <w:webHidden/>
               </w:rPr>
-              <w:instrText xml:space="preserve"> PAGEREF _Toc227661607 \h </w:instrText>
+              <w:instrText xml:space="preserve"> PAGEREF _Toc229678962 \h </w:instrText>
             </w:r>
             <w:r>
               <w:rPr>
@@ -538,7 +495,7 @@
               <w14:ligatures w14:val="standardContextual"/>
             </w:rPr>
           </w:pPr>
-          <w:hyperlink w:anchor="_Toc227661608" w:history="1">
+          <w:hyperlink w:anchor="_Toc229678963" w:history="1">
             <w:r>
               <w:rPr>
                 <w:rStyle w:val="Hipervnculo"/>
@@ -546,7 +503,7 @@
                 <w:bCs/>
                 <w:noProof/>
               </w:rPr>
-              <w:t>Recuperación de Contraseña.</w:t>
+              <w:t>Requisitos de Software.</w:t>
             </w:r>
             <w:r>
               <w:rPr>
@@ -567,7 +524,7 @@
                 <w:noProof/>
                 <w:webHidden/>
               </w:rPr>
-              <w:instrText xml:space="preserve"> PAGEREF _Toc227661608 \h </w:instrText>
+              <w:instrText xml:space="preserve"> PAGEREF _Toc229678963 \h </w:instrText>
             </w:r>
             <w:r>
               <w:rPr>
@@ -587,7 +544,7 @@
                 <w:noProof/>
                 <w:webHidden/>
               </w:rPr>
-              <w:t>3</w:t>
+              <w:t>2</w:t>
             </w:r>
             <w:r>
               <w:rPr>
@@ -615,7 +572,7 @@
               <w14:ligatures w14:val="standardContextual"/>
             </w:rPr>
           </w:pPr>
-          <w:hyperlink w:anchor="_Toc227661609" w:history="1">
+          <w:hyperlink w:anchor="_Toc229678964" w:history="1">
             <w:r>
               <w:rPr>
                 <w:rStyle w:val="Hipervnculo"/>
@@ -644,7 +601,7 @@
                 <w:bCs/>
                 <w:noProof/>
               </w:rPr>
-              <w:t>Guía para el Cliente: Reserva de Citas.</w:t>
+              <w:t>Acceso y Seguridad de Cuenta.</w:t>
             </w:r>
             <w:r>
               <w:rPr>
@@ -665,7 +622,7 @@
                 <w:noProof/>
                 <w:webHidden/>
               </w:rPr>
-              <w:instrText xml:space="preserve"> PAGEREF _Toc227661609 \h </w:instrText>
+              <w:instrText xml:space="preserve"> PAGEREF _Toc229678964 \h </w:instrText>
             </w:r>
             <w:r>
               <w:rPr>
@@ -712,7 +669,7 @@
               <w14:ligatures w14:val="standardContextual"/>
             </w:rPr>
           </w:pPr>
-          <w:hyperlink w:anchor="_Toc227661610" w:history="1">
+          <w:hyperlink w:anchor="_Toc229678965" w:history="1">
             <w:r>
               <w:rPr>
                 <w:rStyle w:val="Hipervnculo"/>
@@ -720,7 +677,7 @@
                 <w:bCs/>
                 <w:noProof/>
               </w:rPr>
-              <w:t>Paso 1: Selección de Profesional.</w:t>
+              <w:t>Registro de Usuarios.</w:t>
             </w:r>
             <w:r>
               <w:rPr>
@@ -741,7 +698,7 @@
                 <w:noProof/>
                 <w:webHidden/>
               </w:rPr>
-              <w:instrText xml:space="preserve"> PAGEREF _Toc227661610 \h </w:instrText>
+              <w:instrText xml:space="preserve"> PAGEREF _Toc229678965 \h </w:instrText>
             </w:r>
             <w:r>
               <w:rPr>
@@ -788,7 +745,7 @@
               <w14:ligatures w14:val="standardContextual"/>
             </w:rPr>
           </w:pPr>
-          <w:hyperlink w:anchor="_Toc227661611" w:history="1">
+          <w:hyperlink w:anchor="_Toc229678966" w:history="1">
             <w:r>
               <w:rPr>
                 <w:rStyle w:val="Hipervnculo"/>
@@ -796,7 +753,7 @@
                 <w:bCs/>
                 <w:noProof/>
               </w:rPr>
-              <w:t>Paso 2: Elección de Fecha y Hora.</w:t>
+              <w:t>Recuperación de Contraseña.</w:t>
             </w:r>
             <w:r>
               <w:rPr>
@@ -817,83 +774,7 @@
                 <w:noProof/>
                 <w:webHidden/>
               </w:rPr>
-              <w:instrText xml:space="preserve"> PAGEREF _Toc227661611 \h </w:instrText>
-            </w:r>
-            <w:r>
-              <w:rPr>
-                <w:noProof/>
-                <w:webHidden/>
-              </w:rPr>
-            </w:r>
-            <w:r>
-              <w:rPr>
-                <w:noProof/>
-                <w:webHidden/>
-              </w:rPr>
-              <w:fldChar w:fldCharType="separate"/>
-            </w:r>
-            <w:r>
-              <w:rPr>
-                <w:noProof/>
-                <w:webHidden/>
-              </w:rPr>
-              <w:t>4</w:t>
-            </w:r>
-            <w:r>
-              <w:rPr>
-                <w:noProof/>
-                <w:webHidden/>
-              </w:rPr>
-              <w:fldChar w:fldCharType="end"/>
-            </w:r>
-          </w:hyperlink>
-        </w:p>
-        <w:p>
-          <w:pPr>
-            <w:pStyle w:val="TDC2"/>
-            <w:tabs>
-              <w:tab w:val="right" w:leader="dot" w:pos="9019"/>
-            </w:tabs>
-            <w:rPr>
-              <w:rFonts w:asciiTheme="minorHAnsi" w:eastAsiaTheme="minorEastAsia" w:hAnsiTheme="minorHAnsi" w:cstheme="minorBidi"/>
-              <w:noProof/>
-              <w:kern w:val="2"/>
-              <w:sz w:val="24"/>
-              <w:szCs w:val="24"/>
-              <w:lang w:val="es-ES"/>
-              <w14:ligatures w14:val="standardContextual"/>
-            </w:rPr>
-          </w:pPr>
-          <w:hyperlink w:anchor="_Toc227661612" w:history="1">
-            <w:r>
-              <w:rPr>
-                <w:rStyle w:val="Hipervnculo"/>
-                <w:b/>
-                <w:bCs/>
-                <w:noProof/>
-              </w:rPr>
-              <w:t>Paso 3: Confirmación.</w:t>
-            </w:r>
-            <w:r>
-              <w:rPr>
-                <w:noProof/>
-                <w:webHidden/>
-              </w:rPr>
-              <w:tab/>
-            </w:r>
-            <w:r>
-              <w:rPr>
-                <w:noProof/>
-                <w:webHidden/>
-              </w:rPr>
-              <w:fldChar w:fldCharType="begin"/>
-            </w:r>
-            <w:r>
-              <w:rPr>
-                <w:noProof/>
-                <w:webHidden/>
-              </w:rPr>
-              <w:instrText xml:space="preserve"> PAGEREF _Toc227661612 \h </w:instrText>
+              <w:instrText xml:space="preserve"> PAGEREF _Toc229678966 \h </w:instrText>
             </w:r>
             <w:r>
               <w:rPr>
@@ -941,7 +822,7 @@
               <w14:ligatures w14:val="standardContextual"/>
             </w:rPr>
           </w:pPr>
-          <w:hyperlink w:anchor="_Toc227661613" w:history="1">
+          <w:hyperlink w:anchor="_Toc229678967" w:history="1">
             <w:r>
               <w:rPr>
                 <w:rStyle w:val="Hipervnculo"/>
@@ -970,7 +851,7 @@
                 <w:bCs/>
                 <w:noProof/>
               </w:rPr>
-              <w:t>Gestión de tus Reservas.</w:t>
+              <w:t>Guía para el Cliente: Reserva de Citas.</w:t>
             </w:r>
             <w:r>
               <w:rPr>
@@ -991,7 +872,7 @@
                 <w:noProof/>
                 <w:webHidden/>
               </w:rPr>
-              <w:instrText xml:space="preserve"> PAGEREF _Toc227661613 \h </w:instrText>
+              <w:instrText xml:space="preserve"> PAGEREF _Toc229678967 \h </w:instrText>
             </w:r>
             <w:r>
               <w:rPr>
@@ -1012,6 +893,234 @@
                 <w:webHidden/>
               </w:rPr>
               <w:t>4</w:t>
+            </w:r>
+            <w:r>
+              <w:rPr>
+                <w:noProof/>
+                <w:webHidden/>
+              </w:rPr>
+              <w:fldChar w:fldCharType="end"/>
+            </w:r>
+          </w:hyperlink>
+        </w:p>
+        <w:p>
+          <w:pPr>
+            <w:pStyle w:val="TDC2"/>
+            <w:tabs>
+              <w:tab w:val="right" w:leader="dot" w:pos="9019"/>
+            </w:tabs>
+            <w:rPr>
+              <w:rFonts w:asciiTheme="minorHAnsi" w:eastAsiaTheme="minorEastAsia" w:hAnsiTheme="minorHAnsi" w:cstheme="minorBidi"/>
+              <w:noProof/>
+              <w:kern w:val="2"/>
+              <w:sz w:val="24"/>
+              <w:szCs w:val="24"/>
+              <w:lang w:val="es-ES"/>
+              <w14:ligatures w14:val="standardContextual"/>
+            </w:rPr>
+          </w:pPr>
+          <w:hyperlink w:anchor="_Toc229678968" w:history="1">
+            <w:r>
+              <w:rPr>
+                <w:rStyle w:val="Hipervnculo"/>
+                <w:b/>
+                <w:bCs/>
+                <w:noProof/>
+              </w:rPr>
+              <w:t>Paso 1: Selección de Profesional.</w:t>
+            </w:r>
+            <w:r>
+              <w:rPr>
+                <w:noProof/>
+                <w:webHidden/>
+              </w:rPr>
+              <w:tab/>
+            </w:r>
+            <w:r>
+              <w:rPr>
+                <w:noProof/>
+                <w:webHidden/>
+              </w:rPr>
+              <w:fldChar w:fldCharType="begin"/>
+            </w:r>
+            <w:r>
+              <w:rPr>
+                <w:noProof/>
+                <w:webHidden/>
+              </w:rPr>
+              <w:instrText xml:space="preserve"> PAGEREF _Toc229678968 \h </w:instrText>
+            </w:r>
+            <w:r>
+              <w:rPr>
+                <w:noProof/>
+                <w:webHidden/>
+              </w:rPr>
+            </w:r>
+            <w:r>
+              <w:rPr>
+                <w:noProof/>
+                <w:webHidden/>
+              </w:rPr>
+              <w:fldChar w:fldCharType="separate"/>
+            </w:r>
+            <w:r>
+              <w:rPr>
+                <w:noProof/>
+                <w:webHidden/>
+              </w:rPr>
+              <w:t>4</w:t>
+            </w:r>
+            <w:r>
+              <w:rPr>
+                <w:noProof/>
+                <w:webHidden/>
+              </w:rPr>
+              <w:fldChar w:fldCharType="end"/>
+            </w:r>
+          </w:hyperlink>
+        </w:p>
+        <w:p>
+          <w:pPr>
+            <w:pStyle w:val="TDC2"/>
+            <w:tabs>
+              <w:tab w:val="right" w:leader="dot" w:pos="9019"/>
+            </w:tabs>
+            <w:rPr>
+              <w:rFonts w:asciiTheme="minorHAnsi" w:eastAsiaTheme="minorEastAsia" w:hAnsiTheme="minorHAnsi" w:cstheme="minorBidi"/>
+              <w:noProof/>
+              <w:kern w:val="2"/>
+              <w:sz w:val="24"/>
+              <w:szCs w:val="24"/>
+              <w:lang w:val="es-ES"/>
+              <w14:ligatures w14:val="standardContextual"/>
+            </w:rPr>
+          </w:pPr>
+          <w:hyperlink w:anchor="_Toc229678969" w:history="1">
+            <w:r>
+              <w:rPr>
+                <w:rStyle w:val="Hipervnculo"/>
+                <w:b/>
+                <w:bCs/>
+                <w:noProof/>
+              </w:rPr>
+              <w:t>Paso 2: Elección de Fecha y Hora.</w:t>
+            </w:r>
+            <w:r>
+              <w:rPr>
+                <w:noProof/>
+                <w:webHidden/>
+              </w:rPr>
+              <w:tab/>
+            </w:r>
+            <w:r>
+              <w:rPr>
+                <w:noProof/>
+                <w:webHidden/>
+              </w:rPr>
+              <w:fldChar w:fldCharType="begin"/>
+            </w:r>
+            <w:r>
+              <w:rPr>
+                <w:noProof/>
+                <w:webHidden/>
+              </w:rPr>
+              <w:instrText xml:space="preserve"> PAGEREF _Toc229678969 \h </w:instrText>
+            </w:r>
+            <w:r>
+              <w:rPr>
+                <w:noProof/>
+                <w:webHidden/>
+              </w:rPr>
+            </w:r>
+            <w:r>
+              <w:rPr>
+                <w:noProof/>
+                <w:webHidden/>
+              </w:rPr>
+              <w:fldChar w:fldCharType="separate"/>
+            </w:r>
+            <w:r>
+              <w:rPr>
+                <w:noProof/>
+                <w:webHidden/>
+              </w:rPr>
+              <w:t>5</w:t>
+            </w:r>
+            <w:r>
+              <w:rPr>
+                <w:noProof/>
+                <w:webHidden/>
+              </w:rPr>
+              <w:fldChar w:fldCharType="end"/>
+            </w:r>
+          </w:hyperlink>
+        </w:p>
+        <w:p>
+          <w:pPr>
+            <w:pStyle w:val="TDC2"/>
+            <w:tabs>
+              <w:tab w:val="right" w:leader="dot" w:pos="9019"/>
+            </w:tabs>
+            <w:rPr>
+              <w:rFonts w:asciiTheme="minorHAnsi" w:eastAsiaTheme="minorEastAsia" w:hAnsiTheme="minorHAnsi" w:cstheme="minorBidi"/>
+              <w:noProof/>
+              <w:kern w:val="2"/>
+              <w:sz w:val="24"/>
+              <w:szCs w:val="24"/>
+              <w:lang w:val="es-ES"/>
+              <w14:ligatures w14:val="standardContextual"/>
+            </w:rPr>
+          </w:pPr>
+          <w:hyperlink w:anchor="_Toc229678970" w:history="1">
+            <w:r>
+              <w:rPr>
+                <w:rStyle w:val="Hipervnculo"/>
+                <w:b/>
+                <w:bCs/>
+                <w:noProof/>
+              </w:rPr>
+              <w:t>Paso 3: Confirmación.</w:t>
+            </w:r>
+            <w:r>
+              <w:rPr>
+                <w:noProof/>
+                <w:webHidden/>
+              </w:rPr>
+              <w:tab/>
+            </w:r>
+            <w:r>
+              <w:rPr>
+                <w:noProof/>
+                <w:webHidden/>
+              </w:rPr>
+              <w:fldChar w:fldCharType="begin"/>
+            </w:r>
+            <w:r>
+              <w:rPr>
+                <w:noProof/>
+                <w:webHidden/>
+              </w:rPr>
+              <w:instrText xml:space="preserve"> PAGEREF _Toc229678970 \h </w:instrText>
+            </w:r>
+            <w:r>
+              <w:rPr>
+                <w:noProof/>
+                <w:webHidden/>
+              </w:rPr>
+            </w:r>
+            <w:r>
+              <w:rPr>
+                <w:noProof/>
+                <w:webHidden/>
+              </w:rPr>
+              <w:fldChar w:fldCharType="separate"/>
+            </w:r>
+            <w:r>
+              <w:rPr>
+                <w:noProof/>
+                <w:webHidden/>
+              </w:rPr>
+              <w:t>5</w:t>
             </w:r>
             <w:r>
               <w:rPr>
@@ -1039,7 +1148,7 @@
               <w14:ligatures w14:val="standardContextual"/>
             </w:rPr>
           </w:pPr>
-          <w:hyperlink w:anchor="_Toc227661614" w:history="1">
+          <w:hyperlink w:anchor="_Toc229678971" w:history="1">
             <w:r>
               <w:rPr>
                 <w:rStyle w:val="Hipervnculo"/>
@@ -1068,7 +1177,7 @@
                 <w:bCs/>
                 <w:noProof/>
               </w:rPr>
-              <w:t>Panel de Administración.</w:t>
+              <w:t>Gestión de tus Reservas.</w:t>
             </w:r>
             <w:r>
               <w:rPr>
@@ -1089,7 +1198,7 @@
                 <w:noProof/>
                 <w:webHidden/>
               </w:rPr>
-              <w:instrText xml:space="preserve"> PAGEREF _Toc227661614 \h </w:instrText>
+              <w:instrText xml:space="preserve"> PAGEREF _Toc229678971 \h </w:instrText>
             </w:r>
             <w:r>
               <w:rPr>
@@ -1109,83 +1218,7 @@
                 <w:noProof/>
                 <w:webHidden/>
               </w:rPr>
-              <w:t>5</w:t>
-            </w:r>
-            <w:r>
-              <w:rPr>
-                <w:noProof/>
-                <w:webHidden/>
-              </w:rPr>
-              <w:fldChar w:fldCharType="end"/>
-            </w:r>
-          </w:hyperlink>
-        </w:p>
-        <w:p>
-          <w:pPr>
-            <w:pStyle w:val="TDC2"/>
-            <w:tabs>
-              <w:tab w:val="right" w:leader="dot" w:pos="9019"/>
-            </w:tabs>
-            <w:rPr>
-              <w:rFonts w:asciiTheme="minorHAnsi" w:eastAsiaTheme="minorEastAsia" w:hAnsiTheme="minorHAnsi" w:cstheme="minorBidi"/>
-              <w:noProof/>
-              <w:kern w:val="2"/>
-              <w:sz w:val="24"/>
-              <w:szCs w:val="24"/>
-              <w:lang w:val="es-ES"/>
-              <w14:ligatures w14:val="standardContextual"/>
-            </w:rPr>
-          </w:pPr>
-          <w:hyperlink w:anchor="_Toc227661615" w:history="1">
-            <w:r>
-              <w:rPr>
-                <w:rStyle w:val="Hipervnculo"/>
-                <w:b/>
-                <w:bCs/>
-                <w:noProof/>
-              </w:rPr>
-              <w:t>Visualización de la Agenda.</w:t>
-            </w:r>
-            <w:r>
-              <w:rPr>
-                <w:noProof/>
-                <w:webHidden/>
-              </w:rPr>
-              <w:tab/>
-            </w:r>
-            <w:r>
-              <w:rPr>
-                <w:noProof/>
-                <w:webHidden/>
-              </w:rPr>
-              <w:fldChar w:fldCharType="begin"/>
-            </w:r>
-            <w:r>
-              <w:rPr>
-                <w:noProof/>
-                <w:webHidden/>
-              </w:rPr>
-              <w:instrText xml:space="preserve"> PAGEREF _Toc227661615 \h </w:instrText>
-            </w:r>
-            <w:r>
-              <w:rPr>
-                <w:noProof/>
-                <w:webHidden/>
-              </w:rPr>
-            </w:r>
-            <w:r>
-              <w:rPr>
-                <w:noProof/>
-                <w:webHidden/>
-              </w:rPr>
-              <w:fldChar w:fldCharType="separate"/>
-            </w:r>
-            <w:r>
-              <w:rPr>
-                <w:noProof/>
-                <w:webHidden/>
-              </w:rPr>
-              <w:t>5</w:t>
+              <w:t>6</w:t>
             </w:r>
             <w:r>
               <w:rPr>
@@ -1213,14 +1246,13 @@
               <w14:ligatures w14:val="standardContextual"/>
             </w:rPr>
           </w:pPr>
-          <w:hyperlink w:anchor="_Toc227661616" w:history="1">
+          <w:hyperlink w:anchor="_Toc229678972" w:history="1">
             <w:r>
               <w:rPr>
                 <w:rStyle w:val="Hipervnculo"/>
                 <w:b/>
                 <w:bCs/>
                 <w:noProof/>
-                <w:lang w:val="es-ES"/>
               </w:rPr>
               <w:t>6.</w:t>
             </w:r>
@@ -1243,6 +1275,333 @@
                 <w:bCs/>
                 <w:noProof/>
               </w:rPr>
+              <w:t>Panel de Administración.</w:t>
+            </w:r>
+            <w:r>
+              <w:rPr>
+                <w:noProof/>
+                <w:webHidden/>
+              </w:rPr>
+              <w:tab/>
+            </w:r>
+            <w:r>
+              <w:rPr>
+                <w:noProof/>
+                <w:webHidden/>
+              </w:rPr>
+              <w:fldChar w:fldCharType="begin"/>
+            </w:r>
+            <w:r>
+              <w:rPr>
+                <w:noProof/>
+                <w:webHidden/>
+              </w:rPr>
+              <w:instrText xml:space="preserve"> PAGEREF _Toc229678972 \h </w:instrText>
+            </w:r>
+            <w:r>
+              <w:rPr>
+                <w:noProof/>
+                <w:webHidden/>
+              </w:rPr>
+            </w:r>
+            <w:r>
+              <w:rPr>
+                <w:noProof/>
+                <w:webHidden/>
+              </w:rPr>
+              <w:fldChar w:fldCharType="separate"/>
+            </w:r>
+            <w:r>
+              <w:rPr>
+                <w:noProof/>
+                <w:webHidden/>
+              </w:rPr>
+              <w:t>7</w:t>
+            </w:r>
+            <w:r>
+              <w:rPr>
+                <w:noProof/>
+                <w:webHidden/>
+              </w:rPr>
+              <w:fldChar w:fldCharType="end"/>
+            </w:r>
+          </w:hyperlink>
+        </w:p>
+        <w:p>
+          <w:pPr>
+            <w:pStyle w:val="TDC2"/>
+            <w:tabs>
+              <w:tab w:val="right" w:leader="dot" w:pos="9019"/>
+            </w:tabs>
+            <w:rPr>
+              <w:rFonts w:asciiTheme="minorHAnsi" w:eastAsiaTheme="minorEastAsia" w:hAnsiTheme="minorHAnsi" w:cstheme="minorBidi"/>
+              <w:noProof/>
+              <w:kern w:val="2"/>
+              <w:sz w:val="24"/>
+              <w:szCs w:val="24"/>
+              <w:lang w:val="es-ES"/>
+              <w14:ligatures w14:val="standardContextual"/>
+            </w:rPr>
+          </w:pPr>
+          <w:hyperlink w:anchor="_Toc229678973" w:history="1">
+            <w:r>
+              <w:rPr>
+                <w:rStyle w:val="Hipervnculo"/>
+                <w:b/>
+                <w:bCs/>
+                <w:noProof/>
+              </w:rPr>
+              <w:t>Visualización de la Agenda.</w:t>
+            </w:r>
+            <w:r>
+              <w:rPr>
+                <w:noProof/>
+                <w:webHidden/>
+              </w:rPr>
+              <w:tab/>
+            </w:r>
+            <w:r>
+              <w:rPr>
+                <w:noProof/>
+                <w:webHidden/>
+              </w:rPr>
+              <w:fldChar w:fldCharType="begin"/>
+            </w:r>
+            <w:r>
+              <w:rPr>
+                <w:noProof/>
+                <w:webHidden/>
+              </w:rPr>
+              <w:instrText xml:space="preserve"> PAGEREF _Toc229678973 \h </w:instrText>
+            </w:r>
+            <w:r>
+              <w:rPr>
+                <w:noProof/>
+                <w:webHidden/>
+              </w:rPr>
+            </w:r>
+            <w:r>
+              <w:rPr>
+                <w:noProof/>
+                <w:webHidden/>
+              </w:rPr>
+              <w:fldChar w:fldCharType="separate"/>
+            </w:r>
+            <w:r>
+              <w:rPr>
+                <w:noProof/>
+                <w:webHidden/>
+              </w:rPr>
+              <w:t>7</w:t>
+            </w:r>
+            <w:r>
+              <w:rPr>
+                <w:noProof/>
+                <w:webHidden/>
+              </w:rPr>
+              <w:fldChar w:fldCharType="end"/>
+            </w:r>
+          </w:hyperlink>
+        </w:p>
+        <w:p>
+          <w:pPr>
+            <w:pStyle w:val="TDC2"/>
+            <w:tabs>
+              <w:tab w:val="right" w:leader="dot" w:pos="9019"/>
+            </w:tabs>
+            <w:rPr>
+              <w:rFonts w:asciiTheme="minorHAnsi" w:eastAsiaTheme="minorEastAsia" w:hAnsiTheme="minorHAnsi" w:cstheme="minorBidi"/>
+              <w:noProof/>
+              <w:kern w:val="2"/>
+              <w:sz w:val="24"/>
+              <w:szCs w:val="24"/>
+              <w:lang w:val="es-ES"/>
+              <w14:ligatures w14:val="standardContextual"/>
+            </w:rPr>
+          </w:pPr>
+          <w:hyperlink w:anchor="_Toc229678974" w:history="1">
+            <w:r>
+              <w:rPr>
+                <w:rStyle w:val="Hipervnculo"/>
+                <w:b/>
+                <w:bCs/>
+                <w:noProof/>
+              </w:rPr>
+              <w:t>Bloquear Agenda.</w:t>
+            </w:r>
+            <w:r>
+              <w:rPr>
+                <w:noProof/>
+                <w:webHidden/>
+              </w:rPr>
+              <w:tab/>
+            </w:r>
+            <w:r>
+              <w:rPr>
+                <w:noProof/>
+                <w:webHidden/>
+              </w:rPr>
+              <w:fldChar w:fldCharType="begin"/>
+            </w:r>
+            <w:r>
+              <w:rPr>
+                <w:noProof/>
+                <w:webHidden/>
+              </w:rPr>
+              <w:instrText xml:space="preserve"> PAGEREF _Toc229678974 \h </w:instrText>
+            </w:r>
+            <w:r>
+              <w:rPr>
+                <w:noProof/>
+                <w:webHidden/>
+              </w:rPr>
+            </w:r>
+            <w:r>
+              <w:rPr>
+                <w:noProof/>
+                <w:webHidden/>
+              </w:rPr>
+              <w:fldChar w:fldCharType="separate"/>
+            </w:r>
+            <w:r>
+              <w:rPr>
+                <w:noProof/>
+                <w:webHidden/>
+              </w:rPr>
+              <w:t>7</w:t>
+            </w:r>
+            <w:r>
+              <w:rPr>
+                <w:noProof/>
+                <w:webHidden/>
+              </w:rPr>
+              <w:fldChar w:fldCharType="end"/>
+            </w:r>
+          </w:hyperlink>
+        </w:p>
+        <w:p>
+          <w:pPr>
+            <w:pStyle w:val="TDC2"/>
+            <w:tabs>
+              <w:tab w:val="right" w:leader="dot" w:pos="9019"/>
+            </w:tabs>
+            <w:rPr>
+              <w:rFonts w:asciiTheme="minorHAnsi" w:eastAsiaTheme="minorEastAsia" w:hAnsiTheme="minorHAnsi" w:cstheme="minorBidi"/>
+              <w:noProof/>
+              <w:kern w:val="2"/>
+              <w:sz w:val="24"/>
+              <w:szCs w:val="24"/>
+              <w:lang w:val="es-ES"/>
+              <w14:ligatures w14:val="standardContextual"/>
+            </w:rPr>
+          </w:pPr>
+          <w:hyperlink w:anchor="_Toc229678975" w:history="1">
+            <w:r>
+              <w:rPr>
+                <w:rStyle w:val="Hipervnculo"/>
+                <w:b/>
+                <w:bCs/>
+                <w:noProof/>
+              </w:rPr>
+              <w:t>Cita Telefónica.</w:t>
+            </w:r>
+            <w:r>
+              <w:rPr>
+                <w:noProof/>
+                <w:webHidden/>
+              </w:rPr>
+              <w:tab/>
+            </w:r>
+            <w:r>
+              <w:rPr>
+                <w:noProof/>
+                <w:webHidden/>
+              </w:rPr>
+              <w:fldChar w:fldCharType="begin"/>
+            </w:r>
+            <w:r>
+              <w:rPr>
+                <w:noProof/>
+                <w:webHidden/>
+              </w:rPr>
+              <w:instrText xml:space="preserve"> PAGEREF _Toc229678975 \h </w:instrText>
+            </w:r>
+            <w:r>
+              <w:rPr>
+                <w:noProof/>
+                <w:webHidden/>
+              </w:rPr>
+            </w:r>
+            <w:r>
+              <w:rPr>
+                <w:noProof/>
+                <w:webHidden/>
+              </w:rPr>
+              <w:fldChar w:fldCharType="separate"/>
+            </w:r>
+            <w:r>
+              <w:rPr>
+                <w:noProof/>
+                <w:webHidden/>
+              </w:rPr>
+              <w:t>8</w:t>
+            </w:r>
+            <w:r>
+              <w:rPr>
+                <w:noProof/>
+                <w:webHidden/>
+              </w:rPr>
+              <w:fldChar w:fldCharType="end"/>
+            </w:r>
+          </w:hyperlink>
+        </w:p>
+        <w:p>
+          <w:pPr>
+            <w:pStyle w:val="TDC1"/>
+            <w:tabs>
+              <w:tab w:val="left" w:pos="480"/>
+              <w:tab w:val="right" w:leader="dot" w:pos="9019"/>
+            </w:tabs>
+            <w:rPr>
+              <w:rFonts w:asciiTheme="minorHAnsi" w:eastAsiaTheme="minorEastAsia" w:hAnsiTheme="minorHAnsi" w:cstheme="minorBidi"/>
+              <w:noProof/>
+              <w:kern w:val="2"/>
+              <w:sz w:val="24"/>
+              <w:szCs w:val="24"/>
+              <w:lang w:val="es-ES"/>
+              <w14:ligatures w14:val="standardContextual"/>
+            </w:rPr>
+          </w:pPr>
+          <w:hyperlink w:anchor="_Toc229678976" w:history="1">
+            <w:r>
+              <w:rPr>
+                <w:rStyle w:val="Hipervnculo"/>
+                <w:b/>
+                <w:bCs/>
+                <w:noProof/>
+                <w:lang w:val="es-ES"/>
+              </w:rPr>
+              <w:t>7.</w:t>
+            </w:r>
+            <w:r>
+              <w:rPr>
+                <w:rFonts w:asciiTheme="minorHAnsi" w:eastAsiaTheme="minorEastAsia" w:hAnsiTheme="minorHAnsi" w:cstheme="minorBidi"/>
+                <w:noProof/>
+                <w:kern w:val="2"/>
+                <w:sz w:val="24"/>
+                <w:szCs w:val="24"/>
+                <w:lang w:val="es-ES"/>
+                <w14:ligatures w14:val="standardContextual"/>
+              </w:rPr>
+              <w:tab/>
+            </w:r>
+            <w:r>
+              <w:rPr>
+                <w:rStyle w:val="Hipervnculo"/>
+                <w:b/>
+                <w:bCs/>
+                <w:noProof/>
+              </w:rPr>
               <w:t>Consejos de Uso.</w:t>
             </w:r>
             <w:r>
@@ -1264,7 +1623,7 @@
                 <w:noProof/>
                 <w:webHidden/>
               </w:rPr>
-              <w:instrText xml:space="preserve"> PAGEREF _Toc227661616 \h </w:instrText>
+              <w:instrText xml:space="preserve"> PAGEREF _Toc229678976 \h </w:instrText>
             </w:r>
             <w:r>
               <w:rPr>
@@ -1284,7 +1643,7 @@
                 <w:noProof/>
                 <w:webHidden/>
               </w:rPr>
-              <w:t>5</w:t>
+              <w:t>9</w:t>
             </w:r>
             <w:r>
               <w:rPr>
@@ -1318,7 +1677,7 @@
         <w:ind w:left="720" w:hanging="360"/>
       </w:pPr>
       <w:bookmarkStart w:id="0" w:name="_Toc227220817"/>
-      <w:bookmarkStart w:id="1" w:name="_Toc227661605"/>
+      <w:bookmarkStart w:id="1" w:name="_Toc229678960"/>
       <w:r>
         <w:rPr>
           <w:b/>
@@ -1382,24 +1741,321 @@
           <w:bCs/>
         </w:rPr>
       </w:pPr>
-      <w:bookmarkStart w:id="2" w:name="_Toc227220818"/>
-      <w:bookmarkStart w:id="3" w:name="_Toc227661606"/>
+      <w:bookmarkStart w:id="2" w:name="_Toc229678961"/>
       <w:r>
         <w:rPr>
           <w:b/>
           <w:bCs/>
         </w:rPr>
-        <w:t>Acceso y Seguridad de Cuenta</w:t>
+        <w:t>Especificaciones Técnicas.</w:t>
       </w:r>
       <w:bookmarkEnd w:id="2"/>
-      <w:r>
+    </w:p>
+    <w:p>
+      <w:pPr>
+        <w:pStyle w:val="Ttulo2"/>
+        <w:ind w:firstLine="708"/>
         <w:rPr>
           <w:b/>
           <w:bCs/>
         </w:rPr>
+      </w:pPr>
+      <w:bookmarkStart w:id="3" w:name="_Toc229678962"/>
+      <w:r>
+        <w:rPr>
+          <w:b/>
+          <w:bCs/>
+        </w:rPr>
+        <w:t>Requisitos de Hardware.</w:t>
+      </w:r>
+      <w:bookmarkEnd w:id="3"/>
+    </w:p>
+    <w:p>
+      <w:pPr>
+        <w:numPr>
+          <w:ilvl w:val="0"/>
+          <w:numId w:val="11"/>
+        </w:numPr>
+        <w:suppressAutoHyphens/>
+        <w:autoSpaceDN w:val="0"/>
+        <w:spacing w:after="160"/>
+      </w:pPr>
+      <w:r>
+        <w:rPr>
+          <w:b/>
+          <w:bCs/>
+        </w:rPr>
+        <w:t>Procesador:</w:t>
+      </w:r>
+      <w:r>
+        <w:t xml:space="preserve"> Quad-Core a 1.4 GHz o superior.</w:t>
+      </w:r>
+    </w:p>
+    <w:p>
+      <w:pPr>
+        <w:numPr>
+          <w:ilvl w:val="0"/>
+          <w:numId w:val="11"/>
+        </w:numPr>
+        <w:suppressAutoHyphens/>
+        <w:autoSpaceDN w:val="0"/>
+        <w:spacing w:after="160"/>
+      </w:pPr>
+      <w:r>
+        <w:rPr>
+          <w:b/>
+          <w:bCs/>
+        </w:rPr>
+        <w:t>Memoria RAM:</w:t>
+      </w:r>
+      <w:r>
+        <w:t xml:space="preserve"> Mínimo </w:t>
+      </w:r>
+      <w:r>
+        <w:t>2 GB</w:t>
+      </w:r>
+      <w:r>
         <w:t>.</w:t>
       </w:r>
-      <w:bookmarkEnd w:id="3"/>
+    </w:p>
+    <w:p>
+      <w:pPr>
+        <w:numPr>
+          <w:ilvl w:val="0"/>
+          <w:numId w:val="11"/>
+        </w:numPr>
+        <w:suppressAutoHyphens/>
+        <w:autoSpaceDN w:val="0"/>
+        <w:spacing w:after="160"/>
+      </w:pPr>
+      <w:r>
+        <w:rPr>
+          <w:b/>
+          <w:bCs/>
+        </w:rPr>
+        <w:t>Almacenamiento:</w:t>
+      </w:r>
+      <w:r>
+        <w:t xml:space="preserve"> Mínimo </w:t>
+      </w:r>
+      <w:r>
+        <w:t>50 MB</w:t>
+      </w:r>
+      <w:r>
+        <w:t xml:space="preserve"> de espacio libre para la instalación.</w:t>
+      </w:r>
+    </w:p>
+    <w:p>
+      <w:pPr>
+        <w:numPr>
+          <w:ilvl w:val="0"/>
+          <w:numId w:val="11"/>
+        </w:numPr>
+        <w:suppressAutoHyphens/>
+        <w:autoSpaceDN w:val="0"/>
+        <w:spacing w:after="160"/>
+      </w:pPr>
+      <w:r>
+        <w:rPr>
+          <w:b/>
+          <w:bCs/>
+        </w:rPr>
+        <w:t>Pantalla:</w:t>
+      </w:r>
+      <w:r>
+        <w:t xml:space="preserve"> Resolución mínima de </w:t>
+      </w:r>
+      <w:r>
+        <w:t>720 x 1280</w:t>
+      </w:r>
+      <w:r>
+        <w:rPr>
+          <w:b/>
+          <w:bCs/>
+        </w:rPr>
+        <w:t>.</w:t>
+      </w:r>
+    </w:p>
+    <w:p>
+      <w:pPr>
+        <w:numPr>
+          <w:ilvl w:val="0"/>
+          <w:numId w:val="11"/>
+        </w:numPr>
+        <w:suppressAutoHyphens/>
+        <w:autoSpaceDN w:val="0"/>
+        <w:spacing w:after="160"/>
+      </w:pPr>
+      <w:r>
+        <w:rPr>
+          <w:b/>
+          <w:bCs/>
+        </w:rPr>
+        <w:t xml:space="preserve">Internet: </w:t>
+      </w:r>
+      <w:r>
+        <w:t>Conexión a Internet.</w:t>
+      </w:r>
+    </w:p>
+    <w:p>
+      <w:pPr>
+        <w:suppressAutoHyphens/>
+        <w:autoSpaceDN w:val="0"/>
+        <w:spacing w:after="160"/>
+      </w:pPr>
+    </w:p>
+    <w:p>
+      <w:pPr>
+        <w:pStyle w:val="Ttulo2"/>
+        <w:ind w:firstLine="708"/>
+        <w:rPr>
+          <w:b/>
+          <w:bCs/>
+        </w:rPr>
+      </w:pPr>
+      <w:bookmarkStart w:id="4" w:name="_Toc229678963"/>
+      <w:r>
+        <w:rPr>
+          <w:b/>
+          <w:bCs/>
+        </w:rPr>
+        <w:t>Requisitos de Software.</w:t>
+      </w:r>
+      <w:bookmarkEnd w:id="4"/>
+    </w:p>
+    <w:p>
+      <w:pPr>
+        <w:numPr>
+          <w:ilvl w:val="0"/>
+          <w:numId w:val="12"/>
+        </w:numPr>
+        <w:suppressAutoHyphens/>
+        <w:autoSpaceDN w:val="0"/>
+        <w:spacing w:after="160"/>
+      </w:pPr>
+      <w:r>
+        <w:rPr>
+          <w:b/>
+          <w:bCs/>
+        </w:rPr>
+        <w:t>Versión de Android:</w:t>
+      </w:r>
+      <w:r>
+        <w:t xml:space="preserve"> Mínimo </w:t>
+      </w:r>
+      <w:r>
+        <w:t>Android 8.0 (Oreo).</w:t>
+      </w:r>
+    </w:p>
+    <w:p>
+      <w:pPr>
+        <w:suppressAutoHyphens/>
+        <w:autoSpaceDN w:val="0"/>
+        <w:spacing w:after="160"/>
+      </w:pPr>
+    </w:p>
+    <w:p>
+      <w:pPr>
+        <w:suppressAutoHyphens/>
+        <w:autoSpaceDN w:val="0"/>
+        <w:spacing w:after="160"/>
+      </w:pPr>
+    </w:p>
+    <w:p>
+      <w:pPr>
+        <w:suppressAutoHyphens/>
+        <w:autoSpaceDN w:val="0"/>
+        <w:spacing w:after="160"/>
+      </w:pPr>
+    </w:p>
+    <w:p>
+      <w:pPr>
+        <w:suppressAutoHyphens/>
+        <w:autoSpaceDN w:val="0"/>
+        <w:spacing w:after="160"/>
+      </w:pPr>
+    </w:p>
+    <w:p>
+      <w:pPr>
+        <w:suppressAutoHyphens/>
+        <w:autoSpaceDN w:val="0"/>
+        <w:spacing w:after="160"/>
+      </w:pPr>
+    </w:p>
+    <w:p>
+      <w:pPr>
+        <w:suppressAutoHyphens/>
+        <w:autoSpaceDN w:val="0"/>
+        <w:spacing w:after="160"/>
+      </w:pPr>
+    </w:p>
+    <w:p>
+      <w:pPr>
+        <w:suppressAutoHyphens/>
+        <w:autoSpaceDN w:val="0"/>
+        <w:spacing w:after="160"/>
+      </w:pPr>
+    </w:p>
+    <w:p>
+      <w:pPr>
+        <w:suppressAutoHyphens/>
+        <w:autoSpaceDN w:val="0"/>
+        <w:spacing w:after="160"/>
+      </w:pPr>
+    </w:p>
+    <w:p>
+      <w:pPr>
+        <w:suppressAutoHyphens/>
+        <w:autoSpaceDN w:val="0"/>
+        <w:spacing w:after="160"/>
+      </w:pPr>
+    </w:p>
+    <w:p>
+      <w:pPr>
+        <w:suppressAutoHyphens/>
+        <w:autoSpaceDN w:val="0"/>
+        <w:spacing w:after="160"/>
+      </w:pPr>
+    </w:p>
+    <w:p>
+      <w:pPr>
+        <w:suppressAutoHyphens/>
+        <w:autoSpaceDN w:val="0"/>
+        <w:spacing w:after="160"/>
+      </w:pPr>
+    </w:p>
+    <w:p>
+      <w:pPr>
+        <w:pStyle w:val="Ttulo1"/>
+        <w:numPr>
+          <w:ilvl w:val="0"/>
+          <w:numId w:val="10"/>
+        </w:numPr>
+        <w:ind w:left="720" w:hanging="360"/>
+        <w:rPr>
+          <w:b/>
+          <w:bCs/>
+        </w:rPr>
+      </w:pPr>
+      <w:bookmarkStart w:id="5" w:name="_Toc227220818"/>
+      <w:bookmarkStart w:id="6" w:name="_Toc229678964"/>
+      <w:r>
+        <w:rPr>
+          <w:b/>
+          <w:bCs/>
+        </w:rPr>
+        <w:lastRenderedPageBreak/>
+        <w:t>Acceso y Seguridad de Cuenta</w:t>
+      </w:r>
+      <w:bookmarkEnd w:id="5"/>
+      <w:r>
+        <w:rPr>
+          <w:b/>
+          <w:bCs/>
+        </w:rPr>
+        <w:t>.</w:t>
+      </w:r>
+      <w:bookmarkEnd w:id="6"/>
     </w:p>
     <w:p>
       <w:pPr>
@@ -1418,7 +2074,7 @@
           <w:bCs/>
         </w:rPr>
       </w:pPr>
-      <w:bookmarkStart w:id="4" w:name="_Toc227661607"/>
+      <w:bookmarkStart w:id="7" w:name="_Toc229678965"/>
       <w:r>
         <w:rPr>
           <w:b/>
@@ -1433,7 +2089,7 @@
         </w:rPr>
         <w:t>.</w:t>
       </w:r>
-      <w:bookmarkEnd w:id="4"/>
+      <w:bookmarkEnd w:id="7"/>
     </w:p>
     <w:p>
       <w:pPr>
@@ -1508,25 +2164,7 @@
           <w:sz w:val="22"/>
           <w:szCs w:val="22"/>
         </w:rPr>
-        <w:t xml:space="preserve">Si es tu primera vez en la </w:t>
-      </w:r>
-      <w:proofErr w:type="gramStart"/>
-      <w:r>
-        <w:rPr>
-          <w:rFonts w:ascii="Arial" w:hAnsi="Arial" w:cs="Arial"/>
-          <w:sz w:val="22"/>
-          <w:szCs w:val="22"/>
-        </w:rPr>
-        <w:t>app</w:t>
-      </w:r>
-      <w:proofErr w:type="gramEnd"/>
-      <w:r>
-        <w:rPr>
-          <w:rFonts w:ascii="Arial" w:hAnsi="Arial" w:cs="Arial"/>
-          <w:sz w:val="22"/>
-          <w:szCs w:val="22"/>
-        </w:rPr>
-        <w:t xml:space="preserve">, selecciona </w:t>
+        <w:t xml:space="preserve">Si es tu primera vez en la app, selecciona </w:t>
       </w:r>
       <w:r>
         <w:rPr>
@@ -1687,18 +2325,86 @@
     </w:p>
     <w:p>
       <w:pPr>
+        <w:pStyle w:val="Textosinformato"/>
+        <w:ind w:firstLine="720"/>
+        <w:jc w:val="center"/>
+        <w:rPr>
+          <w:rFonts w:ascii="Arial" w:hAnsi="Arial" w:cs="Arial"/>
+          <w:sz w:val="22"/>
+          <w:szCs w:val="22"/>
+        </w:rPr>
+      </w:pPr>
+      <w:r>
+        <w:rPr>
+          <w:rFonts w:ascii="Arial" w:hAnsi="Arial" w:cs="Arial"/>
+          <w:noProof/>
+          <w:sz w:val="22"/>
+          <w:szCs w:val="22"/>
+          <w14:ligatures w14:val="none"/>
+        </w:rPr>
+        <w:drawing>
+          <wp:inline distT="0" distB="0" distL="0" distR="0" wp14:anchorId="38718FD3" wp14:editId="3F363165">
+            <wp:extent cx="1396373" cy="3103200"/>
+            <wp:effectExtent l="0" t="0" r="0" b="2540"/>
+            <wp:docPr id="228492826" name="Imagen 1"/>
+            <wp:cNvGraphicFramePr>
+              <a:graphicFrameLocks xmlns:a="http://schemas.openxmlformats.org/drawingml/2006/main" noChangeAspect="1"/>
+            </wp:cNvGraphicFramePr>
+            <a:graphic xmlns:a="http://schemas.openxmlformats.org/drawingml/2006/main">
+              <a:graphicData uri="http://schemas.openxmlformats.org/drawingml/2006/picture">
+                <pic:pic xmlns:pic="http://schemas.openxmlformats.org/drawingml/2006/picture">
+                  <pic:nvPicPr>
+                    <pic:cNvPr id="228492826" name="Imagen 228492826"/>
+                    <pic:cNvPicPr/>
+                  </pic:nvPicPr>
+                  <pic:blipFill>
+                    <a:blip r:embed="rId12" cstate="print">
+                      <a:extLst>
+                        <a:ext uri="{28A0092B-C50C-407E-A947-70E740481C1C}">
+                          <a14:useLocalDpi xmlns:a14="http://schemas.microsoft.com/office/drawing/2010/main" val="0"/>
+                        </a:ext>
+                      </a:extLst>
+                    </a:blip>
+                    <a:stretch>
+                      <a:fillRect/>
+                    </a:stretch>
+                  </pic:blipFill>
+                  <pic:spPr>
+                    <a:xfrm>
+                      <a:off x="0" y="0"/>
+                      <a:ext cx="1396373" cy="3103200"/>
+                    </a:xfrm>
+                    <a:prstGeom prst="rect">
+                      <a:avLst/>
+                    </a:prstGeom>
+                  </pic:spPr>
+                </pic:pic>
+              </a:graphicData>
+            </a:graphic>
+          </wp:inline>
+        </w:drawing>
+      </w:r>
+    </w:p>
+    <w:p>
+      <w:pPr>
+        <w:pStyle w:val="Textosinformato"/>
         <w:ind w:firstLine="720"/>
         <w:jc w:val="both"/>
-      </w:pPr>
-      <w:r>
-        <w:t>Una vez rellenados todos los campos seleccionar la opción CREAR CUENTA</w:t>
-      </w:r>
+        <w:rPr>
+          <w:rFonts w:ascii="Arial" w:hAnsi="Arial" w:cs="Arial"/>
+          <w:sz w:val="22"/>
+          <w:szCs w:val="22"/>
+        </w:rPr>
+      </w:pPr>
     </w:p>
     <w:p>
       <w:pPr>
         <w:ind w:firstLine="720"/>
         <w:jc w:val="both"/>
       </w:pPr>
+      <w:r>
+        <w:t>Una vez rellenos todos los campos seleccionar la opción CREAR CUENTA</w:t>
+      </w:r>
     </w:p>
     <w:p>
       <w:pPr>
@@ -1708,66 +2414,6 @@
     </w:p>
     <w:p>
       <w:pPr>
-        <w:ind w:firstLine="720"/>
-        <w:jc w:val="both"/>
-      </w:pPr>
-    </w:p>
-    <w:p>
-      <w:pPr>
-        <w:ind w:firstLine="720"/>
-        <w:jc w:val="both"/>
-      </w:pPr>
-    </w:p>
-    <w:p>
-      <w:pPr>
-        <w:ind w:firstLine="720"/>
-        <w:jc w:val="both"/>
-      </w:pPr>
-    </w:p>
-    <w:p>
-      <w:pPr>
-        <w:ind w:firstLine="720"/>
-        <w:jc w:val="both"/>
-      </w:pPr>
-    </w:p>
-    <w:p>
-      <w:pPr>
-        <w:ind w:firstLine="720"/>
-        <w:jc w:val="both"/>
-      </w:pPr>
-    </w:p>
-    <w:p>
-      <w:pPr>
-        <w:ind w:firstLine="720"/>
-        <w:jc w:val="both"/>
-      </w:pPr>
-    </w:p>
-    <w:p>
-      <w:pPr>
-        <w:ind w:firstLine="720"/>
-        <w:jc w:val="both"/>
-      </w:pPr>
-    </w:p>
-    <w:p>
-      <w:pPr>
-        <w:ind w:firstLine="720"/>
-        <w:jc w:val="both"/>
-      </w:pPr>
-    </w:p>
-    <w:p>
-      <w:pPr>
-        <w:ind w:firstLine="720"/>
-        <w:jc w:val="both"/>
-      </w:pPr>
-    </w:p>
-    <w:p>
-      <w:pPr>
-        <w:ind w:firstLine="720"/>
-        <w:jc w:val="both"/>
-      </w:pPr>
-    </w:p>
-    <w:p>
-      <w:pPr>
         <w:pStyle w:val="Ttulo2"/>
         <w:rPr>
           <w:b/>
@@ -1775,9 +2421,10 @@
         </w:rPr>
       </w:pPr>
       <w:r>
+        <w:lastRenderedPageBreak/>
         <w:tab/>
       </w:r>
-      <w:bookmarkStart w:id="5" w:name="_Toc227661608"/>
+      <w:bookmarkStart w:id="8" w:name="_Toc229678966"/>
       <w:r>
         <w:rPr>
           <w:b/>
@@ -1792,7 +2439,7 @@
         </w:rPr>
         <w:t>.</w:t>
       </w:r>
-      <w:bookmarkEnd w:id="5"/>
+      <w:bookmarkEnd w:id="8"/>
     </w:p>
     <w:p>
       <w:pPr>
@@ -1829,7 +2476,7 @@
                     <pic:cNvPicPr/>
                   </pic:nvPicPr>
                   <pic:blipFill>
-                    <a:blip r:embed="rId12" cstate="print">
+                    <a:blip r:embed="rId13" cstate="print">
                       <a:extLst>
                         <a:ext uri="{28A0092B-C50C-407E-A947-70E740481C1C}">
                           <a14:useLocalDpi xmlns:a14="http://schemas.microsoft.com/office/drawing/2010/main" val="0"/>
@@ -1958,8 +2605,8 @@
           <w:bCs/>
         </w:rPr>
       </w:pPr>
-      <w:bookmarkStart w:id="6" w:name="_Toc227220819"/>
-      <w:bookmarkStart w:id="7" w:name="_Toc227661609"/>
+      <w:bookmarkStart w:id="9" w:name="_Toc227220819"/>
+      <w:bookmarkStart w:id="10" w:name="_Toc229678967"/>
       <w:r>
         <w:rPr>
           <w:b/>
@@ -1967,7 +2614,7 @@
         </w:rPr>
         <w:t>Guía para el Cliente: Reserva de Citas</w:t>
       </w:r>
-      <w:bookmarkEnd w:id="6"/>
+      <w:bookmarkEnd w:id="9"/>
       <w:r>
         <w:rPr>
           <w:b/>
@@ -1975,7 +2622,7 @@
         </w:rPr>
         <w:t>.</w:t>
       </w:r>
-      <w:bookmarkEnd w:id="7"/>
+      <w:bookmarkEnd w:id="10"/>
     </w:p>
     <w:p>
       <w:pPr>
@@ -1986,8 +2633,8 @@
           <w:bCs/>
         </w:rPr>
       </w:pPr>
-      <w:bookmarkStart w:id="8" w:name="_Toc227220820"/>
-      <w:bookmarkStart w:id="9" w:name="_Toc227661610"/>
+      <w:bookmarkStart w:id="11" w:name="_Toc227220820"/>
+      <w:bookmarkStart w:id="12" w:name="_Toc229678968"/>
       <w:r>
         <w:rPr>
           <w:b/>
@@ -1995,7 +2642,7 @@
         </w:rPr>
         <w:t>Paso 1: Selección de Profesional</w:t>
       </w:r>
-      <w:bookmarkEnd w:id="8"/>
+      <w:bookmarkEnd w:id="11"/>
       <w:r>
         <w:rPr>
           <w:b/>
@@ -2003,7 +2650,7 @@
         </w:rPr>
         <w:t>.</w:t>
       </w:r>
-      <w:bookmarkEnd w:id="9"/>
+      <w:bookmarkEnd w:id="12"/>
     </w:p>
     <w:p>
       <w:pPr>
@@ -2014,6 +2661,7 @@
           <w:rFonts w:ascii="Arial" w:hAnsi="Arial" w:cs="Arial"/>
           <w:sz w:val="22"/>
           <w:szCs w:val="22"/>
+          <w:lang w:val="es"/>
         </w:rPr>
       </w:pPr>
       <w:r>
@@ -2022,13 +2670,14 @@
           <w:noProof/>
           <w:sz w:val="22"/>
           <w:szCs w:val="22"/>
+          <w:lang w:val="es"/>
           <w14:ligatures w14:val="none"/>
         </w:rPr>
         <w:drawing>
-          <wp:inline distT="0" distB="0" distL="0" distR="0" wp14:anchorId="3D8C3EBE" wp14:editId="6C980640">
-            <wp:extent cx="885600" cy="1969200"/>
+          <wp:inline distT="0" distB="0" distL="0" distR="0" wp14:anchorId="3F3AAC23" wp14:editId="6DC2D6B2">
+            <wp:extent cx="885533" cy="1969200"/>
             <wp:effectExtent l="0" t="0" r="0" b="0"/>
-            <wp:docPr id="1251108965" name="Imagen 3"/>
+            <wp:docPr id="1558338187" name="Imagen 1"/>
             <wp:cNvGraphicFramePr>
               <a:graphicFrameLocks xmlns:a="http://schemas.openxmlformats.org/drawingml/2006/main" noChangeAspect="1"/>
             </wp:cNvGraphicFramePr>
@@ -2036,135 +2685,7 @@
               <a:graphicData uri="http://schemas.openxmlformats.org/drawingml/2006/picture">
                 <pic:pic xmlns:pic="http://schemas.openxmlformats.org/drawingml/2006/picture">
                   <pic:nvPicPr>
-                    <pic:cNvPr id="1251108965" name="Imagen 1251108965"/>
-                    <pic:cNvPicPr/>
-                  </pic:nvPicPr>
-                  <pic:blipFill>
-                    <a:blip r:embed="rId13" cstate="print">
-                      <a:extLst>
-                        <a:ext uri="{28A0092B-C50C-407E-A947-70E740481C1C}">
-                          <a14:useLocalDpi xmlns:a14="http://schemas.microsoft.com/office/drawing/2010/main" val="0"/>
-                        </a:ext>
-                      </a:extLst>
-                    </a:blip>
-                    <a:stretch>
-                      <a:fillRect/>
-                    </a:stretch>
-                  </pic:blipFill>
-                  <pic:spPr>
-                    <a:xfrm>
-                      <a:off x="0" y="0"/>
-                      <a:ext cx="885600" cy="1969200"/>
-                    </a:xfrm>
-                    <a:prstGeom prst="rect">
-                      <a:avLst/>
-                    </a:prstGeom>
-                  </pic:spPr>
-                </pic:pic>
-              </a:graphicData>
-            </a:graphic>
-          </wp:inline>
-        </w:drawing>
-      </w:r>
-    </w:p>
-    <w:p>
-      <w:pPr>
-        <w:pStyle w:val="Textosinformato"/>
-        <w:ind w:left="708"/>
-        <w:rPr>
-          <w:rFonts w:ascii="Arial" w:hAnsi="Arial" w:cs="Arial"/>
-          <w:sz w:val="22"/>
-          <w:szCs w:val="22"/>
-        </w:rPr>
-      </w:pPr>
-    </w:p>
-    <w:p>
-      <w:pPr>
-        <w:pStyle w:val="Textosinformato"/>
-        <w:ind w:left="708"/>
-        <w:rPr>
-          <w:rFonts w:ascii="Arial" w:hAnsi="Arial" w:cs="Arial"/>
-          <w:sz w:val="22"/>
-          <w:szCs w:val="22"/>
-        </w:rPr>
-      </w:pPr>
-      <w:r>
-        <w:rPr>
-          <w:rFonts w:ascii="Arial" w:hAnsi="Arial" w:cs="Arial"/>
-          <w:sz w:val="22"/>
-          <w:szCs w:val="22"/>
-        </w:rPr>
-        <w:t>En la pantalla principal, podrás ver a nuestros barberos disponibles: Fermín y Josemaría. Haz clic sobre su imagen para ver su disponibilidad específica.</w:t>
-      </w:r>
-    </w:p>
-    <w:p>
-      <w:pPr>
-        <w:rPr>
-          <w:lang w:val="es-ES"/>
-        </w:rPr>
-      </w:pPr>
-    </w:p>
-    <w:p>
-      <w:pPr>
-        <w:pStyle w:val="Ttulo2"/>
-        <w:ind w:left="708"/>
-        <w:rPr>
-          <w:b/>
-          <w:bCs/>
-        </w:rPr>
-      </w:pPr>
-      <w:bookmarkStart w:id="10" w:name="_Toc227220821"/>
-      <w:bookmarkStart w:id="11" w:name="_Toc227661611"/>
-      <w:r>
-        <w:rPr>
-          <w:b/>
-          <w:bCs/>
-        </w:rPr>
-        <w:lastRenderedPageBreak/>
-        <w:t>Paso 2: Elección de Fecha y Hora</w:t>
-      </w:r>
-      <w:bookmarkEnd w:id="10"/>
-      <w:r>
-        <w:rPr>
-          <w:b/>
-          <w:bCs/>
-        </w:rPr>
-        <w:t>.</w:t>
-      </w:r>
-      <w:bookmarkEnd w:id="11"/>
-    </w:p>
-    <w:p>
-      <w:pPr>
-        <w:pStyle w:val="Textosinformato"/>
-        <w:ind w:left="708"/>
-        <w:jc w:val="center"/>
-        <w:rPr>
-          <w:rFonts w:ascii="Arial" w:hAnsi="Arial" w:cs="Arial"/>
-          <w:sz w:val="22"/>
-          <w:szCs w:val="22"/>
-        </w:rPr>
-      </w:pPr>
-      <w:r>
-        <w:rPr>
-          <w:rFonts w:ascii="Arial" w:hAnsi="Arial" w:cs="Arial"/>
-          <w:noProof/>
-          <w:sz w:val="22"/>
-          <w:szCs w:val="22"/>
-          <w14:ligatures w14:val="none"/>
-        </w:rPr>
-        <w:drawing>
-          <wp:inline distT="0" distB="0" distL="0" distR="0" wp14:anchorId="67476B37" wp14:editId="74E4121E">
-            <wp:extent cx="885600" cy="1969200"/>
-            <wp:effectExtent l="0" t="0" r="0" b="0"/>
-            <wp:docPr id="1525150635" name="Imagen 4"/>
-            <wp:cNvGraphicFramePr>
-              <a:graphicFrameLocks xmlns:a="http://schemas.openxmlformats.org/drawingml/2006/main" noChangeAspect="1"/>
-            </wp:cNvGraphicFramePr>
-            <a:graphic xmlns:a="http://schemas.openxmlformats.org/drawingml/2006/main">
-              <a:graphicData uri="http://schemas.openxmlformats.org/drawingml/2006/picture">
-                <pic:pic xmlns:pic="http://schemas.openxmlformats.org/drawingml/2006/picture">
-                  <pic:nvPicPr>
-                    <pic:cNvPr id="1525150635" name="Imagen 1525150635"/>
+                    <pic:cNvPr id="1558338187" name="Imagen 1558338187"/>
                     <pic:cNvPicPr/>
                   </pic:nvPicPr>
                   <pic:blipFill>
@@ -2182,7 +2703,7 @@
                   <pic:spPr>
                     <a:xfrm>
                       <a:off x="0" y="0"/>
-                      <a:ext cx="885600" cy="1969200"/>
+                      <a:ext cx="885533" cy="1969200"/>
                     </a:xfrm>
                     <a:prstGeom prst="rect">
                       <a:avLst/>
@@ -2222,184 +2743,69 @@
           <w:sz w:val="22"/>
           <w:szCs w:val="22"/>
         </w:rPr>
-        <w:t xml:space="preserve">En el </w:t>
-      </w:r>
-      <w:r>
-        <w:rPr>
-          <w:rFonts w:ascii="Arial" w:hAnsi="Arial" w:cs="Arial"/>
-          <w:sz w:val="22"/>
-          <w:szCs w:val="22"/>
-        </w:rPr>
-        <w:t>Calendario:</w:t>
-      </w:r>
-      <w:r>
-        <w:rPr>
-          <w:rFonts w:ascii="Arial" w:hAnsi="Arial" w:cs="Arial"/>
-          <w:sz w:val="22"/>
-          <w:szCs w:val="22"/>
-        </w:rPr>
-        <w:t xml:space="preserve"> </w:t>
-      </w:r>
-      <w:r>
-        <w:rPr>
-          <w:rFonts w:ascii="Arial" w:hAnsi="Arial" w:cs="Arial"/>
-          <w:sz w:val="22"/>
-          <w:szCs w:val="22"/>
-        </w:rPr>
-        <w:t xml:space="preserve">Selecciona el día que prefieras. Los días con disponibilidad se </w:t>
-      </w:r>
-      <w:r>
-        <w:rPr>
-          <w:rFonts w:ascii="Arial" w:hAnsi="Arial" w:cs="Arial"/>
-          <w:sz w:val="22"/>
-          <w:szCs w:val="22"/>
-        </w:rPr>
-        <w:t>podrán seleccionar, aquellos no disponibles no podrán ser seleccionados</w:t>
-      </w:r>
-      <w:r>
-        <w:rPr>
-          <w:rFonts w:ascii="Arial" w:hAnsi="Arial" w:cs="Arial"/>
-          <w:sz w:val="22"/>
-          <w:szCs w:val="22"/>
+        <w:t>En la pantalla principal, podrás ver a nuestros barberos disponibles: Fermín y Josemaría. Haz clic sobre su imagen para ver su disponibilidad específica.</w:t>
+      </w:r>
+    </w:p>
+    <w:p>
+      <w:pPr>
+        <w:rPr>
+          <w:lang w:val="es-ES"/>
+        </w:rPr>
+      </w:pPr>
+    </w:p>
+    <w:p>
+      <w:pPr>
+        <w:pStyle w:val="Ttulo2"/>
+        <w:ind w:left="708"/>
+        <w:rPr>
+          <w:b/>
+          <w:bCs/>
+        </w:rPr>
+      </w:pPr>
+      <w:bookmarkStart w:id="13" w:name="_Toc227220821"/>
+      <w:bookmarkStart w:id="14" w:name="_Toc229678969"/>
+      <w:r>
+        <w:rPr>
+          <w:b/>
+          <w:bCs/>
+        </w:rPr>
+        <w:lastRenderedPageBreak/>
+        <w:t>Paso 2: Elección de Fecha y Hora</w:t>
+      </w:r>
+      <w:bookmarkEnd w:id="13"/>
+      <w:r>
+        <w:rPr>
+          <w:b/>
+          <w:bCs/>
         </w:rPr>
         <w:t>.</w:t>
       </w:r>
+      <w:bookmarkEnd w:id="14"/>
     </w:p>
     <w:p>
       <w:pPr>
         <w:pStyle w:val="Textosinformato"/>
         <w:ind w:left="708"/>
-        <w:rPr>
-          <w:rFonts w:ascii="Arial" w:hAnsi="Arial" w:cs="Arial"/>
-          <w:sz w:val="22"/>
-          <w:szCs w:val="22"/>
-        </w:rPr>
-      </w:pPr>
-      <w:r>
-        <w:rPr>
-          <w:rFonts w:ascii="Arial" w:hAnsi="Arial" w:cs="Arial"/>
-          <w:sz w:val="22"/>
-          <w:szCs w:val="22"/>
-        </w:rPr>
-        <w:t xml:space="preserve">En </w:t>
-      </w:r>
-      <w:r>
-        <w:rPr>
-          <w:rFonts w:ascii="Arial" w:hAnsi="Arial" w:cs="Arial"/>
-          <w:sz w:val="22"/>
-          <w:szCs w:val="22"/>
-        </w:rPr>
-        <w:t xml:space="preserve">Horarios: Una vez elegido el día, se desplegará una cuadrícula con horas disponibles en intervalos de 30 minutos. Selecciona </w:t>
-      </w:r>
-      <w:r>
-        <w:rPr>
-          <w:rFonts w:ascii="Arial" w:hAnsi="Arial" w:cs="Arial"/>
-          <w:sz w:val="22"/>
-          <w:szCs w:val="22"/>
-        </w:rPr>
-        <w:t>la que mejor se adapte.</w:t>
-      </w:r>
-    </w:p>
-    <w:p>
-      <w:pPr>
-        <w:pStyle w:val="Ttulo2"/>
-        <w:ind w:firstLine="708"/>
-        <w:rPr>
-          <w:b/>
-          <w:bCs/>
-        </w:rPr>
-      </w:pPr>
-      <w:bookmarkStart w:id="12" w:name="_Toc227220823"/>
-      <w:bookmarkStart w:id="13" w:name="_Toc227661612"/>
-      <w:r>
-        <w:rPr>
-          <w:b/>
-          <w:bCs/>
-        </w:rPr>
-        <w:t xml:space="preserve">Paso </w:t>
-      </w:r>
-      <w:r>
-        <w:rPr>
-          <w:b/>
-          <w:bCs/>
-        </w:rPr>
-        <w:t>3</w:t>
-      </w:r>
-      <w:r>
-        <w:rPr>
-          <w:b/>
-          <w:bCs/>
-        </w:rPr>
-        <w:t>: Confirmación</w:t>
-      </w:r>
-      <w:bookmarkEnd w:id="12"/>
-      <w:r>
-        <w:rPr>
-          <w:b/>
-          <w:bCs/>
-        </w:rPr>
-        <w:t>.</w:t>
-      </w:r>
-      <w:bookmarkEnd w:id="13"/>
-    </w:p>
-    <w:p>
-      <w:pPr>
-        <w:ind w:left="708"/>
-        <w:rPr>
-          <w:b/>
-          <w:bCs/>
-        </w:rPr>
-      </w:pPr>
-      <w:r>
-        <w:t>Una vez seleccionado el día y el horario debemos seleccionar el botón de CONFIRMAR CITA y tu cita quedara registrada.</w:t>
-      </w:r>
-    </w:p>
-    <w:p>
-      <w:pPr>
-        <w:pStyle w:val="Ttulo1"/>
-        <w:numPr>
-          <w:ilvl w:val="0"/>
-          <w:numId w:val="10"/>
-        </w:numPr>
-        <w:ind w:left="720" w:hanging="360"/>
-        <w:rPr>
-          <w:b/>
-          <w:bCs/>
-        </w:rPr>
-      </w:pPr>
-      <w:bookmarkStart w:id="14" w:name="_Toc227220824"/>
-      <w:bookmarkStart w:id="15" w:name="_Toc227661613"/>
-      <w:r>
-        <w:rPr>
-          <w:b/>
-          <w:bCs/>
-        </w:rPr>
-        <w:t>Gestión de tus Reservas</w:t>
-      </w:r>
-      <w:bookmarkEnd w:id="14"/>
-      <w:r>
-        <w:rPr>
-          <w:b/>
-          <w:bCs/>
-        </w:rPr>
-        <w:t>.</w:t>
-      </w:r>
-      <w:bookmarkEnd w:id="15"/>
-    </w:p>
-    <w:p>
-      <w:pPr>
-        <w:ind w:left="720"/>
         <w:jc w:val="center"/>
-      </w:pPr>
-      <w:r>
-        <w:rPr>
+        <w:rPr>
+          <w:rFonts w:ascii="Arial" w:hAnsi="Arial" w:cs="Arial"/>
+          <w:sz w:val="22"/>
+          <w:szCs w:val="22"/>
+        </w:rPr>
+      </w:pPr>
+      <w:r>
+        <w:rPr>
+          <w:rFonts w:ascii="Arial" w:hAnsi="Arial" w:cs="Arial"/>
           <w:noProof/>
+          <w:sz w:val="22"/>
+          <w:szCs w:val="22"/>
+          <w14:ligatures w14:val="none"/>
         </w:rPr>
         <w:drawing>
-          <wp:inline distT="0" distB="0" distL="0" distR="0" wp14:anchorId="4120E8DD" wp14:editId="5678D72F">
+          <wp:inline distT="0" distB="0" distL="0" distR="0" wp14:anchorId="67476B37" wp14:editId="74E4121E">
             <wp:extent cx="885600" cy="1969200"/>
             <wp:effectExtent l="0" t="0" r="0" b="0"/>
-            <wp:docPr id="882879836" name="Imagen 5"/>
+            <wp:docPr id="1525150635" name="Imagen 4"/>
             <wp:cNvGraphicFramePr>
               <a:graphicFrameLocks xmlns:a="http://schemas.openxmlformats.org/drawingml/2006/main" noChangeAspect="1"/>
             </wp:cNvGraphicFramePr>
@@ -2407,200 +2813,7 @@
               <a:graphicData uri="http://schemas.openxmlformats.org/drawingml/2006/picture">
                 <pic:pic xmlns:pic="http://schemas.openxmlformats.org/drawingml/2006/picture">
                   <pic:nvPicPr>
-                    <pic:cNvPr id="882879836" name="Imagen 882879836"/>
-                    <pic:cNvPicPr/>
-                  </pic:nvPicPr>
-                  <pic:blipFill>
-                    <a:blip r:embed="rId13" cstate="print">
-                      <a:extLst>
-                        <a:ext uri="{28A0092B-C50C-407E-A947-70E740481C1C}">
-                          <a14:useLocalDpi xmlns:a14="http://schemas.microsoft.com/office/drawing/2010/main" val="0"/>
-                        </a:ext>
-                      </a:extLst>
-                    </a:blip>
-                    <a:stretch>
-                      <a:fillRect/>
-                    </a:stretch>
-                  </pic:blipFill>
-                  <pic:spPr>
-                    <a:xfrm>
-                      <a:off x="0" y="0"/>
-                      <a:ext cx="885600" cy="1969200"/>
-                    </a:xfrm>
-                    <a:prstGeom prst="rect">
-                      <a:avLst/>
-                    </a:prstGeom>
-                  </pic:spPr>
-                </pic:pic>
-              </a:graphicData>
-            </a:graphic>
-          </wp:inline>
-        </w:drawing>
-      </w:r>
-    </w:p>
-    <w:p>
-      <w:pPr>
-        <w:ind w:left="720"/>
-      </w:pPr>
-    </w:p>
-    <w:p>
-      <w:pPr>
-        <w:ind w:left="720"/>
-      </w:pPr>
-      <w:r>
-        <w:t>En MIS PROXIMAS CITAS aparecen mis citas activas, cada etiqueta de cita nos muestra información como el Dia, Hora, Barbero, Nombre, Cuenta de correo y Teléfono móvil, además nos da la posibilidad de MODIFICAR o ANULAR.</w:t>
-      </w:r>
-    </w:p>
-    <w:p>
-      <w:pPr>
-        <w:ind w:left="720"/>
-      </w:pPr>
-      <w:r>
-        <w:t xml:space="preserve">MODIFICAR.: </w:t>
-      </w:r>
-      <w:r>
-        <w:t xml:space="preserve"> A</w:t>
-      </w:r>
-      <w:r>
-        <w:t xml:space="preserve">l seleccionar esta opción nos mostrara el calendario para poder modificar el día y hora de la cita, </w:t>
-      </w:r>
-      <w:r>
-        <w:t>véase</w:t>
-      </w:r>
-      <w:r>
-        <w:t xml:space="preserve"> las indicaciones que se indican en el Paso 2.</w:t>
-      </w:r>
-    </w:p>
-    <w:p>
-      <w:pPr>
-        <w:ind w:left="720"/>
-      </w:pPr>
-      <w:r>
-        <w:t xml:space="preserve">ANULAR.: </w:t>
-      </w:r>
-      <w:r>
-        <w:t xml:space="preserve"> </w:t>
-      </w:r>
-      <w:r>
-        <w:t>Aquí anularemos la cita y se actualizara nuestra ventana de gestión de reservas.</w:t>
-      </w:r>
-    </w:p>
-    <w:p>
-      <w:pPr>
-        <w:ind w:left="720"/>
-      </w:pPr>
-      <w:r>
-        <w:t>Al seleccionar el botón VER HISTORIAL COMPLETO, muestra el historial completo de citas.</w:t>
-      </w:r>
-    </w:p>
-    <w:p>
-      <w:pPr>
-        <w:pStyle w:val="Ttulo1"/>
-        <w:numPr>
-          <w:ilvl w:val="0"/>
-          <w:numId w:val="10"/>
-        </w:numPr>
-        <w:ind w:left="720" w:hanging="360"/>
-        <w:rPr>
-          <w:b/>
-          <w:bCs/>
-        </w:rPr>
-      </w:pPr>
-      <w:bookmarkStart w:id="16" w:name="_Toc227220825"/>
-      <w:bookmarkStart w:id="17" w:name="_Toc227661614"/>
-      <w:r>
-        <w:rPr>
-          <w:b/>
-          <w:bCs/>
-        </w:rPr>
-        <w:lastRenderedPageBreak/>
-        <w:t>Panel de Administración</w:t>
-      </w:r>
-      <w:bookmarkEnd w:id="16"/>
-      <w:r>
-        <w:rPr>
-          <w:b/>
-          <w:bCs/>
-        </w:rPr>
-        <w:t>.</w:t>
-      </w:r>
-      <w:bookmarkEnd w:id="17"/>
-    </w:p>
-    <w:p>
-      <w:pPr>
-        <w:ind w:left="720"/>
-      </w:pPr>
-      <w:r>
-        <w:t>El panel de administración es el centro de control para los barberos</w:t>
-      </w:r>
-      <w:r>
-        <w:t>.</w:t>
-      </w:r>
-    </w:p>
-    <w:p>
-      <w:pPr>
-        <w:pStyle w:val="Ttulo2"/>
-        <w:ind w:firstLine="720"/>
-        <w:rPr>
-          <w:b/>
-          <w:bCs/>
-        </w:rPr>
-      </w:pPr>
-      <w:bookmarkStart w:id="18" w:name="_Toc227661615"/>
-      <w:r>
-        <w:rPr>
-          <w:b/>
-          <w:bCs/>
-        </w:rPr>
-        <w:t>Visualización de la Agenda.</w:t>
-      </w:r>
-      <w:bookmarkEnd w:id="18"/>
-    </w:p>
-    <w:p>
-      <w:pPr>
-        <w:pStyle w:val="Textosinformato"/>
-        <w:ind w:firstLine="720"/>
-        <w:rPr>
-          <w:rFonts w:ascii="Arial" w:hAnsi="Arial" w:cs="Arial"/>
-          <w:b/>
-          <w:bCs/>
-          <w:sz w:val="22"/>
-          <w:szCs w:val="22"/>
-        </w:rPr>
-      </w:pPr>
-    </w:p>
-    <w:p>
-      <w:pPr>
-        <w:pStyle w:val="Textosinformato"/>
-        <w:ind w:firstLine="720"/>
-        <w:jc w:val="center"/>
-        <w:rPr>
-          <w:rFonts w:ascii="Arial" w:hAnsi="Arial" w:cs="Arial"/>
-          <w:sz w:val="22"/>
-          <w:szCs w:val="22"/>
-        </w:rPr>
-      </w:pPr>
-      <w:r>
-        <w:rPr>
-          <w:rFonts w:ascii="Arial" w:hAnsi="Arial" w:cs="Arial"/>
-          <w:noProof/>
-          <w:sz w:val="22"/>
-          <w:szCs w:val="22"/>
-          <w14:ligatures w14:val="none"/>
-        </w:rPr>
-        <w:drawing>
-          <wp:inline distT="0" distB="0" distL="0" distR="0" wp14:anchorId="079757B7" wp14:editId="2411B5D1">
-            <wp:extent cx="885600" cy="1969200"/>
-            <wp:effectExtent l="0" t="0" r="0" b="0"/>
-            <wp:docPr id="928792277" name="Imagen 6"/>
-            <wp:cNvGraphicFramePr>
-              <a:graphicFrameLocks xmlns:a="http://schemas.openxmlformats.org/drawingml/2006/main" noChangeAspect="1"/>
-            </wp:cNvGraphicFramePr>
-            <a:graphic xmlns:a="http://schemas.openxmlformats.org/drawingml/2006/main">
-              <a:graphicData uri="http://schemas.openxmlformats.org/drawingml/2006/picture">
-                <pic:pic xmlns:pic="http://schemas.openxmlformats.org/drawingml/2006/picture">
-                  <pic:nvPicPr>
-                    <pic:cNvPr id="928792277" name="Imagen 928792277"/>
+                    <pic:cNvPr id="1525150635" name="Imagen 1525150635"/>
                     <pic:cNvPicPr/>
                   </pic:nvPicPr>
                   <pic:blipFill>
@@ -2634,7 +2847,7 @@
     <w:p>
       <w:pPr>
         <w:pStyle w:val="Textosinformato"/>
-        <w:ind w:firstLine="720"/>
+        <w:ind w:left="708"/>
         <w:rPr>
           <w:rFonts w:ascii="Arial" w:hAnsi="Arial" w:cs="Arial"/>
           <w:sz w:val="22"/>
@@ -2645,66 +2858,235 @@
     <w:p>
       <w:pPr>
         <w:pStyle w:val="Textosinformato"/>
-        <w:ind w:firstLine="720"/>
-        <w:rPr>
-          <w:rFonts w:ascii="Arial" w:hAnsi="Arial" w:cs="Arial"/>
-          <w:sz w:val="22"/>
-          <w:szCs w:val="22"/>
-        </w:rPr>
-      </w:pPr>
-      <w:r>
-        <w:rPr>
-          <w:rFonts w:ascii="Arial" w:hAnsi="Arial" w:cs="Arial"/>
-          <w:sz w:val="22"/>
-          <w:szCs w:val="22"/>
-        </w:rPr>
-        <w:t>Contador de Citas: En la parte superior verás el total de citas programadas.</w:t>
+        <w:ind w:left="708"/>
+        <w:rPr>
+          <w:rFonts w:ascii="Arial" w:hAnsi="Arial" w:cs="Arial"/>
+          <w:sz w:val="22"/>
+          <w:szCs w:val="22"/>
+        </w:rPr>
+      </w:pPr>
+      <w:r>
+        <w:rPr>
+          <w:rFonts w:ascii="Arial" w:hAnsi="Arial" w:cs="Arial"/>
+          <w:sz w:val="22"/>
+          <w:szCs w:val="22"/>
+        </w:rPr>
+        <w:t xml:space="preserve">En el </w:t>
+      </w:r>
+      <w:r>
+        <w:rPr>
+          <w:rFonts w:ascii="Arial" w:hAnsi="Arial" w:cs="Arial"/>
+          <w:sz w:val="22"/>
+          <w:szCs w:val="22"/>
+        </w:rPr>
+        <w:t>Calendario:</w:t>
+      </w:r>
+      <w:r>
+        <w:rPr>
+          <w:rFonts w:ascii="Arial" w:hAnsi="Arial" w:cs="Arial"/>
+          <w:sz w:val="22"/>
+          <w:szCs w:val="22"/>
+        </w:rPr>
+        <w:t xml:space="preserve"> </w:t>
+      </w:r>
+      <w:r>
+        <w:rPr>
+          <w:rFonts w:ascii="Arial" w:hAnsi="Arial" w:cs="Arial"/>
+          <w:sz w:val="22"/>
+          <w:szCs w:val="22"/>
+        </w:rPr>
+        <w:t xml:space="preserve">Selecciona el día que prefieras. Los días con disponibilidad se </w:t>
+      </w:r>
+      <w:r>
+        <w:rPr>
+          <w:rFonts w:ascii="Arial" w:hAnsi="Arial" w:cs="Arial"/>
+          <w:sz w:val="22"/>
+          <w:szCs w:val="22"/>
+        </w:rPr>
+        <w:t>podrán seleccionar, aquellos no disponibles no podrán ser seleccionados</w:t>
+      </w:r>
+      <w:r>
+        <w:rPr>
+          <w:rFonts w:ascii="Arial" w:hAnsi="Arial" w:cs="Arial"/>
+          <w:sz w:val="22"/>
+          <w:szCs w:val="22"/>
+        </w:rPr>
+        <w:t>.</w:t>
       </w:r>
     </w:p>
     <w:p>
       <w:pPr>
         <w:pStyle w:val="Textosinformato"/>
-        <w:ind w:left="720"/>
-        <w:rPr>
-          <w:rFonts w:ascii="Arial" w:hAnsi="Arial" w:cs="Arial"/>
-          <w:sz w:val="22"/>
-          <w:szCs w:val="22"/>
-        </w:rPr>
-      </w:pPr>
-      <w:r>
-        <w:rPr>
-          <w:rFonts w:ascii="Arial" w:hAnsi="Arial" w:cs="Arial"/>
-          <w:sz w:val="22"/>
-          <w:szCs w:val="22"/>
-        </w:rPr>
-        <w:t>Filtros por Barbero: Puedes alternar entre las agendas de Fermín y Josemaría haciendo clic en sus respectivos iconos.</w:t>
-      </w:r>
-    </w:p>
-    <w:p>
-      <w:pPr>
-        <w:ind w:left="720"/>
-      </w:pPr>
-      <w:r>
-        <w:t>VER TODAS LAS CITAS permite una visualización completa de la carga de trabajo de la barbería</w:t>
-      </w:r>
-      <w:r>
-        <w:t>, aparecen todas las citas, cada etiqueta de cita nos muestra información como el Dia, Hora, Barbero, Nombre, Cuenta de correo y Teléfono móvil, además nos da la posibilidad de MODIFICAR o ANULAR.</w:t>
-      </w:r>
-    </w:p>
-    <w:p>
-      <w:pPr>
-        <w:ind w:left="720"/>
-      </w:pPr>
-      <w:r>
-        <w:t>MODIFICAR.:  Al seleccionar esta opción nos mostrara el calendario para poder modificar el día y hora de la cita, véase las indicaciones que se indican en el Paso 2.</w:t>
-      </w:r>
-    </w:p>
-    <w:p>
-      <w:pPr>
-        <w:ind w:left="720"/>
-      </w:pPr>
-      <w:r>
-        <w:t>ANULAR.:  Aquí anularemos la cita y se actualizara nuestra ventana de gestión de reservas.</w:t>
+        <w:ind w:left="708"/>
+        <w:rPr>
+          <w:rFonts w:ascii="Arial" w:hAnsi="Arial" w:cs="Arial"/>
+          <w:sz w:val="22"/>
+          <w:szCs w:val="22"/>
+        </w:rPr>
+      </w:pPr>
+      <w:r>
+        <w:rPr>
+          <w:rFonts w:ascii="Arial" w:hAnsi="Arial" w:cs="Arial"/>
+          <w:sz w:val="22"/>
+          <w:szCs w:val="22"/>
+        </w:rPr>
+        <w:t xml:space="preserve">En </w:t>
+      </w:r>
+      <w:r>
+        <w:rPr>
+          <w:rFonts w:ascii="Arial" w:hAnsi="Arial" w:cs="Arial"/>
+          <w:sz w:val="22"/>
+          <w:szCs w:val="22"/>
+        </w:rPr>
+        <w:t xml:space="preserve">Horarios: Una vez elegido el día, se desplegará una cuadrícula con horas disponibles en intervalos de 30 minutos. Selecciona </w:t>
+      </w:r>
+      <w:r>
+        <w:rPr>
+          <w:rFonts w:ascii="Arial" w:hAnsi="Arial" w:cs="Arial"/>
+          <w:sz w:val="22"/>
+          <w:szCs w:val="22"/>
+        </w:rPr>
+        <w:t>la que mejor se adapte</w:t>
+      </w:r>
+      <w:r>
+        <w:rPr>
+          <w:rFonts w:ascii="Arial" w:hAnsi="Arial" w:cs="Arial"/>
+          <w:sz w:val="22"/>
+          <w:szCs w:val="22"/>
+        </w:rPr>
+        <w:t xml:space="preserve"> y presione el botón CONFIRMAR CITA</w:t>
+      </w:r>
+      <w:r>
+        <w:rPr>
+          <w:rFonts w:ascii="Arial" w:hAnsi="Arial" w:cs="Arial"/>
+          <w:sz w:val="22"/>
+          <w:szCs w:val="22"/>
+        </w:rPr>
+        <w:t>.</w:t>
+      </w:r>
+    </w:p>
+    <w:p>
+      <w:pPr>
+        <w:pStyle w:val="Ttulo2"/>
+        <w:ind w:firstLine="708"/>
+        <w:rPr>
+          <w:b/>
+          <w:bCs/>
+        </w:rPr>
+      </w:pPr>
+      <w:bookmarkStart w:id="15" w:name="_Toc227220823"/>
+      <w:bookmarkStart w:id="16" w:name="_Toc229678970"/>
+      <w:r>
+        <w:rPr>
+          <w:b/>
+          <w:bCs/>
+        </w:rPr>
+        <w:t xml:space="preserve">Paso </w:t>
+      </w:r>
+      <w:r>
+        <w:rPr>
+          <w:b/>
+          <w:bCs/>
+        </w:rPr>
+        <w:t>3</w:t>
+      </w:r>
+      <w:r>
+        <w:rPr>
+          <w:b/>
+          <w:bCs/>
+        </w:rPr>
+        <w:t>: Confirmación</w:t>
+      </w:r>
+      <w:bookmarkEnd w:id="15"/>
+      <w:r>
+        <w:rPr>
+          <w:b/>
+          <w:bCs/>
+        </w:rPr>
+        <w:t>.</w:t>
+      </w:r>
+      <w:bookmarkEnd w:id="16"/>
+    </w:p>
+    <w:p>
+      <w:r>
+        <w:tab/>
+      </w:r>
+      <w:r>
+        <w:tab/>
+      </w:r>
+      <w:r>
+        <w:tab/>
+      </w:r>
+      <w:r>
+        <w:tab/>
+      </w:r>
+      <w:r>
+        <w:tab/>
+      </w:r>
+      <w:r>
+        <w:rPr>
+          <w:noProof/>
+        </w:rPr>
+        <w:drawing>
+          <wp:inline distT="0" distB="0" distL="0" distR="0" wp14:anchorId="1F849346" wp14:editId="7B84E59E">
+            <wp:extent cx="886098" cy="1969200"/>
+            <wp:effectExtent l="0" t="0" r="9525" b="0"/>
+            <wp:docPr id="42608569" name="Imagen 1"/>
+            <wp:cNvGraphicFramePr>
+              <a:graphicFrameLocks xmlns:a="http://schemas.openxmlformats.org/drawingml/2006/main" noChangeAspect="1"/>
+            </wp:cNvGraphicFramePr>
+            <a:graphic xmlns:a="http://schemas.openxmlformats.org/drawingml/2006/main">
+              <a:graphicData uri="http://schemas.openxmlformats.org/drawingml/2006/picture">
+                <pic:pic xmlns:pic="http://schemas.openxmlformats.org/drawingml/2006/picture">
+                  <pic:nvPicPr>
+                    <pic:cNvPr id="42608569" name="Imagen 42608569"/>
+                    <pic:cNvPicPr/>
+                  </pic:nvPicPr>
+                  <pic:blipFill>
+                    <a:blip r:embed="rId16" cstate="print">
+                      <a:extLst>
+                        <a:ext uri="{28A0092B-C50C-407E-A947-70E740481C1C}">
+                          <a14:useLocalDpi xmlns:a14="http://schemas.microsoft.com/office/drawing/2010/main" val="0"/>
+                        </a:ext>
+                      </a:extLst>
+                    </a:blip>
+                    <a:stretch>
+                      <a:fillRect/>
+                    </a:stretch>
+                  </pic:blipFill>
+                  <pic:spPr>
+                    <a:xfrm>
+                      <a:off x="0" y="0"/>
+                      <a:ext cx="886098" cy="1969200"/>
+                    </a:xfrm>
+                    <a:prstGeom prst="rect">
+                      <a:avLst/>
+                    </a:prstGeom>
+                  </pic:spPr>
+                </pic:pic>
+              </a:graphicData>
+            </a:graphic>
+          </wp:inline>
+        </w:drawing>
+      </w:r>
+    </w:p>
+    <w:p/>
+    <w:p>
+      <w:pPr>
+        <w:ind w:left="708"/>
+        <w:rPr>
+          <w:b/>
+          <w:bCs/>
+        </w:rPr>
+      </w:pPr>
+      <w:r>
+        <w:t xml:space="preserve">Una vez seleccionado el día y el horario debemos seleccionar el botón de CONFIRMAR </w:t>
+      </w:r>
+      <w:r>
+        <w:t>RESERVA</w:t>
+      </w:r>
+      <w:r>
+        <w:t xml:space="preserve"> y tu cita quedara registrada.</w:t>
       </w:r>
     </w:p>
     <w:p>
@@ -2716,30 +3098,981 @@
         </w:numPr>
         <w:ind w:left="720" w:hanging="360"/>
         <w:rPr>
-          <w:lang w:val="es-ES"/>
-        </w:rPr>
-      </w:pPr>
-      <w:bookmarkStart w:id="19" w:name="_Toc227220826"/>
-      <w:bookmarkStart w:id="20" w:name="_Toc227661616"/>
-      <w:r>
-        <w:rPr>
           <w:b/>
           <w:bCs/>
         </w:rPr>
-        <w:t>Consejos de Uso</w:t>
-      </w:r>
-      <w:bookmarkEnd w:id="19"/>
+      </w:pPr>
+      <w:bookmarkStart w:id="17" w:name="_Toc227220824"/>
+      <w:bookmarkStart w:id="18" w:name="_Toc229678971"/>
       <w:r>
         <w:rPr>
           <w:b/>
           <w:bCs/>
         </w:rPr>
+        <w:lastRenderedPageBreak/>
+        <w:t>Gestión de tus Reservas</w:t>
+      </w:r>
+      <w:bookmarkEnd w:id="17"/>
+      <w:r>
+        <w:rPr>
+          <w:b/>
+          <w:bCs/>
+        </w:rPr>
         <w:t>.</w:t>
       </w:r>
+      <w:bookmarkEnd w:id="18"/>
+    </w:p>
+    <w:p>
+      <w:pPr>
+        <w:ind w:left="720"/>
+        <w:jc w:val="center"/>
+      </w:pPr>
+      <w:r>
+        <w:rPr>
+          <w:noProof/>
+        </w:rPr>
+        <w:drawing>
+          <wp:inline distT="0" distB="0" distL="0" distR="0" wp14:anchorId="4120E8DD" wp14:editId="5678D72F">
+            <wp:extent cx="885600" cy="1969200"/>
+            <wp:effectExtent l="0" t="0" r="0" b="0"/>
+            <wp:docPr id="882879836" name="Imagen 5"/>
+            <wp:cNvGraphicFramePr>
+              <a:graphicFrameLocks xmlns:a="http://schemas.openxmlformats.org/drawingml/2006/main" noChangeAspect="1"/>
+            </wp:cNvGraphicFramePr>
+            <a:graphic xmlns:a="http://schemas.openxmlformats.org/drawingml/2006/main">
+              <a:graphicData uri="http://schemas.openxmlformats.org/drawingml/2006/picture">
+                <pic:pic xmlns:pic="http://schemas.openxmlformats.org/drawingml/2006/picture">
+                  <pic:nvPicPr>
+                    <pic:cNvPr id="882879836" name="Imagen 882879836"/>
+                    <pic:cNvPicPr/>
+                  </pic:nvPicPr>
+                  <pic:blipFill>
+                    <a:blip r:embed="rId17" cstate="print">
+                      <a:extLst>
+                        <a:ext uri="{28A0092B-C50C-407E-A947-70E740481C1C}">
+                          <a14:useLocalDpi xmlns:a14="http://schemas.microsoft.com/office/drawing/2010/main" val="0"/>
+                        </a:ext>
+                      </a:extLst>
+                    </a:blip>
+                    <a:stretch>
+                      <a:fillRect/>
+                    </a:stretch>
+                  </pic:blipFill>
+                  <pic:spPr>
+                    <a:xfrm>
+                      <a:off x="0" y="0"/>
+                      <a:ext cx="885600" cy="1969200"/>
+                    </a:xfrm>
+                    <a:prstGeom prst="rect">
+                      <a:avLst/>
+                    </a:prstGeom>
+                  </pic:spPr>
+                </pic:pic>
+              </a:graphicData>
+            </a:graphic>
+          </wp:inline>
+        </w:drawing>
+      </w:r>
+    </w:p>
+    <w:p>
+      <w:pPr>
+        <w:ind w:left="720"/>
+      </w:pPr>
+    </w:p>
+    <w:p>
+      <w:pPr>
+        <w:ind w:left="720"/>
+      </w:pPr>
+      <w:r>
+        <w:t>En MIS PROXIMAS CITAS aparecen mis citas activas, cada etiqueta de cita nos muestra información como el Dia, Hora, Barbero, Nombre, Cuenta de correo y Teléfono móvil, además nos da la posibilidad de MODIFICAR o ANULAR.</w:t>
+      </w:r>
+    </w:p>
+    <w:p>
+      <w:pPr>
+        <w:ind w:left="720"/>
+      </w:pPr>
+      <w:r>
+        <w:t xml:space="preserve">MODIFICAR.: </w:t>
+      </w:r>
+      <w:r>
+        <w:t xml:space="preserve"> A</w:t>
+      </w:r>
+      <w:r>
+        <w:t xml:space="preserve">l seleccionar esta opción nos mostrara el calendario para poder modificar el día y hora de la cita, </w:t>
+      </w:r>
+      <w:r>
+        <w:t>véase</w:t>
+      </w:r>
+      <w:r>
+        <w:t xml:space="preserve"> las indicaciones que se indican en el Paso 2.</w:t>
+      </w:r>
+    </w:p>
+    <w:p>
+      <w:pPr>
+        <w:ind w:left="720"/>
+      </w:pPr>
+      <w:r>
+        <w:t xml:space="preserve">ANULAR.: </w:t>
+      </w:r>
+      <w:r>
+        <w:t xml:space="preserve"> </w:t>
+      </w:r>
+      <w:r>
+        <w:t>Aquí anularemos la cita y se actualizara nuestra ventana de gestión de reservas.</w:t>
+      </w:r>
+    </w:p>
+    <w:p>
+      <w:pPr>
+        <w:ind w:left="720"/>
+      </w:pPr>
+      <w:r>
+        <w:t>Al seleccionar el botón VER HISTORIAL COMPLETO, muestra el historial completo de citas.</w:t>
+      </w:r>
+    </w:p>
+    <w:p>
+      <w:pPr>
+        <w:ind w:left="720"/>
+      </w:pPr>
+    </w:p>
+    <w:p>
+      <w:pPr>
+        <w:ind w:left="720"/>
+      </w:pPr>
+    </w:p>
+    <w:p>
+      <w:pPr>
+        <w:ind w:left="720"/>
+      </w:pPr>
+    </w:p>
+    <w:p>
+      <w:pPr>
+        <w:ind w:left="720"/>
+      </w:pPr>
+    </w:p>
+    <w:p>
+      <w:pPr>
+        <w:ind w:left="720"/>
+      </w:pPr>
+    </w:p>
+    <w:p>
+      <w:pPr>
+        <w:ind w:left="720"/>
+      </w:pPr>
+    </w:p>
+    <w:p>
+      <w:pPr>
+        <w:ind w:left="720"/>
+      </w:pPr>
+    </w:p>
+    <w:p>
+      <w:pPr>
+        <w:ind w:left="720"/>
+      </w:pPr>
+    </w:p>
+    <w:p>
+      <w:pPr>
+        <w:ind w:left="720"/>
+      </w:pPr>
+    </w:p>
+    <w:p>
+      <w:pPr>
+        <w:ind w:left="720"/>
+      </w:pPr>
+    </w:p>
+    <w:p>
+      <w:pPr>
+        <w:ind w:left="720"/>
+      </w:pPr>
+    </w:p>
+    <w:p>
+      <w:pPr>
+        <w:ind w:left="720"/>
+      </w:pPr>
+    </w:p>
+    <w:p>
+      <w:pPr>
+        <w:ind w:left="720"/>
+      </w:pPr>
+    </w:p>
+    <w:p>
+      <w:pPr>
+        <w:ind w:left="720"/>
+      </w:pPr>
+    </w:p>
+    <w:p>
+      <w:pPr>
+        <w:ind w:left="720"/>
+      </w:pPr>
+    </w:p>
+    <w:p>
+      <w:pPr>
+        <w:ind w:left="720"/>
+      </w:pPr>
+    </w:p>
+    <w:p>
+      <w:pPr>
+        <w:ind w:left="720"/>
+      </w:pPr>
+    </w:p>
+    <w:p>
+      <w:pPr>
+        <w:ind w:left="720"/>
+      </w:pPr>
+    </w:p>
+    <w:p>
+      <w:pPr>
+        <w:ind w:left="720"/>
+      </w:pPr>
+    </w:p>
+    <w:p>
+      <w:pPr>
+        <w:ind w:left="720"/>
+      </w:pPr>
+    </w:p>
+    <w:p>
+      <w:pPr>
+        <w:pStyle w:val="Ttulo1"/>
+        <w:numPr>
+          <w:ilvl w:val="0"/>
+          <w:numId w:val="10"/>
+        </w:numPr>
+        <w:ind w:left="720" w:hanging="360"/>
+        <w:rPr>
+          <w:b/>
+          <w:bCs/>
+        </w:rPr>
+      </w:pPr>
+      <w:bookmarkStart w:id="19" w:name="_Toc227220825"/>
+      <w:bookmarkStart w:id="20" w:name="_Toc229678972"/>
+      <w:r>
+        <w:rPr>
+          <w:b/>
+          <w:bCs/>
+        </w:rPr>
+        <w:lastRenderedPageBreak/>
+        <w:t>Panel de Administración</w:t>
+      </w:r>
+      <w:bookmarkEnd w:id="19"/>
+      <w:r>
+        <w:rPr>
+          <w:b/>
+          <w:bCs/>
+        </w:rPr>
+        <w:t>.</w:t>
+      </w:r>
       <w:bookmarkEnd w:id="20"/>
     </w:p>
     <w:p>
       <w:pPr>
+        <w:ind w:left="720"/>
+      </w:pPr>
+      <w:r>
+        <w:t>El panel de administración es el centro de control para los barberos</w:t>
+      </w:r>
+      <w:r>
+        <w:t>.</w:t>
+      </w:r>
+    </w:p>
+    <w:p>
+      <w:pPr>
+        <w:pStyle w:val="Ttulo2"/>
+        <w:ind w:firstLine="720"/>
+        <w:rPr>
+          <w:b/>
+          <w:bCs/>
+          <w:sz w:val="22"/>
+          <w:szCs w:val="22"/>
+        </w:rPr>
+      </w:pPr>
+      <w:bookmarkStart w:id="21" w:name="_Toc229678973"/>
+      <w:r>
+        <w:rPr>
+          <w:b/>
+          <w:bCs/>
+        </w:rPr>
+        <w:t>Visualización de la Agenda.</w:t>
+      </w:r>
+      <w:bookmarkEnd w:id="21"/>
+    </w:p>
+    <w:p>
+      <w:pPr>
+        <w:pStyle w:val="Textosinformato"/>
+        <w:ind w:firstLine="720"/>
+        <w:jc w:val="center"/>
+        <w:rPr>
+          <w:rFonts w:ascii="Arial" w:hAnsi="Arial" w:cs="Arial"/>
+          <w:sz w:val="22"/>
+          <w:szCs w:val="22"/>
+        </w:rPr>
+      </w:pPr>
+      <w:r>
+        <w:rPr>
+          <w:rFonts w:ascii="Arial" w:hAnsi="Arial" w:cs="Arial"/>
+          <w:noProof/>
+          <w:sz w:val="22"/>
+          <w:szCs w:val="22"/>
+          <w14:ligatures w14:val="none"/>
+        </w:rPr>
+        <w:drawing>
+          <wp:inline distT="0" distB="0" distL="0" distR="0" wp14:anchorId="53A512AC" wp14:editId="35E6AE8B">
+            <wp:extent cx="885533" cy="1969200"/>
+            <wp:effectExtent l="0" t="0" r="0" b="0"/>
+            <wp:docPr id="1701921243" name="Imagen 2"/>
+            <wp:cNvGraphicFramePr>
+              <a:graphicFrameLocks xmlns:a="http://schemas.openxmlformats.org/drawingml/2006/main" noChangeAspect="1"/>
+            </wp:cNvGraphicFramePr>
+            <a:graphic xmlns:a="http://schemas.openxmlformats.org/drawingml/2006/main">
+              <a:graphicData uri="http://schemas.openxmlformats.org/drawingml/2006/picture">
+                <pic:pic xmlns:pic="http://schemas.openxmlformats.org/drawingml/2006/picture">
+                  <pic:nvPicPr>
+                    <pic:cNvPr id="1701921243" name="Imagen 1701921243"/>
+                    <pic:cNvPicPr/>
+                  </pic:nvPicPr>
+                  <pic:blipFill>
+                    <a:blip r:embed="rId18" cstate="print">
+                      <a:extLst>
+                        <a:ext uri="{28A0092B-C50C-407E-A947-70E740481C1C}">
+                          <a14:useLocalDpi xmlns:a14="http://schemas.microsoft.com/office/drawing/2010/main" val="0"/>
+                        </a:ext>
+                      </a:extLst>
+                    </a:blip>
+                    <a:stretch>
+                      <a:fillRect/>
+                    </a:stretch>
+                  </pic:blipFill>
+                  <pic:spPr>
+                    <a:xfrm>
+                      <a:off x="0" y="0"/>
+                      <a:ext cx="885533" cy="1969200"/>
+                    </a:xfrm>
+                    <a:prstGeom prst="rect">
+                      <a:avLst/>
+                    </a:prstGeom>
+                  </pic:spPr>
+                </pic:pic>
+              </a:graphicData>
+            </a:graphic>
+          </wp:inline>
+        </w:drawing>
+      </w:r>
+    </w:p>
+    <w:p>
+      <w:pPr>
+        <w:pStyle w:val="Textosinformato"/>
+        <w:ind w:firstLine="720"/>
+        <w:rPr>
+          <w:rFonts w:ascii="Arial" w:hAnsi="Arial" w:cs="Arial"/>
+          <w:sz w:val="22"/>
+          <w:szCs w:val="22"/>
+        </w:rPr>
+      </w:pPr>
+    </w:p>
+    <w:p>
+      <w:pPr>
+        <w:pStyle w:val="Textosinformato"/>
+        <w:ind w:firstLine="720"/>
+        <w:rPr>
+          <w:rFonts w:ascii="Arial" w:hAnsi="Arial" w:cs="Arial"/>
+          <w:sz w:val="22"/>
+          <w:szCs w:val="22"/>
+        </w:rPr>
+      </w:pPr>
+      <w:r>
+        <w:rPr>
+          <w:rFonts w:ascii="Arial" w:hAnsi="Arial" w:cs="Arial"/>
+          <w:sz w:val="22"/>
+          <w:szCs w:val="22"/>
+        </w:rPr>
+        <w:t>Botón BLOQUEAR AGENDA: Para bloquear días en la Agenda.</w:t>
+      </w:r>
+    </w:p>
+    <w:p>
+      <w:pPr>
+        <w:pStyle w:val="Textosinformato"/>
+        <w:ind w:firstLine="720"/>
+        <w:rPr>
+          <w:rFonts w:ascii="Arial" w:hAnsi="Arial" w:cs="Arial"/>
+          <w:sz w:val="22"/>
+          <w:szCs w:val="22"/>
+        </w:rPr>
+      </w:pPr>
+      <w:r>
+        <w:rPr>
+          <w:rFonts w:ascii="Arial" w:hAnsi="Arial" w:cs="Arial"/>
+          <w:sz w:val="22"/>
+          <w:szCs w:val="22"/>
+        </w:rPr>
+        <w:t>Botón CITA TELEFONICA: Para crear una cita agendada por teléfono.</w:t>
+      </w:r>
+    </w:p>
+    <w:p>
+      <w:pPr>
+        <w:pStyle w:val="Textosinformato"/>
+        <w:ind w:firstLine="720"/>
+        <w:rPr>
+          <w:rFonts w:ascii="Arial" w:hAnsi="Arial" w:cs="Arial"/>
+          <w:sz w:val="22"/>
+          <w:szCs w:val="22"/>
+        </w:rPr>
+      </w:pPr>
+      <w:r>
+        <w:rPr>
+          <w:rFonts w:ascii="Arial" w:hAnsi="Arial" w:cs="Arial"/>
+          <w:sz w:val="22"/>
+          <w:szCs w:val="22"/>
+        </w:rPr>
+        <w:t>Botón SALIR: Para cerrar sesión.</w:t>
+      </w:r>
+    </w:p>
+    <w:p>
+      <w:pPr>
+        <w:pStyle w:val="Textosinformato"/>
+        <w:ind w:firstLine="720"/>
+        <w:rPr>
+          <w:rFonts w:ascii="Arial" w:hAnsi="Arial" w:cs="Arial"/>
+          <w:sz w:val="22"/>
+          <w:szCs w:val="22"/>
+        </w:rPr>
+      </w:pPr>
+      <w:r>
+        <w:rPr>
+          <w:rFonts w:ascii="Arial" w:hAnsi="Arial" w:cs="Arial"/>
+          <w:sz w:val="22"/>
+          <w:szCs w:val="22"/>
+        </w:rPr>
+        <w:t>Contador de Citas: En la parte superior verás el total de citas programadas.</w:t>
+      </w:r>
+    </w:p>
+    <w:p>
+      <w:pPr>
+        <w:pStyle w:val="Textosinformato"/>
+        <w:ind w:left="720"/>
+        <w:rPr>
+          <w:rFonts w:ascii="Arial" w:hAnsi="Arial" w:cs="Arial"/>
+          <w:sz w:val="22"/>
+          <w:szCs w:val="22"/>
+        </w:rPr>
+      </w:pPr>
+      <w:r>
+        <w:rPr>
+          <w:rFonts w:ascii="Arial" w:hAnsi="Arial" w:cs="Arial"/>
+          <w:sz w:val="22"/>
+          <w:szCs w:val="22"/>
+        </w:rPr>
+        <w:t>Filtros por Barbero: Puedes alternar entre las agendas de Fermín y Josemaría haciendo clic en sus respectivos iconos.</w:t>
+      </w:r>
+    </w:p>
+    <w:p>
+      <w:pPr>
+        <w:ind w:left="720"/>
+      </w:pPr>
+      <w:r>
+        <w:t>VER TODAS LAS CITAS permite una visualización completa de la carga de trabajo de la barbería</w:t>
+      </w:r>
+      <w:r>
+        <w:t>, aparecen todas las citas, cada etiqueta de cita nos muestra información como el Dia, Hora, Barbero, Nombre, Cuenta de correo y Teléfono móvil, además nos da la posibilidad de MODIFICAR o ANULAR.</w:t>
+      </w:r>
+    </w:p>
+    <w:p>
+      <w:pPr>
+        <w:ind w:left="720"/>
+      </w:pPr>
+      <w:r>
+        <w:t>MODIFICAR.:  Al seleccionar esta opción nos mostrara el calendario para poder modificar el día y hora de la cita, véase las indicaciones que se indican en el Paso 2.</w:t>
+      </w:r>
+    </w:p>
+    <w:p>
+      <w:pPr>
+        <w:ind w:left="720"/>
+      </w:pPr>
+      <w:r>
+        <w:t>ANULAR.:  Aquí anularemos la cita y se actualizara nuestra ventana de gestión de reservas.</w:t>
+      </w:r>
+    </w:p>
+    <w:p>
+      <w:pPr>
+        <w:pStyle w:val="Ttulo2"/>
+        <w:ind w:firstLine="720"/>
+        <w:rPr>
+          <w:b/>
+          <w:bCs/>
+          <w:sz w:val="22"/>
+          <w:szCs w:val="22"/>
+        </w:rPr>
+      </w:pPr>
+      <w:bookmarkStart w:id="22" w:name="_Toc229678974"/>
+      <w:r>
+        <w:rPr>
+          <w:b/>
+          <w:bCs/>
+        </w:rPr>
+        <w:t>Bloquear Agenda</w:t>
+      </w:r>
+      <w:r>
+        <w:rPr>
+          <w:b/>
+          <w:bCs/>
+        </w:rPr>
+        <w:t>.</w:t>
+      </w:r>
+      <w:bookmarkEnd w:id="22"/>
+    </w:p>
+    <w:p>
+      <w:pPr>
+        <w:ind w:left="720"/>
+      </w:pPr>
+      <w:r>
+        <w:t>Podemos bloquear cualquier día del calendario para que los usuarios no puedan realizar reservas.</w:t>
+      </w:r>
+    </w:p>
+    <w:p>
+      <w:pPr>
+        <w:ind w:left="720"/>
+        <w:jc w:val="center"/>
+      </w:pPr>
+      <w:r>
+        <w:rPr>
+          <w:noProof/>
+        </w:rPr>
+        <w:drawing>
+          <wp:inline distT="0" distB="0" distL="0" distR="0" wp14:anchorId="060CC763" wp14:editId="5F0A1ADD">
+            <wp:extent cx="885533" cy="1969200"/>
+            <wp:effectExtent l="0" t="0" r="0" b="0"/>
+            <wp:docPr id="2075973928" name="Imagen 2"/>
+            <wp:cNvGraphicFramePr>
+              <a:graphicFrameLocks xmlns:a="http://schemas.openxmlformats.org/drawingml/2006/main" noChangeAspect="1"/>
+            </wp:cNvGraphicFramePr>
+            <a:graphic xmlns:a="http://schemas.openxmlformats.org/drawingml/2006/main">
+              <a:graphicData uri="http://schemas.openxmlformats.org/drawingml/2006/picture">
+                <pic:pic xmlns:pic="http://schemas.openxmlformats.org/drawingml/2006/picture">
+                  <pic:nvPicPr>
+                    <pic:cNvPr id="2075973928" name="Imagen 2075973928"/>
+                    <pic:cNvPicPr/>
+                  </pic:nvPicPr>
+                  <pic:blipFill>
+                    <a:blip r:embed="rId19" cstate="print">
+                      <a:extLst>
+                        <a:ext uri="{28A0092B-C50C-407E-A947-70E740481C1C}">
+                          <a14:useLocalDpi xmlns:a14="http://schemas.microsoft.com/office/drawing/2010/main" val="0"/>
+                        </a:ext>
+                      </a:extLst>
+                    </a:blip>
+                    <a:stretch>
+                      <a:fillRect/>
+                    </a:stretch>
+                  </pic:blipFill>
+                  <pic:spPr>
+                    <a:xfrm>
+                      <a:off x="0" y="0"/>
+                      <a:ext cx="885533" cy="1969200"/>
+                    </a:xfrm>
+                    <a:prstGeom prst="rect">
+                      <a:avLst/>
+                    </a:prstGeom>
+                  </pic:spPr>
+                </pic:pic>
+              </a:graphicData>
+            </a:graphic>
+          </wp:inline>
+        </w:drawing>
+      </w:r>
+    </w:p>
+    <w:p>
+      <w:pPr>
+        <w:ind w:left="720"/>
+      </w:pPr>
+      <w:r>
+        <w:lastRenderedPageBreak/>
+        <w:t>Seleccionamos el día en el calendario y pulsamos Aceptar.</w:t>
+      </w:r>
+    </w:p>
+    <w:p>
+      <w:pPr>
+        <w:ind w:left="720"/>
+      </w:pPr>
+      <w:r>
+        <w:t xml:space="preserve">Seguidamente nos aparecerá un cuadro de dialogo para confirmar el día seleccionado, si es correcto seleccionamos </w:t>
+      </w:r>
+      <w:r>
+        <w:t>Bloquear</w:t>
+      </w:r>
+      <w:r>
+        <w:t>.</w:t>
+      </w:r>
+    </w:p>
+    <w:p>
+      <w:pPr>
+        <w:ind w:left="720"/>
+        <w:jc w:val="center"/>
+      </w:pPr>
+      <w:r>
+        <w:rPr>
+          <w:noProof/>
+        </w:rPr>
+        <w:drawing>
+          <wp:inline distT="0" distB="0" distL="0" distR="0" wp14:anchorId="19D1F6DF" wp14:editId="2317B1BB">
+            <wp:extent cx="885533" cy="1969200"/>
+            <wp:effectExtent l="0" t="0" r="0" b="0"/>
+            <wp:docPr id="889996546" name="Imagen 3"/>
+            <wp:cNvGraphicFramePr>
+              <a:graphicFrameLocks xmlns:a="http://schemas.openxmlformats.org/drawingml/2006/main" noChangeAspect="1"/>
+            </wp:cNvGraphicFramePr>
+            <a:graphic xmlns:a="http://schemas.openxmlformats.org/drawingml/2006/main">
+              <a:graphicData uri="http://schemas.openxmlformats.org/drawingml/2006/picture">
+                <pic:pic xmlns:pic="http://schemas.openxmlformats.org/drawingml/2006/picture">
+                  <pic:nvPicPr>
+                    <pic:cNvPr id="889996546" name="Imagen 889996546"/>
+                    <pic:cNvPicPr/>
+                  </pic:nvPicPr>
+                  <pic:blipFill>
+                    <a:blip r:embed="rId20" cstate="print">
+                      <a:extLst>
+                        <a:ext uri="{28A0092B-C50C-407E-A947-70E740481C1C}">
+                          <a14:useLocalDpi xmlns:a14="http://schemas.microsoft.com/office/drawing/2010/main" val="0"/>
+                        </a:ext>
+                      </a:extLst>
+                    </a:blip>
+                    <a:stretch>
+                      <a:fillRect/>
+                    </a:stretch>
+                  </pic:blipFill>
+                  <pic:spPr>
+                    <a:xfrm>
+                      <a:off x="0" y="0"/>
+                      <a:ext cx="885533" cy="1969200"/>
+                    </a:xfrm>
+                    <a:prstGeom prst="rect">
+                      <a:avLst/>
+                    </a:prstGeom>
+                  </pic:spPr>
+                </pic:pic>
+              </a:graphicData>
+            </a:graphic>
+          </wp:inline>
+        </w:drawing>
+      </w:r>
+    </w:p>
+    <w:p>
+      <w:pPr>
+        <w:ind w:left="720"/>
+      </w:pPr>
+    </w:p>
+    <w:p>
+      <w:pPr>
+        <w:ind w:left="720"/>
+      </w:pPr>
+    </w:p>
+    <w:p>
+      <w:pPr>
+        <w:pStyle w:val="Ttulo2"/>
+        <w:ind w:firstLine="720"/>
+        <w:rPr>
+          <w:b/>
+          <w:bCs/>
+          <w:sz w:val="22"/>
+          <w:szCs w:val="22"/>
+        </w:rPr>
+      </w:pPr>
+      <w:bookmarkStart w:id="23" w:name="_Toc229678975"/>
+      <w:r>
+        <w:rPr>
+          <w:b/>
+          <w:bCs/>
+        </w:rPr>
+        <w:t>Cita Telefónica</w:t>
+      </w:r>
+      <w:r>
+        <w:rPr>
+          <w:b/>
+          <w:bCs/>
+        </w:rPr>
+        <w:t>.</w:t>
+      </w:r>
+      <w:bookmarkEnd w:id="23"/>
+    </w:p>
+    <w:p>
+      <w:pPr>
+        <w:pStyle w:val="Textosinformato"/>
+        <w:ind w:left="720"/>
+        <w:jc w:val="both"/>
+        <w:rPr>
+          <w:rFonts w:ascii="Arial" w:hAnsi="Arial" w:cs="Arial"/>
+          <w:sz w:val="22"/>
+          <w:szCs w:val="22"/>
+        </w:rPr>
+      </w:pPr>
+      <w:r>
+        <w:rPr>
+          <w:rFonts w:ascii="Arial" w:hAnsi="Arial" w:cs="Arial"/>
+          <w:sz w:val="22"/>
+          <w:szCs w:val="22"/>
+        </w:rPr>
+        <w:t xml:space="preserve">Para reservar una cita a un usuario mediante una llamada telefónica, seleccionamos </w:t>
+      </w:r>
+      <w:r>
+        <w:rPr>
+          <w:rFonts w:ascii="Arial" w:hAnsi="Arial" w:cs="Arial"/>
+          <w:sz w:val="22"/>
+          <w:szCs w:val="22"/>
+        </w:rPr>
+        <w:t xml:space="preserve">       </w:t>
+      </w:r>
+      <w:r>
+        <w:rPr>
+          <w:rFonts w:ascii="Arial" w:hAnsi="Arial" w:cs="Arial"/>
+          <w:sz w:val="22"/>
+          <w:szCs w:val="22"/>
+        </w:rPr>
+        <w:t>el Botón de CITA TELEFONICA, seguidamente</w:t>
+      </w:r>
+      <w:r>
+        <w:rPr>
+          <w:rFonts w:ascii="Arial" w:hAnsi="Arial" w:cs="Arial"/>
+          <w:sz w:val="22"/>
+          <w:szCs w:val="22"/>
+        </w:rPr>
+        <w:t xml:space="preserve"> se mostrará una pantalla donde se solicitarán los siguientes datos.:</w:t>
+      </w:r>
+    </w:p>
+    <w:p>
+      <w:pPr>
+        <w:pStyle w:val="Textosinformato"/>
+        <w:ind w:firstLine="720"/>
+        <w:jc w:val="both"/>
+        <w:rPr>
+          <w:rFonts w:ascii="Arial" w:hAnsi="Arial" w:cs="Arial"/>
+          <w:sz w:val="22"/>
+          <w:szCs w:val="22"/>
+        </w:rPr>
+      </w:pPr>
+      <w:r>
+        <w:rPr>
+          <w:rFonts w:ascii="Arial" w:hAnsi="Arial" w:cs="Arial"/>
+          <w:sz w:val="22"/>
+          <w:szCs w:val="22"/>
+        </w:rPr>
+        <w:t>Nombre.:</w:t>
+      </w:r>
+    </w:p>
+    <w:p>
+      <w:pPr>
+        <w:pStyle w:val="Textosinformato"/>
+        <w:ind w:firstLine="720"/>
+        <w:jc w:val="both"/>
+        <w:rPr>
+          <w:rFonts w:ascii="Arial" w:hAnsi="Arial" w:cs="Arial"/>
+          <w:sz w:val="22"/>
+          <w:szCs w:val="22"/>
+        </w:rPr>
+      </w:pPr>
+      <w:r>
+        <w:rPr>
+          <w:rFonts w:ascii="Arial" w:hAnsi="Arial" w:cs="Arial"/>
+          <w:sz w:val="22"/>
+          <w:szCs w:val="22"/>
+        </w:rPr>
+        <w:t>Apellidos.:</w:t>
+      </w:r>
+    </w:p>
+    <w:p>
+      <w:pPr>
+        <w:pStyle w:val="Textosinformato"/>
+        <w:ind w:firstLine="720"/>
+        <w:jc w:val="both"/>
+        <w:rPr>
+          <w:rFonts w:ascii="Arial" w:hAnsi="Arial" w:cs="Arial"/>
+          <w:sz w:val="22"/>
+          <w:szCs w:val="22"/>
+        </w:rPr>
+      </w:pPr>
+      <w:r>
+        <w:rPr>
+          <w:rFonts w:ascii="Arial" w:hAnsi="Arial" w:cs="Arial"/>
+          <w:sz w:val="22"/>
+          <w:szCs w:val="22"/>
+        </w:rPr>
+        <w:t>DNI.:</w:t>
+      </w:r>
+    </w:p>
+    <w:p>
+      <w:pPr>
+        <w:pStyle w:val="Textosinformato"/>
+        <w:ind w:firstLine="720"/>
+        <w:jc w:val="both"/>
+        <w:rPr>
+          <w:rFonts w:ascii="Arial" w:hAnsi="Arial" w:cs="Arial"/>
+          <w:sz w:val="22"/>
+          <w:szCs w:val="22"/>
+        </w:rPr>
+      </w:pPr>
+      <w:r>
+        <w:rPr>
+          <w:rFonts w:ascii="Arial" w:hAnsi="Arial" w:cs="Arial"/>
+          <w:sz w:val="22"/>
+          <w:szCs w:val="22"/>
+        </w:rPr>
+        <w:t>Teléfono móvil.:</w:t>
+      </w:r>
+    </w:p>
+    <w:p>
+      <w:pPr>
+        <w:pStyle w:val="Textosinformato"/>
+        <w:ind w:firstLine="720"/>
+        <w:jc w:val="both"/>
+        <w:rPr>
+          <w:rFonts w:ascii="Arial" w:hAnsi="Arial" w:cs="Arial"/>
+          <w:sz w:val="22"/>
+          <w:szCs w:val="22"/>
+        </w:rPr>
+      </w:pPr>
+      <w:r>
+        <w:rPr>
+          <w:rFonts w:ascii="Arial" w:hAnsi="Arial" w:cs="Arial"/>
+          <w:sz w:val="22"/>
+          <w:szCs w:val="22"/>
+        </w:rPr>
+        <w:t>Correo electrónico (Opcional).:</w:t>
+      </w:r>
+    </w:p>
+    <w:p>
+      <w:pPr>
+        <w:pStyle w:val="Textosinformato"/>
+        <w:ind w:firstLine="720"/>
+        <w:jc w:val="center"/>
+        <w:rPr>
+          <w:rFonts w:ascii="Arial" w:hAnsi="Arial" w:cs="Arial"/>
+          <w:sz w:val="22"/>
+          <w:szCs w:val="22"/>
+        </w:rPr>
+      </w:pPr>
+      <w:r>
+        <w:rPr>
+          <w:rFonts w:ascii="Arial" w:hAnsi="Arial" w:cs="Arial"/>
+          <w:noProof/>
+          <w:sz w:val="22"/>
+          <w:szCs w:val="22"/>
+          <w14:ligatures w14:val="none"/>
+        </w:rPr>
+        <w:drawing>
+          <wp:inline distT="0" distB="0" distL="0" distR="0" wp14:anchorId="6505173B" wp14:editId="25972F6F">
+            <wp:extent cx="886098" cy="1969200"/>
+            <wp:effectExtent l="0" t="0" r="9525" b="0"/>
+            <wp:docPr id="2102033968" name="Imagen 4"/>
+            <wp:cNvGraphicFramePr>
+              <a:graphicFrameLocks xmlns:a="http://schemas.openxmlformats.org/drawingml/2006/main" noChangeAspect="1"/>
+            </wp:cNvGraphicFramePr>
+            <a:graphic xmlns:a="http://schemas.openxmlformats.org/drawingml/2006/main">
+              <a:graphicData uri="http://schemas.openxmlformats.org/drawingml/2006/picture">
+                <pic:pic xmlns:pic="http://schemas.openxmlformats.org/drawingml/2006/picture">
+                  <pic:nvPicPr>
+                    <pic:cNvPr id="2102033968" name="Imagen 2102033968"/>
+                    <pic:cNvPicPr/>
+                  </pic:nvPicPr>
+                  <pic:blipFill>
+                    <a:blip r:embed="rId21" cstate="print">
+                      <a:extLst>
+                        <a:ext uri="{28A0092B-C50C-407E-A947-70E740481C1C}">
+                          <a14:useLocalDpi xmlns:a14="http://schemas.microsoft.com/office/drawing/2010/main" val="0"/>
+                        </a:ext>
+                      </a:extLst>
+                    </a:blip>
+                    <a:stretch>
+                      <a:fillRect/>
+                    </a:stretch>
+                  </pic:blipFill>
+                  <pic:spPr>
+                    <a:xfrm>
+                      <a:off x="0" y="0"/>
+                      <a:ext cx="886098" cy="1969200"/>
+                    </a:xfrm>
+                    <a:prstGeom prst="rect">
+                      <a:avLst/>
+                    </a:prstGeom>
+                  </pic:spPr>
+                </pic:pic>
+              </a:graphicData>
+            </a:graphic>
+          </wp:inline>
+        </w:drawing>
+      </w:r>
+    </w:p>
+    <w:p>
+      <w:pPr>
+        <w:ind w:left="720"/>
+      </w:pPr>
+    </w:p>
+    <w:p>
+      <w:pPr>
+        <w:ind w:left="720"/>
+      </w:pPr>
+      <w:r>
+        <w:t xml:space="preserve">Una vez rellenos los datos pulsamos CONTINUAR AL CALENDARIO, los siguientes pasos son los que se detallan en el punto </w:t>
+      </w:r>
+      <w:r>
+        <w:t>4</w:t>
+      </w:r>
+      <w:r>
+        <w:t xml:space="preserve">. </w:t>
+      </w:r>
+      <w:r>
+        <w:t>Guía para el Cliente: Reserva de Citas</w:t>
+      </w:r>
+      <w:r>
+        <w:t>.</w:t>
+      </w:r>
+    </w:p>
+    <w:p>
+      <w:pPr>
+        <w:ind w:left="720"/>
+      </w:pPr>
+      <w:r>
+        <w:t>Si por el contrario la cita no se confirma al pulsar VOLVER, volverá a la ventana anterior.</w:t>
+      </w:r>
+    </w:p>
+    <w:p>
+      <w:pPr>
+        <w:ind w:left="720"/>
+      </w:pPr>
+    </w:p>
+    <w:p>
+      <w:pPr>
+        <w:ind w:left="720"/>
+      </w:pPr>
+    </w:p>
+    <w:p>
+      <w:pPr>
+        <w:pStyle w:val="Ttulo1"/>
+        <w:numPr>
+          <w:ilvl w:val="0"/>
+          <w:numId w:val="10"/>
+        </w:numPr>
+        <w:ind w:left="720" w:hanging="360"/>
+        <w:rPr>
+          <w:lang w:val="es-ES"/>
+        </w:rPr>
+      </w:pPr>
+      <w:bookmarkStart w:id="24" w:name="_Toc227220826"/>
+      <w:bookmarkStart w:id="25" w:name="_Toc229678976"/>
+      <w:r>
+        <w:rPr>
+          <w:b/>
+          <w:bCs/>
+        </w:rPr>
+        <w:lastRenderedPageBreak/>
+        <w:t>Consejos de Uso</w:t>
+      </w:r>
+      <w:bookmarkEnd w:id="24"/>
+      <w:r>
+        <w:rPr>
+          <w:b/>
+          <w:bCs/>
+        </w:rPr>
+        <w:t>.</w:t>
+      </w:r>
+      <w:bookmarkEnd w:id="25"/>
+    </w:p>
+    <w:p>
+      <w:pPr>
         <w:ind w:firstLine="360"/>
       </w:pPr>
       <w:r>
@@ -2753,15 +4086,15 @@
       <w:r>
         <w:t>Por seguridad, utiliza siempre el botón SALIR.</w:t>
       </w:r>
-      <w:bookmarkStart w:id="21" w:name="_heading=h.30j0zll" w:colFirst="0" w:colLast="0"/>
-      <w:bookmarkEnd w:id="21"/>
+      <w:bookmarkStart w:id="26" w:name="_heading=h.30j0zll" w:colFirst="0" w:colLast="0"/>
+      <w:bookmarkEnd w:id="26"/>
     </w:p>
     <w:p/>
     <w:sectPr>
-      <w:headerReference w:type="default" r:id="rId16"/>
-      <w:footerReference w:type="default" r:id="rId17"/>
-      <w:headerReference w:type="first" r:id="rId18"/>
-      <w:footerReference w:type="first" r:id="rId19"/>
+      <w:headerReference w:type="default" r:id="rId22"/>
+      <w:footerReference w:type="default" r:id="rId23"/>
+      <w:headerReference w:type="first" r:id="rId24"/>
+      <w:footerReference w:type="first" r:id="rId25"/>
       <w:pgSz w:w="11909" w:h="16834"/>
       <w:pgMar w:top="1440" w:right="1440" w:bottom="1440" w:left="1440" w:header="720" w:footer="720" w:gutter="0"/>
       <w:pgNumType w:start="1"/>
@@ -3002,6 +4335,119 @@
     </w:lvl>
   </w:abstractNum>
   <w:abstractNum w:abstractNumId="1" w15:restartNumberingAfterBreak="0">
+    <w:nsid w:val="1FB46DDA"/>
+    <w:multiLevelType w:val="multilevel"/>
+    <w:tmpl w:val="4052FBE2"/>
+    <w:lvl w:ilvl="0">
+      <w:numFmt w:val="bullet"/>
+      <w:lvlText w:val=""/>
+      <w:lvlJc w:val="left"/>
+      <w:pPr>
+        <w:ind w:left="720" w:hanging="360"/>
+      </w:pPr>
+      <w:rPr>
+        <w:rFonts w:ascii="Symbol" w:hAnsi="Symbol"/>
+        <w:sz w:val="20"/>
+      </w:rPr>
+    </w:lvl>
+    <w:lvl w:ilvl="1">
+      <w:numFmt w:val="bullet"/>
+      <w:lvlText w:val="o"/>
+      <w:lvlJc w:val="left"/>
+      <w:pPr>
+        <w:ind w:left="1440" w:hanging="360"/>
+      </w:pPr>
+      <w:rPr>
+        <w:rFonts w:ascii="Courier New" w:hAnsi="Courier New"/>
+        <w:sz w:val="20"/>
+      </w:rPr>
+    </w:lvl>
+    <w:lvl w:ilvl="2">
+      <w:numFmt w:val="bullet"/>
+      <w:lvlText w:val=""/>
+      <w:lvlJc w:val="left"/>
+      <w:pPr>
+        <w:ind w:left="2160" w:hanging="360"/>
+      </w:pPr>
+      <w:rPr>
+        <w:rFonts w:ascii="Wingdings" w:hAnsi="Wingdings"/>
+        <w:sz w:val="20"/>
+      </w:rPr>
+    </w:lvl>
+    <w:lvl w:ilvl="3">
+      <w:numFmt w:val="bullet"/>
+      <w:lvlText w:val=""/>
+      <w:lvlJc w:val="left"/>
+      <w:pPr>
+        <w:ind w:left="2880" w:hanging="360"/>
+      </w:pPr>
+      <w:rPr>
+        <w:rFonts w:ascii="Wingdings" w:hAnsi="Wingdings"/>
+        <w:sz w:val="20"/>
+      </w:rPr>
+    </w:lvl>
+    <w:lvl w:ilvl="4">
+      <w:numFmt w:val="bullet"/>
+      <w:lvlText w:val=""/>
+      <w:lvlJc w:val="left"/>
+      <w:pPr>
+        <w:ind w:left="3600" w:hanging="360"/>
+      </w:pPr>
+      <w:rPr>
+        <w:rFonts w:ascii="Wingdings" w:hAnsi="Wingdings"/>
+        <w:sz w:val="20"/>
+      </w:rPr>
+    </w:lvl>
+    <w:lvl w:ilvl="5">
+      <w:numFmt w:val="bullet"/>
+      <w:lvlText w:val=""/>
+      <w:lvlJc w:val="left"/>
+      <w:pPr>
+        <w:ind w:left="4320" w:hanging="360"/>
+      </w:pPr>
+      <w:rPr>
+        <w:rFonts w:ascii="Wingdings" w:hAnsi="Wingdings"/>
+        <w:sz w:val="20"/>
+      </w:rPr>
+    </w:lvl>
+    <w:lvl w:ilvl="6">
+      <w:numFmt w:val="bullet"/>
+      <w:lvlText w:val=""/>
+      <w:lvlJc w:val="left"/>
+      <w:pPr>
+        <w:ind w:left="5040" w:hanging="360"/>
+      </w:pPr>
+      <w:rPr>
+        <w:rFonts w:ascii="Wingdings" w:hAnsi="Wingdings"/>
+        <w:sz w:val="20"/>
+      </w:rPr>
+    </w:lvl>
+    <w:lvl w:ilvl="7">
+      <w:numFmt w:val="bullet"/>
+      <w:lvlText w:val=""/>
+      <w:lvlJc w:val="left"/>
+      <w:pPr>
+        <w:ind w:left="5760" w:hanging="360"/>
+      </w:pPr>
+      <w:rPr>
+        <w:rFonts w:ascii="Wingdings" w:hAnsi="Wingdings"/>
+        <w:sz w:val="20"/>
+      </w:rPr>
+    </w:lvl>
+    <w:lvl w:ilvl="8">
+      <w:numFmt w:val="bullet"/>
+      <w:lvlText w:val=""/>
+      <w:lvlJc w:val="left"/>
+      <w:pPr>
+        <w:ind w:left="6480" w:hanging="360"/>
+      </w:pPr>
+      <w:rPr>
+        <w:rFonts w:ascii="Wingdings" w:hAnsi="Wingdings"/>
+        <w:sz w:val="20"/>
+      </w:rPr>
+    </w:lvl>
+  </w:abstractNum>
+  <w:abstractNum w:abstractNumId="2" w15:restartNumberingAfterBreak="0">
     <w:nsid w:val="25E62B7C"/>
     <w:multiLevelType w:val="multilevel"/>
     <w:tmpl w:val="F7E4A4C6"/>
@@ -3114,7 +4560,7 @@
       </w:rPr>
     </w:lvl>
   </w:abstractNum>
-  <w:abstractNum w:abstractNumId="2" w15:restartNumberingAfterBreak="0">
+  <w:abstractNum w:abstractNumId="3" w15:restartNumberingAfterBreak="0">
     <w:nsid w:val="2BAD5930"/>
     <w:multiLevelType w:val="multilevel"/>
     <w:tmpl w:val="9814A5BA"/>
@@ -3200,7 +4646,7 @@
       </w:pPr>
     </w:lvl>
   </w:abstractNum>
-  <w:abstractNum w:abstractNumId="3" w15:restartNumberingAfterBreak="0">
+  <w:abstractNum w:abstractNumId="4" w15:restartNumberingAfterBreak="0">
     <w:nsid w:val="36AC20EE"/>
     <w:multiLevelType w:val="multilevel"/>
     <w:tmpl w:val="1A9C5872"/>
@@ -3313,7 +4759,7 @@
       </w:rPr>
     </w:lvl>
   </w:abstractNum>
-  <w:abstractNum w:abstractNumId="4" w15:restartNumberingAfterBreak="0">
+  <w:abstractNum w:abstractNumId="5" w15:restartNumberingAfterBreak="0">
     <w:nsid w:val="3CF65C76"/>
     <w:multiLevelType w:val="multilevel"/>
     <w:tmpl w:val="AC38960A"/>
@@ -3426,7 +4872,120 @@
       </w:rPr>
     </w:lvl>
   </w:abstractNum>
-  <w:abstractNum w:abstractNumId="5" w15:restartNumberingAfterBreak="0">
+  <w:abstractNum w:abstractNumId="6" w15:restartNumberingAfterBreak="0">
+    <w:nsid w:val="537E3DF8"/>
+    <w:multiLevelType w:val="multilevel"/>
+    <w:tmpl w:val="298675E0"/>
+    <w:lvl w:ilvl="0">
+      <w:numFmt w:val="bullet"/>
+      <w:lvlText w:val=""/>
+      <w:lvlJc w:val="left"/>
+      <w:pPr>
+        <w:ind w:left="720" w:hanging="360"/>
+      </w:pPr>
+      <w:rPr>
+        <w:rFonts w:ascii="Symbol" w:hAnsi="Symbol"/>
+        <w:sz w:val="20"/>
+      </w:rPr>
+    </w:lvl>
+    <w:lvl w:ilvl="1">
+      <w:numFmt w:val="bullet"/>
+      <w:lvlText w:val="o"/>
+      <w:lvlJc w:val="left"/>
+      <w:pPr>
+        <w:ind w:left="1440" w:hanging="360"/>
+      </w:pPr>
+      <w:rPr>
+        <w:rFonts w:ascii="Courier New" w:hAnsi="Courier New"/>
+        <w:sz w:val="20"/>
+      </w:rPr>
+    </w:lvl>
+    <w:lvl w:ilvl="2">
+      <w:numFmt w:val="bullet"/>
+      <w:lvlText w:val=""/>
+      <w:lvlJc w:val="left"/>
+      <w:pPr>
+        <w:ind w:left="2160" w:hanging="360"/>
+      </w:pPr>
+      <w:rPr>
+        <w:rFonts w:ascii="Wingdings" w:hAnsi="Wingdings"/>
+        <w:sz w:val="20"/>
+      </w:rPr>
+    </w:lvl>
+    <w:lvl w:ilvl="3">
+      <w:numFmt w:val="bullet"/>
+      <w:lvlText w:val=""/>
+      <w:lvlJc w:val="left"/>
+      <w:pPr>
+        <w:ind w:left="2880" w:hanging="360"/>
+      </w:pPr>
+      <w:rPr>
+        <w:rFonts w:ascii="Wingdings" w:hAnsi="Wingdings"/>
+        <w:sz w:val="20"/>
+      </w:rPr>
+    </w:lvl>
+    <w:lvl w:ilvl="4">
+      <w:numFmt w:val="bullet"/>
+      <w:lvlText w:val=""/>
+      <w:lvlJc w:val="left"/>
+      <w:pPr>
+        <w:ind w:left="3600" w:hanging="360"/>
+      </w:pPr>
+      <w:rPr>
+        <w:rFonts w:ascii="Wingdings" w:hAnsi="Wingdings"/>
+        <w:sz w:val="20"/>
+      </w:rPr>
+    </w:lvl>
+    <w:lvl w:ilvl="5">
+      <w:numFmt w:val="bullet"/>
+      <w:lvlText w:val=""/>
+      <w:lvlJc w:val="left"/>
+      <w:pPr>
+        <w:ind w:left="4320" w:hanging="360"/>
+      </w:pPr>
+      <w:rPr>
+        <w:rFonts w:ascii="Wingdings" w:hAnsi="Wingdings"/>
+        <w:sz w:val="20"/>
+      </w:rPr>
+    </w:lvl>
+    <w:lvl w:ilvl="6">
+      <w:numFmt w:val="bullet"/>
+      <w:lvlText w:val=""/>
+      <w:lvlJc w:val="left"/>
+      <w:pPr>
+        <w:ind w:left="5040" w:hanging="360"/>
+      </w:pPr>
+      <w:rPr>
+        <w:rFonts w:ascii="Wingdings" w:hAnsi="Wingdings"/>
+        <w:sz w:val="20"/>
+      </w:rPr>
+    </w:lvl>
+    <w:lvl w:ilvl="7">
+      <w:numFmt w:val="bullet"/>
+      <w:lvlText w:val=""/>
+      <w:lvlJc w:val="left"/>
+      <w:pPr>
+        <w:ind w:left="5760" w:hanging="360"/>
+      </w:pPr>
+      <w:rPr>
+        <w:rFonts w:ascii="Wingdings" w:hAnsi="Wingdings"/>
+        <w:sz w:val="20"/>
+      </w:rPr>
+    </w:lvl>
+    <w:lvl w:ilvl="8">
+      <w:numFmt w:val="bullet"/>
+      <w:lvlText w:val=""/>
+      <w:lvlJc w:val="left"/>
+      <w:pPr>
+        <w:ind w:left="6480" w:hanging="360"/>
+      </w:pPr>
+      <w:rPr>
+        <w:rFonts w:ascii="Wingdings" w:hAnsi="Wingdings"/>
+        <w:sz w:val="20"/>
+      </w:rPr>
+    </w:lvl>
+  </w:abstractNum>
+  <w:abstractNum w:abstractNumId="7" w15:restartNumberingAfterBreak="0">
     <w:nsid w:val="57AC24B2"/>
     <w:multiLevelType w:val="multilevel"/>
     <w:tmpl w:val="1406A8EE"/>
@@ -3575,7 +5134,7 @@
       </w:rPr>
     </w:lvl>
   </w:abstractNum>
-  <w:abstractNum w:abstractNumId="6" w15:restartNumberingAfterBreak="0">
+  <w:abstractNum w:abstractNumId="8" w15:restartNumberingAfterBreak="0">
     <w:nsid w:val="5D2A6CAA"/>
     <w:multiLevelType w:val="multilevel"/>
     <w:tmpl w:val="2A5457CE"/>
@@ -3724,7 +5283,7 @@
       </w:rPr>
     </w:lvl>
   </w:abstractNum>
-  <w:abstractNum w:abstractNumId="7" w15:restartNumberingAfterBreak="0">
+  <w:abstractNum w:abstractNumId="9" w15:restartNumberingAfterBreak="0">
     <w:nsid w:val="67C701E5"/>
     <w:multiLevelType w:val="multilevel"/>
     <w:tmpl w:val="956A7D7A"/>
@@ -3837,7 +5396,7 @@
       </w:rPr>
     </w:lvl>
   </w:abstractNum>
-  <w:abstractNum w:abstractNumId="8" w15:restartNumberingAfterBreak="0">
+  <w:abstractNum w:abstractNumId="10" w15:restartNumberingAfterBreak="0">
     <w:nsid w:val="71312873"/>
     <w:multiLevelType w:val="multilevel"/>
     <w:tmpl w:val="05E6C8F6"/>
@@ -3950,7 +5509,7 @@
       </w:rPr>
     </w:lvl>
   </w:abstractNum>
-  <w:abstractNum w:abstractNumId="9" w15:restartNumberingAfterBreak="0">
+  <w:abstractNum w:abstractNumId="11" w15:restartNumberingAfterBreak="0">
     <w:nsid w:val="7477523B"/>
     <w:multiLevelType w:val="multilevel"/>
     <w:tmpl w:val="D2162D06"/>
@@ -4037,34 +5596,40 @@
     </w:lvl>
   </w:abstractNum>
   <w:num w:numId="1" w16cid:durableId="876116407">
+    <w:abstractNumId w:val="4"/>
+  </w:num>
+  <w:num w:numId="2" w16cid:durableId="1360738106">
+    <w:abstractNumId w:val="5"/>
+  </w:num>
+  <w:num w:numId="3" w16cid:durableId="334188740">
+    <w:abstractNumId w:val="10"/>
+  </w:num>
+  <w:num w:numId="4" w16cid:durableId="830171198">
     <w:abstractNumId w:val="3"/>
   </w:num>
-  <w:num w:numId="2" w16cid:durableId="1360738106">
-    <w:abstractNumId w:val="4"/>
+  <w:num w:numId="5" w16cid:durableId="574357950">
+    <w:abstractNumId w:val="9"/>
   </w:num>
-  <w:num w:numId="3" w16cid:durableId="334188740">
-    <w:abstractNumId w:val="8"/>
+  <w:num w:numId="6" w16cid:durableId="1468860346">
+    <w:abstractNumId w:val="11"/>
   </w:num>
-  <w:num w:numId="4" w16cid:durableId="830171198">
+  <w:num w:numId="7" w16cid:durableId="1879584911">
     <w:abstractNumId w:val="2"/>
   </w:num>
-  <w:num w:numId="5" w16cid:durableId="574357950">
+  <w:num w:numId="8" w16cid:durableId="435372331">
     <w:abstractNumId w:val="7"/>
   </w:num>
-  <w:num w:numId="6" w16cid:durableId="1468860346">
-    <w:abstractNumId w:val="9"/>
-  </w:num>
-  <w:num w:numId="7" w16cid:durableId="1879584911">
-    <w:abstractNumId w:val="1"/>
-  </w:num>
-  <w:num w:numId="8" w16cid:durableId="435372331">
-    <w:abstractNumId w:val="5"/>
-  </w:num>
   <w:num w:numId="9" w16cid:durableId="1813450683">
-    <w:abstractNumId w:val="6"/>
+    <w:abstractNumId w:val="8"/>
   </w:num>
   <w:num w:numId="10" w16cid:durableId="859047938">
     <w:abstractNumId w:val="0"/>
+  </w:num>
+  <w:num w:numId="11" w16cid:durableId="1313484028">
+    <w:abstractNumId w:val="6"/>
+  </w:num>
+  <w:num w:numId="12" w16cid:durableId="1801455642">
+    <w:abstractNumId w:val="1"/>
   </w:num>
 </w:numbering>
 </file>
@@ -5113,28 +6678,28 @@
 </file>
 
 <file path=customXml/item1.xml><?xml version="1.0" encoding="utf-8"?>
-<b:Sources xmlns:b="http://schemas.openxmlformats.org/officeDocument/2006/bibliography" xmlns="http://schemas.openxmlformats.org/officeDocument/2006/bibliography" SelectedStyle="\APASixthEditionOfficeOnline.xsl" StyleName="APA" Version="6"/>
-</file>
-
-<file path=customXml/item2.xml><?xml version="1.0" encoding="utf-8"?>
 <go:gDocsCustomXmlDataStorage xmlns:go="http://customooxmlschemas.google.com/" xmlns:r="http://schemas.openxmlformats.org/officeDocument/2006/relationships" uri="GoogleDocsCustomDataVersion2">
   <go:docsCustomData xmlns:go="http://customooxmlschemas.google.com/" roundtripDataSignature="AMtx7mhmaqUBuhxakvumSvJYyzUWbBpzyg==">CgMxLjAyDmguY3hudTVicDVwZ2w1MgloLjMwajB6bGw4AHIhMXZ4VFBsdXF1cS1CWm1YZHFLVThZWUE3d2l2czZyaFdT</go:docsCustomData>
 </go:gDocsCustomXmlDataStorage>
 </file>
 
-<file path=customXml/itemProps1.xml><?xml version="1.0" encoding="utf-8"?>
-<ds:datastoreItem xmlns:ds="http://schemas.openxmlformats.org/officeDocument/2006/customXml" ds:itemID="{FFB2CD5B-60D8-4C6F-9014-0D41ECDC2C6F}">
-  <ds:schemaRefs>
-    <ds:schemaRef ds:uri="http://schemas.openxmlformats.org/officeDocument/2006/bibliography"/>
-  </ds:schemaRefs>
-</ds:datastoreItem>
+<file path=customXml/item2.xml><?xml version="1.0" encoding="utf-8"?>
+<b:Sources xmlns:b="http://schemas.openxmlformats.org/officeDocument/2006/bibliography" xmlns="http://schemas.openxmlformats.org/officeDocument/2006/bibliography" SelectedStyle="\APASixthEditionOfficeOnline.xsl" StyleName="APA" Version="6"/>
 </file>
 
-<file path=customXml/itemProps2.xml><?xml version="1.0" encoding="utf-8"?>
+<file path=customXml/itemProps1.xml><?xml version="1.0" encoding="utf-8"?>
 <ds:datastoreItem xmlns:ds="http://schemas.openxmlformats.org/officeDocument/2006/customXml" ds:itemID="{11111111-1234-1234-1234-123412341234}">
   <ds:schemaRefs>
     <ds:schemaRef ds:uri="http://customooxmlschemas.google.com/"/>
     <ds:schemaRef ds:uri="http://schemas.openxmlformats.org/officeDocument/2006/relationships"/>
   </ds:schemaRefs>
 </ds:datastoreItem>
+</file>
+
+<file path=customXml/itemProps2.xml><?xml version="1.0" encoding="utf-8"?>
+<ds:datastoreItem xmlns:ds="http://schemas.openxmlformats.org/officeDocument/2006/customXml" ds:itemID="{FFB2CD5B-60D8-4C6F-9014-0D41ECDC2C6F}">
+  <ds:schemaRefs>
+    <ds:schemaRef ds:uri="http://schemas.openxmlformats.org/officeDocument/2006/bibliography"/>
+  </ds:schemaRefs>
+</ds:datastoreItem>
 </file>
--- a/DOC/Manual de usuario.docx
+++ b/DOC/Manual de usuario.docx
@@ -73,13 +73,23 @@
           <w:lang w:val="en-US"/>
         </w:rPr>
       </w:pPr>
+      <w:proofErr w:type="spellStart"/>
       <w:r>
         <w:rPr>
           <w:sz w:val="28"/>
           <w:szCs w:val="28"/>
           <w:lang w:val="en-US"/>
         </w:rPr>
-        <w:t xml:space="preserve">Url </w:t>
+        <w:t>Url</w:t>
+      </w:r>
+      <w:proofErr w:type="spellEnd"/>
+      <w:r>
+        <w:rPr>
+          <w:sz w:val="28"/>
+          <w:szCs w:val="28"/>
+          <w:lang w:val="en-US"/>
+        </w:rPr>
+        <w:t xml:space="preserve"> </w:t>
       </w:r>
       <w:proofErr w:type="spellStart"/>
       <w:r>
@@ -3570,7 +3580,25 @@
         <w:t>VER TODAS LAS CITAS permite una visualización completa de la carga de trabajo de la barbería</w:t>
       </w:r>
       <w:r>
-        <w:t>, aparecen todas las citas, cada etiqueta de cita nos muestra información como el Dia, Hora, Barbero, Nombre, Cuenta de correo y Teléfono móvil, además nos da la posibilidad de MODIFICAR o ANULAR.</w:t>
+        <w:t>, aparecen todas las citas, cada etiqueta de cita nos muestra información como el Dia, Hora, Barbero, Nombre, Cuenta de correo</w:t>
+      </w:r>
+      <w:r>
+        <w:t>,</w:t>
+      </w:r>
+      <w:r>
+        <w:t xml:space="preserve"> Teléfono móvil, </w:t>
+      </w:r>
+      <w:r>
+        <w:t xml:space="preserve">Nota en caso de que exista y </w:t>
+      </w:r>
+      <w:r>
+        <w:t xml:space="preserve">además nos da la posibilidad de </w:t>
+      </w:r>
+      <w:r>
+        <w:t>HECHO</w:t>
+      </w:r>
+      <w:r>
+        <w:t xml:space="preserve"> o ANULAR.</w:t>
       </w:r>
     </w:p>
     <w:p>
@@ -3578,7 +3606,16 @@
         <w:ind w:left="720"/>
       </w:pPr>
       <w:r>
-        <w:t>MODIFICAR.:  Al seleccionar esta opción nos mostrara el calendario para poder modificar el día y hora de la cita, véase las indicaciones que se indican en el Paso 2.</w:t>
+        <w:t>HECHO</w:t>
+      </w:r>
+      <w:r>
+        <w:t xml:space="preserve">.:  Al seleccionar esta opción </w:t>
+      </w:r>
+      <w:r>
+        <w:t>cambiara el estado de la cita, desaparece los botones (HECHO y ANULAR) y se sustituye la etiqueta PENDIENTE por HECHO</w:t>
+      </w:r>
+      <w:r>
+        <w:t>.</w:t>
       </w:r>
     </w:p>
     <w:p>
@@ -6678,28 +6715,28 @@
 </file>
 
 <file path=customXml/item1.xml><?xml version="1.0" encoding="utf-8"?>
+<b:Sources xmlns:b="http://schemas.openxmlformats.org/officeDocument/2006/bibliography" xmlns="http://schemas.openxmlformats.org/officeDocument/2006/bibliography" SelectedStyle="\APASixthEditionOfficeOnline.xsl" StyleName="APA" Version="6"/>
+</file>
+
+<file path=customXml/item2.xml><?xml version="1.0" encoding="utf-8"?>
 <go:gDocsCustomXmlDataStorage xmlns:go="http://customooxmlschemas.google.com/" xmlns:r="http://schemas.openxmlformats.org/officeDocument/2006/relationships" uri="GoogleDocsCustomDataVersion2">
   <go:docsCustomData xmlns:go="http://customooxmlschemas.google.com/" roundtripDataSignature="AMtx7mhmaqUBuhxakvumSvJYyzUWbBpzyg==">CgMxLjAyDmguY3hudTVicDVwZ2w1MgloLjMwajB6bGw4AHIhMXZ4VFBsdXF1cS1CWm1YZHFLVThZWUE3d2l2czZyaFdT</go:docsCustomData>
 </go:gDocsCustomXmlDataStorage>
 </file>
 
-<file path=customXml/item2.xml><?xml version="1.0" encoding="utf-8"?>
-<b:Sources xmlns:b="http://schemas.openxmlformats.org/officeDocument/2006/bibliography" xmlns="http://schemas.openxmlformats.org/officeDocument/2006/bibliography" SelectedStyle="\APASixthEditionOfficeOnline.xsl" StyleName="APA" Version="6"/>
+<file path=customXml/itemProps1.xml><?xml version="1.0" encoding="utf-8"?>
+<ds:datastoreItem xmlns:ds="http://schemas.openxmlformats.org/officeDocument/2006/customXml" ds:itemID="{FFB2CD5B-60D8-4C6F-9014-0D41ECDC2C6F}">
+  <ds:schemaRefs>
+    <ds:schemaRef ds:uri="http://schemas.openxmlformats.org/officeDocument/2006/bibliography"/>
+  </ds:schemaRefs>
+</ds:datastoreItem>
 </file>
 
-<file path=customXml/itemProps1.xml><?xml version="1.0" encoding="utf-8"?>
+<file path=customXml/itemProps2.xml><?xml version="1.0" encoding="utf-8"?>
 <ds:datastoreItem xmlns:ds="http://schemas.openxmlformats.org/officeDocument/2006/customXml" ds:itemID="{11111111-1234-1234-1234-123412341234}">
   <ds:schemaRefs>
     <ds:schemaRef ds:uri="http://customooxmlschemas.google.com/"/>
     <ds:schemaRef ds:uri="http://schemas.openxmlformats.org/officeDocument/2006/relationships"/>
   </ds:schemaRefs>
 </ds:datastoreItem>
-</file>
-
-<file path=customXml/itemProps2.xml><?xml version="1.0" encoding="utf-8"?>
-<ds:datastoreItem xmlns:ds="http://schemas.openxmlformats.org/officeDocument/2006/customXml" ds:itemID="{FFB2CD5B-60D8-4C6F-9014-0D41ECDC2C6F}">
-  <ds:schemaRefs>
-    <ds:schemaRef ds:uri="http://schemas.openxmlformats.org/officeDocument/2006/bibliography"/>
-  </ds:schemaRefs>
-</ds:datastoreItem>
 </file>
--- a/DOC/Manual de usuario.docx
+++ b/DOC/Manual de usuario.docx
@@ -136,8 +136,8 @@
           <w:noProof/>
         </w:rPr>
         <w:drawing>
-          <wp:inline distT="0" distB="0" distL="0" distR="0" wp14:anchorId="349DC2F9" wp14:editId="183387F5">
-            <wp:extent cx="4876800" cy="2918460"/>
+          <wp:inline distT="0" distB="0" distL="0" distR="0" wp14:anchorId="349DC2F9" wp14:editId="5BA6BDD5">
+            <wp:extent cx="4876800" cy="2712720"/>
             <wp:effectExtent l="0" t="0" r="0" b="0"/>
             <wp:docPr id="1651896373" name="Imagen 1"/>
             <wp:cNvGraphicFramePr>
@@ -165,7 +165,7 @@
                   <pic:spPr>
                     <a:xfrm>
                       <a:off x="0" y="0"/>
-                      <a:ext cx="4877223" cy="2918713"/>
+                      <a:ext cx="4877224" cy="2712956"/>
                     </a:xfrm>
                     <a:prstGeom prst="rect">
                       <a:avLst/>
@@ -234,7 +234,7 @@
           <w:r>
             <w:fldChar w:fldCharType="separate"/>
           </w:r>
-          <w:hyperlink w:anchor="_Toc229678960" w:history="1">
+          <w:hyperlink w:anchor="_Toc231205766" w:history="1">
             <w:r>
               <w:rPr>
                 <w:rStyle w:val="Hipervnculo"/>
@@ -284,7 +284,7 @@
                 <w:noProof/>
                 <w:webHidden/>
               </w:rPr>
-              <w:instrText xml:space="preserve"> PAGEREF _Toc229678960 \h </w:instrText>
+              <w:instrText xml:space="preserve"> PAGEREF _Toc231205766 \h </w:instrText>
             </w:r>
             <w:r>
               <w:rPr>
@@ -332,7 +332,7 @@
               <w14:ligatures w14:val="standardContextual"/>
             </w:rPr>
           </w:pPr>
-          <w:hyperlink w:anchor="_Toc229678961" w:history="1">
+          <w:hyperlink w:anchor="_Toc231205767" w:history="1">
             <w:r>
               <w:rPr>
                 <w:rStyle w:val="Hipervnculo"/>
@@ -382,7 +382,7 @@
                 <w:noProof/>
                 <w:webHidden/>
               </w:rPr>
-              <w:instrText xml:space="preserve"> PAGEREF _Toc229678961 \h </w:instrText>
+              <w:instrText xml:space="preserve"> PAGEREF _Toc231205767 \h </w:instrText>
             </w:r>
             <w:r>
               <w:rPr>
@@ -429,7 +429,7 @@
               <w14:ligatures w14:val="standardContextual"/>
             </w:rPr>
           </w:pPr>
-          <w:hyperlink w:anchor="_Toc229678962" w:history="1">
+          <w:hyperlink w:anchor="_Toc231205768" w:history="1">
             <w:r>
               <w:rPr>
                 <w:rStyle w:val="Hipervnculo"/>
@@ -458,7 +458,7 @@
                 <w:noProof/>
                 <w:webHidden/>
               </w:rPr>
-              <w:instrText xml:space="preserve"> PAGEREF _Toc229678962 \h </w:instrText>
+              <w:instrText xml:space="preserve"> PAGEREF _Toc231205768 \h </w:instrText>
             </w:r>
             <w:r>
               <w:rPr>
@@ -505,7 +505,7 @@
               <w14:ligatures w14:val="standardContextual"/>
             </w:rPr>
           </w:pPr>
-          <w:hyperlink w:anchor="_Toc229678963" w:history="1">
+          <w:hyperlink w:anchor="_Toc231205769" w:history="1">
             <w:r>
               <w:rPr>
                 <w:rStyle w:val="Hipervnculo"/>
@@ -534,7 +534,7 @@
                 <w:noProof/>
                 <w:webHidden/>
               </w:rPr>
-              <w:instrText xml:space="preserve"> PAGEREF _Toc229678963 \h </w:instrText>
+              <w:instrText xml:space="preserve"> PAGEREF _Toc231205769 \h </w:instrText>
             </w:r>
             <w:r>
               <w:rPr>
@@ -582,7 +582,7 @@
               <w14:ligatures w14:val="standardContextual"/>
             </w:rPr>
           </w:pPr>
-          <w:hyperlink w:anchor="_Toc229678964" w:history="1">
+          <w:hyperlink w:anchor="_Toc231205770" w:history="1">
             <w:r>
               <w:rPr>
                 <w:rStyle w:val="Hipervnculo"/>
@@ -632,7 +632,7 @@
                 <w:noProof/>
                 <w:webHidden/>
               </w:rPr>
-              <w:instrText xml:space="preserve"> PAGEREF _Toc229678964 \h </w:instrText>
+              <w:instrText xml:space="preserve"> PAGEREF _Toc231205770 \h </w:instrText>
             </w:r>
             <w:r>
               <w:rPr>
@@ -679,7 +679,7 @@
               <w14:ligatures w14:val="standardContextual"/>
             </w:rPr>
           </w:pPr>
-          <w:hyperlink w:anchor="_Toc229678965" w:history="1">
+          <w:hyperlink w:anchor="_Toc231205771" w:history="1">
             <w:r>
               <w:rPr>
                 <w:rStyle w:val="Hipervnculo"/>
@@ -708,7 +708,7 @@
                 <w:noProof/>
                 <w:webHidden/>
               </w:rPr>
-              <w:instrText xml:space="preserve"> PAGEREF _Toc229678965 \h </w:instrText>
+              <w:instrText xml:space="preserve"> PAGEREF _Toc231205771 \h </w:instrText>
             </w:r>
             <w:r>
               <w:rPr>
@@ -755,7 +755,7 @@
               <w14:ligatures w14:val="standardContextual"/>
             </w:rPr>
           </w:pPr>
-          <w:hyperlink w:anchor="_Toc229678966" w:history="1">
+          <w:hyperlink w:anchor="_Toc231205772" w:history="1">
             <w:r>
               <w:rPr>
                 <w:rStyle w:val="Hipervnculo"/>
@@ -784,7 +784,7 @@
                 <w:noProof/>
                 <w:webHidden/>
               </w:rPr>
-              <w:instrText xml:space="preserve"> PAGEREF _Toc229678966 \h </w:instrText>
+              <w:instrText xml:space="preserve"> PAGEREF _Toc231205772 \h </w:instrText>
             </w:r>
             <w:r>
               <w:rPr>
@@ -832,7 +832,7 @@
               <w14:ligatures w14:val="standardContextual"/>
             </w:rPr>
           </w:pPr>
-          <w:hyperlink w:anchor="_Toc229678967" w:history="1">
+          <w:hyperlink w:anchor="_Toc231205773" w:history="1">
             <w:r>
               <w:rPr>
                 <w:rStyle w:val="Hipervnculo"/>
@@ -882,7 +882,7 @@
                 <w:noProof/>
                 <w:webHidden/>
               </w:rPr>
-              <w:instrText xml:space="preserve"> PAGEREF _Toc229678967 \h </w:instrText>
+              <w:instrText xml:space="preserve"> PAGEREF _Toc231205773 \h </w:instrText>
             </w:r>
             <w:r>
               <w:rPr>
@@ -929,7 +929,7 @@
               <w14:ligatures w14:val="standardContextual"/>
             </w:rPr>
           </w:pPr>
-          <w:hyperlink w:anchor="_Toc229678968" w:history="1">
+          <w:hyperlink w:anchor="_Toc231205774" w:history="1">
             <w:r>
               <w:rPr>
                 <w:rStyle w:val="Hipervnculo"/>
@@ -958,7 +958,7 @@
                 <w:noProof/>
                 <w:webHidden/>
               </w:rPr>
-              <w:instrText xml:space="preserve"> PAGEREF _Toc229678968 \h </w:instrText>
+              <w:instrText xml:space="preserve"> PAGEREF _Toc231205774 \h </w:instrText>
             </w:r>
             <w:r>
               <w:rPr>
@@ -1005,7 +1005,7 @@
               <w14:ligatures w14:val="standardContextual"/>
             </w:rPr>
           </w:pPr>
-          <w:hyperlink w:anchor="_Toc229678969" w:history="1">
+          <w:hyperlink w:anchor="_Toc231205775" w:history="1">
             <w:r>
               <w:rPr>
                 <w:rStyle w:val="Hipervnculo"/>
@@ -1013,7 +1013,7 @@
                 <w:bCs/>
                 <w:noProof/>
               </w:rPr>
-              <w:t>Paso 2: Elección de Fecha y Hora.</w:t>
+              <w:t>Paso 2: Selección de Servicio.</w:t>
             </w:r>
             <w:r>
               <w:rPr>
@@ -1034,7 +1034,7 @@
                 <w:noProof/>
                 <w:webHidden/>
               </w:rPr>
-              <w:instrText xml:space="preserve"> PAGEREF _Toc229678969 \h </w:instrText>
+              <w:instrText xml:space="preserve"> PAGEREF _Toc231205775 \h </w:instrText>
             </w:r>
             <w:r>
               <w:rPr>
@@ -1081,7 +1081,7 @@
               <w14:ligatures w14:val="standardContextual"/>
             </w:rPr>
           </w:pPr>
-          <w:hyperlink w:anchor="_Toc229678970" w:history="1">
+          <w:hyperlink w:anchor="_Toc231205776" w:history="1">
             <w:r>
               <w:rPr>
                 <w:rStyle w:val="Hipervnculo"/>
@@ -1089,7 +1089,7 @@
                 <w:bCs/>
                 <w:noProof/>
               </w:rPr>
-              <w:t>Paso 3: Confirmación.</w:t>
+              <w:t>Paso 3: Elección de Fecha y Hora.</w:t>
             </w:r>
             <w:r>
               <w:rPr>
@@ -1110,7 +1110,7 @@
                 <w:noProof/>
                 <w:webHidden/>
               </w:rPr>
-              <w:instrText xml:space="preserve"> PAGEREF _Toc229678970 \h </w:instrText>
+              <w:instrText xml:space="preserve"> PAGEREF _Toc231205776 \h </w:instrText>
             </w:r>
             <w:r>
               <w:rPr>
@@ -1131,6 +1131,82 @@
                 <w:webHidden/>
               </w:rPr>
               <w:t>5</w:t>
+            </w:r>
+            <w:r>
+              <w:rPr>
+                <w:noProof/>
+                <w:webHidden/>
+              </w:rPr>
+              <w:fldChar w:fldCharType="end"/>
+            </w:r>
+          </w:hyperlink>
+        </w:p>
+        <w:p>
+          <w:pPr>
+            <w:pStyle w:val="TDC2"/>
+            <w:tabs>
+              <w:tab w:val="right" w:leader="dot" w:pos="9019"/>
+            </w:tabs>
+            <w:rPr>
+              <w:rFonts w:asciiTheme="minorHAnsi" w:eastAsiaTheme="minorEastAsia" w:hAnsiTheme="minorHAnsi" w:cstheme="minorBidi"/>
+              <w:noProof/>
+              <w:kern w:val="2"/>
+              <w:sz w:val="24"/>
+              <w:szCs w:val="24"/>
+              <w:lang w:val="es-ES"/>
+              <w14:ligatures w14:val="standardContextual"/>
+            </w:rPr>
+          </w:pPr>
+          <w:hyperlink w:anchor="_Toc231205777" w:history="1">
+            <w:r>
+              <w:rPr>
+                <w:rStyle w:val="Hipervnculo"/>
+                <w:b/>
+                <w:bCs/>
+                <w:noProof/>
+              </w:rPr>
+              <w:t>Paso 4: Confirmación.</w:t>
+            </w:r>
+            <w:r>
+              <w:rPr>
+                <w:noProof/>
+                <w:webHidden/>
+              </w:rPr>
+              <w:tab/>
+            </w:r>
+            <w:r>
+              <w:rPr>
+                <w:noProof/>
+                <w:webHidden/>
+              </w:rPr>
+              <w:fldChar w:fldCharType="begin"/>
+            </w:r>
+            <w:r>
+              <w:rPr>
+                <w:noProof/>
+                <w:webHidden/>
+              </w:rPr>
+              <w:instrText xml:space="preserve"> PAGEREF _Toc231205777 \h </w:instrText>
+            </w:r>
+            <w:r>
+              <w:rPr>
+                <w:noProof/>
+                <w:webHidden/>
+              </w:rPr>
+            </w:r>
+            <w:r>
+              <w:rPr>
+                <w:noProof/>
+                <w:webHidden/>
+              </w:rPr>
+              <w:fldChar w:fldCharType="separate"/>
+            </w:r>
+            <w:r>
+              <w:rPr>
+                <w:noProof/>
+                <w:webHidden/>
+              </w:rPr>
+              <w:t>6</w:t>
             </w:r>
             <w:r>
               <w:rPr>
@@ -1158,7 +1234,7 @@
               <w14:ligatures w14:val="standardContextual"/>
             </w:rPr>
           </w:pPr>
-          <w:hyperlink w:anchor="_Toc229678971" w:history="1">
+          <w:hyperlink w:anchor="_Toc231205778" w:history="1">
             <w:r>
               <w:rPr>
                 <w:rStyle w:val="Hipervnculo"/>
@@ -1208,7 +1284,7 @@
                 <w:noProof/>
                 <w:webHidden/>
               </w:rPr>
-              <w:instrText xml:space="preserve"> PAGEREF _Toc229678971 \h </w:instrText>
+              <w:instrText xml:space="preserve"> PAGEREF _Toc231205778 \h </w:instrText>
             </w:r>
             <w:r>
               <w:rPr>
@@ -1256,7 +1332,7 @@
               <w14:ligatures w14:val="standardContextual"/>
             </w:rPr>
           </w:pPr>
-          <w:hyperlink w:anchor="_Toc229678972" w:history="1">
+          <w:hyperlink w:anchor="_Toc231205779" w:history="1">
             <w:r>
               <w:rPr>
                 <w:rStyle w:val="Hipervnculo"/>
@@ -1306,7 +1382,7 @@
                 <w:noProof/>
                 <w:webHidden/>
               </w:rPr>
-              <w:instrText xml:space="preserve"> PAGEREF _Toc229678972 \h </w:instrText>
+              <w:instrText xml:space="preserve"> PAGEREF _Toc231205779 \h </w:instrText>
             </w:r>
             <w:r>
               <w:rPr>
@@ -1353,7 +1429,7 @@
               <w14:ligatures w14:val="standardContextual"/>
             </w:rPr>
           </w:pPr>
-          <w:hyperlink w:anchor="_Toc229678973" w:history="1">
+          <w:hyperlink w:anchor="_Toc231205780" w:history="1">
             <w:r>
               <w:rPr>
                 <w:rStyle w:val="Hipervnculo"/>
@@ -1382,7 +1458,7 @@
                 <w:noProof/>
                 <w:webHidden/>
               </w:rPr>
-              <w:instrText xml:space="preserve"> PAGEREF _Toc229678973 \h </w:instrText>
+              <w:instrText xml:space="preserve"> PAGEREF _Toc231205780 \h </w:instrText>
             </w:r>
             <w:r>
               <w:rPr>
@@ -1429,7 +1505,7 @@
               <w14:ligatures w14:val="standardContextual"/>
             </w:rPr>
           </w:pPr>
-          <w:hyperlink w:anchor="_Toc229678974" w:history="1">
+          <w:hyperlink w:anchor="_Toc231205781" w:history="1">
             <w:r>
               <w:rPr>
                 <w:rStyle w:val="Hipervnculo"/>
@@ -1458,7 +1534,7 @@
                 <w:noProof/>
                 <w:webHidden/>
               </w:rPr>
-              <w:instrText xml:space="preserve"> PAGEREF _Toc229678974 \h </w:instrText>
+              <w:instrText xml:space="preserve"> PAGEREF _Toc231205781 \h </w:instrText>
             </w:r>
             <w:r>
               <w:rPr>
@@ -1505,7 +1581,7 @@
               <w14:ligatures w14:val="standardContextual"/>
             </w:rPr>
           </w:pPr>
-          <w:hyperlink w:anchor="_Toc229678975" w:history="1">
+          <w:hyperlink w:anchor="_Toc231205782" w:history="1">
             <w:r>
               <w:rPr>
                 <w:rStyle w:val="Hipervnculo"/>
@@ -1534,7 +1610,7 @@
                 <w:noProof/>
                 <w:webHidden/>
               </w:rPr>
-              <w:instrText xml:space="preserve"> PAGEREF _Toc229678975 \h </w:instrText>
+              <w:instrText xml:space="preserve"> PAGEREF _Toc231205782 \h </w:instrText>
             </w:r>
             <w:r>
               <w:rPr>
@@ -1582,7 +1658,7 @@
               <w14:ligatures w14:val="standardContextual"/>
             </w:rPr>
           </w:pPr>
-          <w:hyperlink w:anchor="_Toc229678976" w:history="1">
+          <w:hyperlink w:anchor="_Toc231205783" w:history="1">
             <w:r>
               <w:rPr>
                 <w:rStyle w:val="Hipervnculo"/>
@@ -1633,7 +1709,7 @@
                 <w:noProof/>
                 <w:webHidden/>
               </w:rPr>
-              <w:instrText xml:space="preserve"> PAGEREF _Toc229678976 \h </w:instrText>
+              <w:instrText xml:space="preserve"> PAGEREF _Toc231205783 \h </w:instrText>
             </w:r>
             <w:r>
               <w:rPr>
@@ -1687,7 +1763,7 @@
         <w:ind w:left="720" w:hanging="360"/>
       </w:pPr>
       <w:bookmarkStart w:id="0" w:name="_Toc227220817"/>
-      <w:bookmarkStart w:id="1" w:name="_Toc229678960"/>
+      <w:bookmarkStart w:id="1" w:name="_Toc231205766"/>
       <w:r>
         <w:rPr>
           <w:b/>
@@ -1751,7 +1827,7 @@
           <w:bCs/>
         </w:rPr>
       </w:pPr>
-      <w:bookmarkStart w:id="2" w:name="_Toc229678961"/>
+      <w:bookmarkStart w:id="2" w:name="_Toc231205767"/>
       <w:r>
         <w:rPr>
           <w:b/>
@@ -1770,7 +1846,7 @@
           <w:bCs/>
         </w:rPr>
       </w:pPr>
-      <w:bookmarkStart w:id="3" w:name="_Toc229678962"/>
+      <w:bookmarkStart w:id="3" w:name="_Toc231205768"/>
       <w:r>
         <w:rPr>
           <w:b/>
@@ -1923,7 +1999,7 @@
           <w:bCs/>
         </w:rPr>
       </w:pPr>
-      <w:bookmarkStart w:id="4" w:name="_Toc229678963"/>
+      <w:bookmarkStart w:id="4" w:name="_Toc231205769"/>
       <w:r>
         <w:rPr>
           <w:b/>
@@ -2048,7 +2124,7 @@
         </w:rPr>
       </w:pPr>
       <w:bookmarkStart w:id="5" w:name="_Toc227220818"/>
-      <w:bookmarkStart w:id="6" w:name="_Toc229678964"/>
+      <w:bookmarkStart w:id="6" w:name="_Toc231205770"/>
       <w:r>
         <w:rPr>
           <w:b/>
@@ -2084,7 +2160,7 @@
           <w:bCs/>
         </w:rPr>
       </w:pPr>
-      <w:bookmarkStart w:id="7" w:name="_Toc229678965"/>
+      <w:bookmarkStart w:id="7" w:name="_Toc231205771"/>
       <w:r>
         <w:rPr>
           <w:b/>
@@ -2174,7 +2250,25 @@
           <w:sz w:val="22"/>
           <w:szCs w:val="22"/>
         </w:rPr>
-        <w:t xml:space="preserve">Si es tu primera vez en la app, selecciona </w:t>
+        <w:t xml:space="preserve">Si es tu primera vez en la </w:t>
+      </w:r>
+      <w:proofErr w:type="gramStart"/>
+      <w:r>
+        <w:rPr>
+          <w:rFonts w:ascii="Arial" w:hAnsi="Arial" w:cs="Arial"/>
+          <w:sz w:val="22"/>
+          <w:szCs w:val="22"/>
+        </w:rPr>
+        <w:t>app</w:t>
+      </w:r>
+      <w:proofErr w:type="gramEnd"/>
+      <w:r>
+        <w:rPr>
+          <w:rFonts w:ascii="Arial" w:hAnsi="Arial" w:cs="Arial"/>
+          <w:sz w:val="22"/>
+          <w:szCs w:val="22"/>
+        </w:rPr>
+        <w:t xml:space="preserve">, selecciona </w:t>
       </w:r>
       <w:r>
         <w:rPr>
@@ -2434,7 +2528,7 @@
         <w:lastRenderedPageBreak/>
         <w:tab/>
       </w:r>
-      <w:bookmarkStart w:id="8" w:name="_Toc229678966"/>
+      <w:bookmarkStart w:id="8" w:name="_Toc231205772"/>
       <w:r>
         <w:rPr>
           <w:b/>
@@ -2616,7 +2710,7 @@
         </w:rPr>
       </w:pPr>
       <w:bookmarkStart w:id="9" w:name="_Toc227220819"/>
-      <w:bookmarkStart w:id="10" w:name="_Toc229678967"/>
+      <w:bookmarkStart w:id="10" w:name="_Toc231205773"/>
       <w:r>
         <w:rPr>
           <w:b/>
@@ -2644,7 +2738,7 @@
         </w:rPr>
       </w:pPr>
       <w:bookmarkStart w:id="11" w:name="_Toc227220820"/>
-      <w:bookmarkStart w:id="12" w:name="_Toc229678968"/>
+      <w:bookmarkStart w:id="12" w:name="_Toc231205774"/>
       <w:r>
         <w:rPr>
           <w:b/>
@@ -2753,8 +2847,74 @@
           <w:sz w:val="22"/>
           <w:szCs w:val="22"/>
         </w:rPr>
-        <w:t>En la pantalla principal, podrás ver a nuestros barberos disponibles: Fermín y Josemaría. Haz clic sobre su imagen para ver su disponibilidad específica.</w:t>
-      </w:r>
+        <w:t xml:space="preserve">En la pantalla principal, podrás ver a nuestros barberos disponibles: Fermín y Josemaría. Haz clic sobre su imagen </w:t>
+      </w:r>
+      <w:r>
+        <w:rPr>
+          <w:rFonts w:ascii="Arial" w:hAnsi="Arial" w:cs="Arial"/>
+          <w:sz w:val="22"/>
+          <w:szCs w:val="22"/>
+        </w:rPr>
+        <w:t xml:space="preserve">para </w:t>
+      </w:r>
+      <w:r>
+        <w:rPr>
+          <w:rFonts w:ascii="Arial" w:hAnsi="Arial" w:cs="Arial"/>
+          <w:sz w:val="22"/>
+          <w:szCs w:val="22"/>
+        </w:rPr>
+        <w:t>seleccionar el tipo de servicio</w:t>
+      </w:r>
+      <w:r>
+        <w:rPr>
+          <w:rFonts w:ascii="Arial" w:hAnsi="Arial" w:cs="Arial"/>
+          <w:sz w:val="22"/>
+          <w:szCs w:val="22"/>
+        </w:rPr>
+        <w:t>.</w:t>
+      </w:r>
+    </w:p>
+    <w:p>
+      <w:pPr>
+        <w:rPr>
+          <w:lang w:val="es-ES"/>
+        </w:rPr>
+      </w:pPr>
+    </w:p>
+    <w:p>
+      <w:pPr>
+        <w:rPr>
+          <w:lang w:val="es-ES"/>
+        </w:rPr>
+      </w:pPr>
+    </w:p>
+    <w:p>
+      <w:pPr>
+        <w:rPr>
+          <w:lang w:val="es-ES"/>
+        </w:rPr>
+      </w:pPr>
+    </w:p>
+    <w:p>
+      <w:pPr>
+        <w:rPr>
+          <w:lang w:val="es-ES"/>
+        </w:rPr>
+      </w:pPr>
+    </w:p>
+    <w:p>
+      <w:pPr>
+        <w:rPr>
+          <w:lang w:val="es-ES"/>
+        </w:rPr>
+      </w:pPr>
+    </w:p>
+    <w:p>
+      <w:pPr>
+        <w:rPr>
+          <w:lang w:val="es-ES"/>
+        </w:rPr>
+      </w:pPr>
     </w:p>
     <w:p>
       <w:pPr>
@@ -2772,25 +2932,136 @@
           <w:bCs/>
         </w:rPr>
       </w:pPr>
-      <w:bookmarkStart w:id="13" w:name="_Toc227220821"/>
-      <w:bookmarkStart w:id="14" w:name="_Toc229678969"/>
+      <w:bookmarkStart w:id="13" w:name="_Toc231205775"/>
       <w:r>
         <w:rPr>
           <w:b/>
           <w:bCs/>
         </w:rPr>
         <w:lastRenderedPageBreak/>
-        <w:t>Paso 2: Elección de Fecha y Hora</w:t>
-      </w:r>
-      <w:bookmarkEnd w:id="13"/>
+        <w:t xml:space="preserve">Paso 2: </w:t>
+      </w:r>
       <w:r>
         <w:rPr>
           <w:b/>
           <w:bCs/>
         </w:rPr>
+        <w:t>Selección de Servicio</w:t>
+      </w:r>
+      <w:r>
+        <w:rPr>
+          <w:b/>
+          <w:bCs/>
+        </w:rPr>
         <w:t>.</w:t>
       </w:r>
+      <w:bookmarkEnd w:id="13"/>
+    </w:p>
+    <w:p>
+      <w:pPr>
+        <w:jc w:val="center"/>
+      </w:pPr>
+      <w:r>
+        <w:rPr>
+          <w:noProof/>
+        </w:rPr>
+        <w:drawing>
+          <wp:inline distT="0" distB="0" distL="0" distR="0" wp14:anchorId="3E1F651B" wp14:editId="55769D9D">
+            <wp:extent cx="886098" cy="1969200"/>
+            <wp:effectExtent l="0" t="0" r="9525" b="0"/>
+            <wp:docPr id="173883393" name="Imagen 1"/>
+            <wp:cNvGraphicFramePr>
+              <a:graphicFrameLocks xmlns:a="http://schemas.openxmlformats.org/drawingml/2006/main" noChangeAspect="1"/>
+            </wp:cNvGraphicFramePr>
+            <a:graphic xmlns:a="http://schemas.openxmlformats.org/drawingml/2006/main">
+              <a:graphicData uri="http://schemas.openxmlformats.org/drawingml/2006/picture">
+                <pic:pic xmlns:pic="http://schemas.openxmlformats.org/drawingml/2006/picture">
+                  <pic:nvPicPr>
+                    <pic:cNvPr id="1581311262" name="Imagen 1581311262"/>
+                    <pic:cNvPicPr/>
+                  </pic:nvPicPr>
+                  <pic:blipFill>
+                    <a:blip r:embed="rId15" cstate="print">
+                      <a:extLst>
+                        <a:ext uri="{28A0092B-C50C-407E-A947-70E740481C1C}">
+                          <a14:useLocalDpi xmlns:a14="http://schemas.microsoft.com/office/drawing/2010/main" val="0"/>
+                        </a:ext>
+                      </a:extLst>
+                    </a:blip>
+                    <a:stretch>
+                      <a:fillRect/>
+                    </a:stretch>
+                  </pic:blipFill>
+                  <pic:spPr>
+                    <a:xfrm>
+                      <a:off x="0" y="0"/>
+                      <a:ext cx="886098" cy="1969200"/>
+                    </a:xfrm>
+                    <a:prstGeom prst="rect">
+                      <a:avLst/>
+                    </a:prstGeom>
+                  </pic:spPr>
+                </pic:pic>
+              </a:graphicData>
+            </a:graphic>
+          </wp:inline>
+        </w:drawing>
+      </w:r>
+    </w:p>
+    <w:p>
+      <w:pPr>
+        <w:jc w:val="center"/>
+      </w:pPr>
+    </w:p>
+    <w:p>
+      <w:pPr>
+        <w:ind w:left="708"/>
+      </w:pPr>
+      <w:r>
+        <w:t>Se mostrará un listado con los servicios disponibles, seleccionamos el que se desea, seguidamente se mostrará la siguiente ventana donde se debe seleccionar la fecha y hora.</w:t>
+      </w:r>
+    </w:p>
+    <w:p>
+      <w:pPr>
+        <w:pStyle w:val="Ttulo2"/>
+        <w:ind w:left="708"/>
+        <w:rPr>
+          <w:b/>
+          <w:bCs/>
+        </w:rPr>
+      </w:pPr>
+      <w:bookmarkStart w:id="14" w:name="_Toc227220821"/>
+      <w:bookmarkStart w:id="15" w:name="_Toc231205776"/>
+      <w:r>
+        <w:rPr>
+          <w:b/>
+          <w:bCs/>
+        </w:rPr>
+        <w:t xml:space="preserve">Paso </w:t>
+      </w:r>
+      <w:r>
+        <w:rPr>
+          <w:b/>
+          <w:bCs/>
+        </w:rPr>
+        <w:t>3</w:t>
+      </w:r>
+      <w:r>
+        <w:rPr>
+          <w:b/>
+          <w:bCs/>
+        </w:rPr>
+        <w:t>: Elección de Fecha y Hora</w:t>
+      </w:r>
       <w:bookmarkEnd w:id="14"/>
+      <w:r>
+        <w:rPr>
+          <w:b/>
+          <w:bCs/>
+        </w:rPr>
+        <w:t>.</w:t>
+      </w:r>
+      <w:bookmarkEnd w:id="15"/>
     </w:p>
     <w:p>
       <w:pPr>
@@ -2827,7 +3098,7 @@
                     <pic:cNvPicPr/>
                   </pic:nvPicPr>
                   <pic:blipFill>
-                    <a:blip r:embed="rId15" cstate="print">
+                    <a:blip r:embed="rId16" cstate="print">
                       <a:extLst>
                         <a:ext uri="{28A0092B-C50C-407E-A947-70E740481C1C}">
                           <a14:useLocalDpi xmlns:a14="http://schemas.microsoft.com/office/drawing/2010/main" val="0"/>
@@ -2984,13 +3255,14 @@
           <w:bCs/>
         </w:rPr>
       </w:pPr>
-      <w:bookmarkStart w:id="15" w:name="_Toc227220823"/>
-      <w:bookmarkStart w:id="16" w:name="_Toc229678970"/>
+      <w:bookmarkStart w:id="16" w:name="_Toc227220823"/>
+      <w:bookmarkStart w:id="17" w:name="_Toc231205777"/>
       <w:r>
         <w:rPr>
           <w:b/>
           <w:bCs/>
         </w:rPr>
+        <w:lastRenderedPageBreak/>
         <w:t xml:space="preserve">Paso </w:t>
       </w:r>
       <w:r>
@@ -2998,7 +3270,7 @@
           <w:b/>
           <w:bCs/>
         </w:rPr>
-        <w:t>3</w:t>
+        <w:t>4</w:t>
       </w:r>
       <w:r>
         <w:rPr>
@@ -3007,7 +3279,7 @@
         </w:rPr>
         <w:t>: Confirmación</w:t>
       </w:r>
-      <w:bookmarkEnd w:id="15"/>
+      <w:bookmarkEnd w:id="16"/>
       <w:r>
         <w:rPr>
           <w:b/>
@@ -3015,7 +3287,7 @@
         </w:rPr>
         <w:t>.</w:t>
       </w:r>
-      <w:bookmarkEnd w:id="16"/>
+      <w:bookmarkEnd w:id="17"/>
     </w:p>
     <w:p>
       <w:r>
@@ -3053,7 +3325,7 @@
                     <pic:cNvPicPr/>
                   </pic:nvPicPr>
                   <pic:blipFill>
-                    <a:blip r:embed="rId16" cstate="print">
+                    <a:blip r:embed="rId17" cstate="print">
                       <a:extLst>
                         <a:ext uri="{28A0092B-C50C-407E-A947-70E740481C1C}">
                           <a14:useLocalDpi xmlns:a14="http://schemas.microsoft.com/office/drawing/2010/main" val="0"/>
@@ -3112,17 +3384,16 @@
           <w:bCs/>
         </w:rPr>
       </w:pPr>
-      <w:bookmarkStart w:id="17" w:name="_Toc227220824"/>
-      <w:bookmarkStart w:id="18" w:name="_Toc229678971"/>
+      <w:bookmarkStart w:id="18" w:name="_Toc227220824"/>
+      <w:bookmarkStart w:id="19" w:name="_Toc231205778"/>
       <w:r>
         <w:rPr>
           <w:b/>
           <w:bCs/>
         </w:rPr>
-        <w:lastRenderedPageBreak/>
         <w:t>Gestión de tus Reservas</w:t>
       </w:r>
-      <w:bookmarkEnd w:id="17"/>
+      <w:bookmarkEnd w:id="18"/>
       <w:r>
         <w:rPr>
           <w:b/>
@@ -3130,7 +3401,7 @@
         </w:rPr>
         <w:t>.</w:t>
       </w:r>
-      <w:bookmarkEnd w:id="18"/>
+      <w:bookmarkEnd w:id="19"/>
     </w:p>
     <w:p>
       <w:pPr>
@@ -3157,7 +3428,7 @@
                     <pic:cNvPicPr/>
                   </pic:nvPicPr>
                   <pic:blipFill>
-                    <a:blip r:embed="rId17" cstate="print">
+                    <a:blip r:embed="rId18" cstate="print">
                       <a:extLst>
                         <a:ext uri="{28A0092B-C50C-407E-A947-70E740481C1C}">
                           <a14:useLocalDpi xmlns:a14="http://schemas.microsoft.com/office/drawing/2010/main" val="0"/>
@@ -3276,71 +3547,6 @@
     </w:p>
     <w:p>
       <w:pPr>
-        <w:ind w:left="720"/>
-      </w:pPr>
-    </w:p>
-    <w:p>
-      <w:pPr>
-        <w:ind w:left="720"/>
-      </w:pPr>
-    </w:p>
-    <w:p>
-      <w:pPr>
-        <w:ind w:left="720"/>
-      </w:pPr>
-    </w:p>
-    <w:p>
-      <w:pPr>
-        <w:ind w:left="720"/>
-      </w:pPr>
-    </w:p>
-    <w:p>
-      <w:pPr>
-        <w:ind w:left="720"/>
-      </w:pPr>
-    </w:p>
-    <w:p>
-      <w:pPr>
-        <w:ind w:left="720"/>
-      </w:pPr>
-    </w:p>
-    <w:p>
-      <w:pPr>
-        <w:ind w:left="720"/>
-      </w:pPr>
-    </w:p>
-    <w:p>
-      <w:pPr>
-        <w:ind w:left="720"/>
-      </w:pPr>
-    </w:p>
-    <w:p>
-      <w:pPr>
-        <w:ind w:left="720"/>
-      </w:pPr>
-    </w:p>
-    <w:p>
-      <w:pPr>
-        <w:ind w:left="720"/>
-      </w:pPr>
-    </w:p>
-    <w:p>
-      <w:pPr>
-        <w:ind w:left="720"/>
-      </w:pPr>
-    </w:p>
-    <w:p>
-      <w:pPr>
-        <w:ind w:left="720"/>
-      </w:pPr>
-    </w:p>
-    <w:p>
-      <w:pPr>
-        <w:ind w:left="720"/>
-      </w:pPr>
-    </w:p>
-    <w:p>
-      <w:pPr>
         <w:pStyle w:val="Ttulo1"/>
         <w:numPr>
           <w:ilvl w:val="0"/>
@@ -3352,8 +3558,8 @@
           <w:bCs/>
         </w:rPr>
       </w:pPr>
-      <w:bookmarkStart w:id="19" w:name="_Toc227220825"/>
-      <w:bookmarkStart w:id="20" w:name="_Toc229678972"/>
+      <w:bookmarkStart w:id="20" w:name="_Toc227220825"/>
+      <w:bookmarkStart w:id="21" w:name="_Toc231205779"/>
       <w:r>
         <w:rPr>
           <w:b/>
@@ -3362,7 +3568,7 @@
         <w:lastRenderedPageBreak/>
         <w:t>Panel de Administración</w:t>
       </w:r>
-      <w:bookmarkEnd w:id="19"/>
+      <w:bookmarkEnd w:id="20"/>
       <w:r>
         <w:rPr>
           <w:b/>
@@ -3370,7 +3576,7 @@
         </w:rPr>
         <w:t>.</w:t>
       </w:r>
-      <w:bookmarkEnd w:id="20"/>
+      <w:bookmarkEnd w:id="21"/>
     </w:p>
     <w:p>
       <w:pPr>
@@ -3394,7 +3600,7 @@
           <w:szCs w:val="22"/>
         </w:rPr>
       </w:pPr>
-      <w:bookmarkStart w:id="21" w:name="_Toc229678973"/>
+      <w:bookmarkStart w:id="22" w:name="_Toc231205780"/>
       <w:r>
         <w:rPr>
           <w:b/>
@@ -3402,7 +3608,7 @@
         </w:rPr>
         <w:t>Visualización de la Agenda.</w:t>
       </w:r>
-      <w:bookmarkEnd w:id="21"/>
+      <w:bookmarkEnd w:id="22"/>
     </w:p>
     <w:p>
       <w:pPr>
@@ -3436,254 +3642,6 @@
                 <pic:pic xmlns:pic="http://schemas.openxmlformats.org/drawingml/2006/picture">
                   <pic:nvPicPr>
                     <pic:cNvPr id="1701921243" name="Imagen 1701921243"/>
-                    <pic:cNvPicPr/>
-                  </pic:nvPicPr>
-                  <pic:blipFill>
-                    <a:blip r:embed="rId18" cstate="print">
-                      <a:extLst>
-                        <a:ext uri="{28A0092B-C50C-407E-A947-70E740481C1C}">
-                          <a14:useLocalDpi xmlns:a14="http://schemas.microsoft.com/office/drawing/2010/main" val="0"/>
-                        </a:ext>
-                      </a:extLst>
-                    </a:blip>
-                    <a:stretch>
-                      <a:fillRect/>
-                    </a:stretch>
-                  </pic:blipFill>
-                  <pic:spPr>
-                    <a:xfrm>
-                      <a:off x="0" y="0"/>
-                      <a:ext cx="885533" cy="1969200"/>
-                    </a:xfrm>
-                    <a:prstGeom prst="rect">
-                      <a:avLst/>
-                    </a:prstGeom>
-                  </pic:spPr>
-                </pic:pic>
-              </a:graphicData>
-            </a:graphic>
-          </wp:inline>
-        </w:drawing>
-      </w:r>
-    </w:p>
-    <w:p>
-      <w:pPr>
-        <w:pStyle w:val="Textosinformato"/>
-        <w:ind w:firstLine="720"/>
-        <w:rPr>
-          <w:rFonts w:ascii="Arial" w:hAnsi="Arial" w:cs="Arial"/>
-          <w:sz w:val="22"/>
-          <w:szCs w:val="22"/>
-        </w:rPr>
-      </w:pPr>
-    </w:p>
-    <w:p>
-      <w:pPr>
-        <w:pStyle w:val="Textosinformato"/>
-        <w:ind w:firstLine="720"/>
-        <w:rPr>
-          <w:rFonts w:ascii="Arial" w:hAnsi="Arial" w:cs="Arial"/>
-          <w:sz w:val="22"/>
-          <w:szCs w:val="22"/>
-        </w:rPr>
-      </w:pPr>
-      <w:r>
-        <w:rPr>
-          <w:rFonts w:ascii="Arial" w:hAnsi="Arial" w:cs="Arial"/>
-          <w:sz w:val="22"/>
-          <w:szCs w:val="22"/>
-        </w:rPr>
-        <w:t>Botón BLOQUEAR AGENDA: Para bloquear días en la Agenda.</w:t>
-      </w:r>
-    </w:p>
-    <w:p>
-      <w:pPr>
-        <w:pStyle w:val="Textosinformato"/>
-        <w:ind w:firstLine="720"/>
-        <w:rPr>
-          <w:rFonts w:ascii="Arial" w:hAnsi="Arial" w:cs="Arial"/>
-          <w:sz w:val="22"/>
-          <w:szCs w:val="22"/>
-        </w:rPr>
-      </w:pPr>
-      <w:r>
-        <w:rPr>
-          <w:rFonts w:ascii="Arial" w:hAnsi="Arial" w:cs="Arial"/>
-          <w:sz w:val="22"/>
-          <w:szCs w:val="22"/>
-        </w:rPr>
-        <w:t>Botón CITA TELEFONICA: Para crear una cita agendada por teléfono.</w:t>
-      </w:r>
-    </w:p>
-    <w:p>
-      <w:pPr>
-        <w:pStyle w:val="Textosinformato"/>
-        <w:ind w:firstLine="720"/>
-        <w:rPr>
-          <w:rFonts w:ascii="Arial" w:hAnsi="Arial" w:cs="Arial"/>
-          <w:sz w:val="22"/>
-          <w:szCs w:val="22"/>
-        </w:rPr>
-      </w:pPr>
-      <w:r>
-        <w:rPr>
-          <w:rFonts w:ascii="Arial" w:hAnsi="Arial" w:cs="Arial"/>
-          <w:sz w:val="22"/>
-          <w:szCs w:val="22"/>
-        </w:rPr>
-        <w:t>Botón SALIR: Para cerrar sesión.</w:t>
-      </w:r>
-    </w:p>
-    <w:p>
-      <w:pPr>
-        <w:pStyle w:val="Textosinformato"/>
-        <w:ind w:firstLine="720"/>
-        <w:rPr>
-          <w:rFonts w:ascii="Arial" w:hAnsi="Arial" w:cs="Arial"/>
-          <w:sz w:val="22"/>
-          <w:szCs w:val="22"/>
-        </w:rPr>
-      </w:pPr>
-      <w:r>
-        <w:rPr>
-          <w:rFonts w:ascii="Arial" w:hAnsi="Arial" w:cs="Arial"/>
-          <w:sz w:val="22"/>
-          <w:szCs w:val="22"/>
-        </w:rPr>
-        <w:t>Contador de Citas: En la parte superior verás el total de citas programadas.</w:t>
-      </w:r>
-    </w:p>
-    <w:p>
-      <w:pPr>
-        <w:pStyle w:val="Textosinformato"/>
-        <w:ind w:left="720"/>
-        <w:rPr>
-          <w:rFonts w:ascii="Arial" w:hAnsi="Arial" w:cs="Arial"/>
-          <w:sz w:val="22"/>
-          <w:szCs w:val="22"/>
-        </w:rPr>
-      </w:pPr>
-      <w:r>
-        <w:rPr>
-          <w:rFonts w:ascii="Arial" w:hAnsi="Arial" w:cs="Arial"/>
-          <w:sz w:val="22"/>
-          <w:szCs w:val="22"/>
-        </w:rPr>
-        <w:t>Filtros por Barbero: Puedes alternar entre las agendas de Fermín y Josemaría haciendo clic en sus respectivos iconos.</w:t>
-      </w:r>
-    </w:p>
-    <w:p>
-      <w:pPr>
-        <w:ind w:left="720"/>
-      </w:pPr>
-      <w:r>
-        <w:t>VER TODAS LAS CITAS permite una visualización completa de la carga de trabajo de la barbería</w:t>
-      </w:r>
-      <w:r>
-        <w:t>, aparecen todas las citas, cada etiqueta de cita nos muestra información como el Dia, Hora, Barbero, Nombre, Cuenta de correo</w:t>
-      </w:r>
-      <w:r>
-        <w:t>,</w:t>
-      </w:r>
-      <w:r>
-        <w:t xml:space="preserve"> Teléfono móvil, </w:t>
-      </w:r>
-      <w:r>
-        <w:t xml:space="preserve">Nota en caso de que exista y </w:t>
-      </w:r>
-      <w:r>
-        <w:t xml:space="preserve">además nos da la posibilidad de </w:t>
-      </w:r>
-      <w:r>
-        <w:t>HECHO</w:t>
-      </w:r>
-      <w:r>
-        <w:t xml:space="preserve"> o ANULAR.</w:t>
-      </w:r>
-    </w:p>
-    <w:p>
-      <w:pPr>
-        <w:ind w:left="720"/>
-      </w:pPr>
-      <w:r>
-        <w:t>HECHO</w:t>
-      </w:r>
-      <w:r>
-        <w:t xml:space="preserve">.:  Al seleccionar esta opción </w:t>
-      </w:r>
-      <w:r>
-        <w:t>cambiara el estado de la cita, desaparece los botones (HECHO y ANULAR) y se sustituye la etiqueta PENDIENTE por HECHO</w:t>
-      </w:r>
-      <w:r>
-        <w:t>.</w:t>
-      </w:r>
-    </w:p>
-    <w:p>
-      <w:pPr>
-        <w:ind w:left="720"/>
-      </w:pPr>
-      <w:r>
-        <w:t>ANULAR.:  Aquí anularemos la cita y se actualizara nuestra ventana de gestión de reservas.</w:t>
-      </w:r>
-    </w:p>
-    <w:p>
-      <w:pPr>
-        <w:pStyle w:val="Ttulo2"/>
-        <w:ind w:firstLine="720"/>
-        <w:rPr>
-          <w:b/>
-          <w:bCs/>
-          <w:sz w:val="22"/>
-          <w:szCs w:val="22"/>
-        </w:rPr>
-      </w:pPr>
-      <w:bookmarkStart w:id="22" w:name="_Toc229678974"/>
-      <w:r>
-        <w:rPr>
-          <w:b/>
-          <w:bCs/>
-        </w:rPr>
-        <w:t>Bloquear Agenda</w:t>
-      </w:r>
-      <w:r>
-        <w:rPr>
-          <w:b/>
-          <w:bCs/>
-        </w:rPr>
-        <w:t>.</w:t>
-      </w:r>
-      <w:bookmarkEnd w:id="22"/>
-    </w:p>
-    <w:p>
-      <w:pPr>
-        <w:ind w:left="720"/>
-      </w:pPr>
-      <w:r>
-        <w:t>Podemos bloquear cualquier día del calendario para que los usuarios no puedan realizar reservas.</w:t>
-      </w:r>
-    </w:p>
-    <w:p>
-      <w:pPr>
-        <w:ind w:left="720"/>
-        <w:jc w:val="center"/>
-      </w:pPr>
-      <w:r>
-        <w:rPr>
-          <w:noProof/>
-        </w:rPr>
-        <w:drawing>
-          <wp:inline distT="0" distB="0" distL="0" distR="0" wp14:anchorId="060CC763" wp14:editId="5F0A1ADD">
-            <wp:extent cx="885533" cy="1969200"/>
-            <wp:effectExtent l="0" t="0" r="0" b="0"/>
-            <wp:docPr id="2075973928" name="Imagen 2"/>
-            <wp:cNvGraphicFramePr>
-              <a:graphicFrameLocks xmlns:a="http://schemas.openxmlformats.org/drawingml/2006/main" noChangeAspect="1"/>
-            </wp:cNvGraphicFramePr>
-            <a:graphic xmlns:a="http://schemas.openxmlformats.org/drawingml/2006/main">
-              <a:graphicData uri="http://schemas.openxmlformats.org/drawingml/2006/picture">
-                <pic:pic xmlns:pic="http://schemas.openxmlformats.org/drawingml/2006/picture">
-                  <pic:nvPicPr>
-                    <pic:cNvPr id="2075973928" name="Imagen 2075973928"/>
                     <pic:cNvPicPr/>
                   </pic:nvPicPr>
                   <pic:blipFill>
@@ -3716,11 +3674,108 @@
     </w:p>
     <w:p>
       <w:pPr>
+        <w:pStyle w:val="Textosinformato"/>
+        <w:ind w:firstLine="720"/>
+        <w:rPr>
+          <w:rFonts w:ascii="Arial" w:hAnsi="Arial" w:cs="Arial"/>
+          <w:sz w:val="22"/>
+          <w:szCs w:val="22"/>
+        </w:rPr>
+      </w:pPr>
+    </w:p>
+    <w:p>
+      <w:pPr>
+        <w:pStyle w:val="Textosinformato"/>
+        <w:ind w:firstLine="720"/>
+        <w:rPr>
+          <w:rFonts w:ascii="Arial" w:hAnsi="Arial" w:cs="Arial"/>
+          <w:sz w:val="22"/>
+          <w:szCs w:val="22"/>
+        </w:rPr>
+      </w:pPr>
+      <w:r>
+        <w:rPr>
+          <w:rFonts w:ascii="Arial" w:hAnsi="Arial" w:cs="Arial"/>
+          <w:sz w:val="22"/>
+          <w:szCs w:val="22"/>
+        </w:rPr>
+        <w:t>Botón BLOQUEAR AGENDA: Para bloquear días en la Agenda.</w:t>
+      </w:r>
+    </w:p>
+    <w:p>
+      <w:pPr>
+        <w:pStyle w:val="Textosinformato"/>
+        <w:ind w:firstLine="720"/>
+        <w:rPr>
+          <w:rFonts w:ascii="Arial" w:hAnsi="Arial" w:cs="Arial"/>
+          <w:sz w:val="22"/>
+          <w:szCs w:val="22"/>
+        </w:rPr>
+      </w:pPr>
+      <w:r>
+        <w:rPr>
+          <w:rFonts w:ascii="Arial" w:hAnsi="Arial" w:cs="Arial"/>
+          <w:sz w:val="22"/>
+          <w:szCs w:val="22"/>
+        </w:rPr>
+        <w:t>Botón CITA TELEFONICA: Para crear una cita agendada por teléfono.</w:t>
+      </w:r>
+    </w:p>
+    <w:p>
+      <w:pPr>
+        <w:pStyle w:val="Textosinformato"/>
+        <w:ind w:firstLine="720"/>
+        <w:rPr>
+          <w:rFonts w:ascii="Arial" w:hAnsi="Arial" w:cs="Arial"/>
+          <w:sz w:val="22"/>
+          <w:szCs w:val="22"/>
+        </w:rPr>
+      </w:pPr>
+      <w:r>
+        <w:rPr>
+          <w:rFonts w:ascii="Arial" w:hAnsi="Arial" w:cs="Arial"/>
+          <w:sz w:val="22"/>
+          <w:szCs w:val="22"/>
+        </w:rPr>
+        <w:t>Botón SALIR: Para cerrar sesión.</w:t>
+      </w:r>
+    </w:p>
+    <w:p>
+      <w:pPr>
+        <w:pStyle w:val="Textosinformato"/>
+        <w:ind w:firstLine="720"/>
+        <w:rPr>
+          <w:rFonts w:ascii="Arial" w:hAnsi="Arial" w:cs="Arial"/>
+          <w:sz w:val="22"/>
+          <w:szCs w:val="22"/>
+        </w:rPr>
+      </w:pPr>
+      <w:r>
+        <w:rPr>
+          <w:rFonts w:ascii="Arial" w:hAnsi="Arial" w:cs="Arial"/>
+          <w:sz w:val="22"/>
+          <w:szCs w:val="22"/>
+        </w:rPr>
+        <w:t>Contador de Citas: En la parte superior verás el total de citas programadas.</w:t>
+      </w:r>
+    </w:p>
+    <w:p>
+      <w:pPr>
+        <w:pStyle w:val="Textosinformato"/>
         <w:ind w:left="720"/>
-      </w:pPr>
-      <w:r>
-        <w:lastRenderedPageBreak/>
-        <w:t>Seleccionamos el día en el calendario y pulsamos Aceptar.</w:t>
+        <w:rPr>
+          <w:rFonts w:ascii="Arial" w:hAnsi="Arial" w:cs="Arial"/>
+          <w:sz w:val="22"/>
+          <w:szCs w:val="22"/>
+        </w:rPr>
+      </w:pPr>
+      <w:r>
+        <w:rPr>
+          <w:rFonts w:ascii="Arial" w:hAnsi="Arial" w:cs="Arial"/>
+          <w:sz w:val="22"/>
+          <w:szCs w:val="22"/>
+        </w:rPr>
+        <w:t>Filtros por Barbero: Puedes alternar entre las agendas de Fermín y Josemaría haciendo clic en sus respectivos iconos.</w:t>
       </w:r>
     </w:p>
     <w:p>
@@ -3728,13 +3783,89 @@
         <w:ind w:left="720"/>
       </w:pPr>
       <w:r>
-        <w:t xml:space="preserve">Seguidamente nos aparecerá un cuadro de dialogo para confirmar el día seleccionado, si es correcto seleccionamos </w:t>
-      </w:r>
-      <w:r>
-        <w:t>Bloquear</w:t>
+        <w:t>VER TODAS LAS CITAS permite una visualización completa de la carga de trabajo de la barbería</w:t>
+      </w:r>
+      <w:r>
+        <w:t>, aparecen todas las citas, cada etiqueta de cita nos muestra información como el Dia, Hora, Barbero, Nombre, Cuenta de correo</w:t>
+      </w:r>
+      <w:r>
+        <w:t>,</w:t>
+      </w:r>
+      <w:r>
+        <w:t xml:space="preserve"> Teléfono móvil, </w:t>
+      </w:r>
+      <w:r>
+        <w:t xml:space="preserve">Nota en caso de que exista y </w:t>
+      </w:r>
+      <w:r>
+        <w:t xml:space="preserve">además nos da la posibilidad de </w:t>
+      </w:r>
+      <w:r>
+        <w:t>HECHO</w:t>
+      </w:r>
+      <w:r>
+        <w:t xml:space="preserve"> o ANULAR.</w:t>
+      </w:r>
+    </w:p>
+    <w:p>
+      <w:pPr>
+        <w:ind w:left="720"/>
+      </w:pPr>
+      <w:r>
+        <w:t>HECHO</w:t>
+      </w:r>
+      <w:r>
+        <w:t xml:space="preserve">.:  Al seleccionar esta opción </w:t>
+      </w:r>
+      <w:r>
+        <w:t>cambiara el estado de la cita, desaparece los botones (HECHO y ANULAR) y se sustituye la etiqueta PENDIENTE por HECHO</w:t>
       </w:r>
       <w:r>
         <w:t>.</w:t>
+      </w:r>
+    </w:p>
+    <w:p>
+      <w:pPr>
+        <w:ind w:left="720"/>
+      </w:pPr>
+      <w:r>
+        <w:t>ANULAR.:  Aquí anularemos la cita y se actualizara nuestra ventana de gestión de reservas.</w:t>
+      </w:r>
+    </w:p>
+    <w:p>
+      <w:pPr>
+        <w:pStyle w:val="Ttulo2"/>
+        <w:ind w:firstLine="720"/>
+        <w:rPr>
+          <w:b/>
+          <w:bCs/>
+          <w:sz w:val="22"/>
+          <w:szCs w:val="22"/>
+        </w:rPr>
+      </w:pPr>
+      <w:bookmarkStart w:id="23" w:name="_Toc231205781"/>
+      <w:r>
+        <w:rPr>
+          <w:b/>
+          <w:bCs/>
+        </w:rPr>
+        <w:t>Bloquear Agenda</w:t>
+      </w:r>
+      <w:r>
+        <w:rPr>
+          <w:b/>
+          <w:bCs/>
+        </w:rPr>
+        <w:t>.</w:t>
+      </w:r>
+      <w:bookmarkEnd w:id="23"/>
+    </w:p>
+    <w:p>
+      <w:pPr>
+        <w:ind w:left="720"/>
+      </w:pPr>
+      <w:r>
+        <w:t>Podemos bloquear cualquier día del calendario para que los usuarios no puedan realizar reservas.</w:t>
       </w:r>
     </w:p>
     <w:p>
@@ -3747,10 +3878,10 @@
           <w:noProof/>
         </w:rPr>
         <w:drawing>
-          <wp:inline distT="0" distB="0" distL="0" distR="0" wp14:anchorId="19D1F6DF" wp14:editId="2317B1BB">
+          <wp:inline distT="0" distB="0" distL="0" distR="0" wp14:anchorId="060CC763" wp14:editId="5F0A1ADD">
             <wp:extent cx="885533" cy="1969200"/>
             <wp:effectExtent l="0" t="0" r="0" b="0"/>
-            <wp:docPr id="889996546" name="Imagen 3"/>
+            <wp:docPr id="2075973928" name="Imagen 2"/>
             <wp:cNvGraphicFramePr>
               <a:graphicFrameLocks xmlns:a="http://schemas.openxmlformats.org/drawingml/2006/main" noChangeAspect="1"/>
             </wp:cNvGraphicFramePr>
@@ -3758,7 +3889,7 @@
               <a:graphicData uri="http://schemas.openxmlformats.org/drawingml/2006/picture">
                 <pic:pic xmlns:pic="http://schemas.openxmlformats.org/drawingml/2006/picture">
                   <pic:nvPicPr>
-                    <pic:cNvPr id="889996546" name="Imagen 889996546"/>
+                    <pic:cNvPr id="2075973928" name="Imagen 2075973928"/>
                     <pic:cNvPicPr/>
                   </pic:nvPicPr>
                   <pic:blipFill>
@@ -3793,6 +3924,81 @@
       <w:pPr>
         <w:ind w:left="720"/>
       </w:pPr>
+      <w:r>
+        <w:lastRenderedPageBreak/>
+        <w:t>Seleccionamos el día en el calendario y pulsamos Aceptar.</w:t>
+      </w:r>
+    </w:p>
+    <w:p>
+      <w:pPr>
+        <w:ind w:left="720"/>
+      </w:pPr>
+      <w:r>
+        <w:t xml:space="preserve">Seguidamente nos aparecerá un cuadro de dialogo para confirmar el día seleccionado, si es correcto seleccionamos </w:t>
+      </w:r>
+      <w:r>
+        <w:t>Bloquear</w:t>
+      </w:r>
+      <w:r>
+        <w:t>.</w:t>
+      </w:r>
+    </w:p>
+    <w:p>
+      <w:pPr>
+        <w:ind w:left="720"/>
+        <w:jc w:val="center"/>
+      </w:pPr>
+      <w:r>
+        <w:rPr>
+          <w:noProof/>
+        </w:rPr>
+        <w:drawing>
+          <wp:inline distT="0" distB="0" distL="0" distR="0" wp14:anchorId="19D1F6DF" wp14:editId="2317B1BB">
+            <wp:extent cx="885533" cy="1969200"/>
+            <wp:effectExtent l="0" t="0" r="0" b="0"/>
+            <wp:docPr id="889996546" name="Imagen 3"/>
+            <wp:cNvGraphicFramePr>
+              <a:graphicFrameLocks xmlns:a="http://schemas.openxmlformats.org/drawingml/2006/main" noChangeAspect="1"/>
+            </wp:cNvGraphicFramePr>
+            <a:graphic xmlns:a="http://schemas.openxmlformats.org/drawingml/2006/main">
+              <a:graphicData uri="http://schemas.openxmlformats.org/drawingml/2006/picture">
+                <pic:pic xmlns:pic="http://schemas.openxmlformats.org/drawingml/2006/picture">
+                  <pic:nvPicPr>
+                    <pic:cNvPr id="889996546" name="Imagen 889996546"/>
+                    <pic:cNvPicPr/>
+                  </pic:nvPicPr>
+                  <pic:blipFill>
+                    <a:blip r:embed="rId21" cstate="print">
+                      <a:extLst>
+                        <a:ext uri="{28A0092B-C50C-407E-A947-70E740481C1C}">
+                          <a14:useLocalDpi xmlns:a14="http://schemas.microsoft.com/office/drawing/2010/main" val="0"/>
+                        </a:ext>
+                      </a:extLst>
+                    </a:blip>
+                    <a:stretch>
+                      <a:fillRect/>
+                    </a:stretch>
+                  </pic:blipFill>
+                  <pic:spPr>
+                    <a:xfrm>
+                      <a:off x="0" y="0"/>
+                      <a:ext cx="885533" cy="1969200"/>
+                    </a:xfrm>
+                    <a:prstGeom prst="rect">
+                      <a:avLst/>
+                    </a:prstGeom>
+                  </pic:spPr>
+                </pic:pic>
+              </a:graphicData>
+            </a:graphic>
+          </wp:inline>
+        </w:drawing>
+      </w:r>
+    </w:p>
+    <w:p>
+      <w:pPr>
+        <w:ind w:left="720"/>
+      </w:pPr>
     </w:p>
     <w:p>
       <w:pPr>
@@ -3810,7 +4016,7 @@
           <w:szCs w:val="22"/>
         </w:rPr>
       </w:pPr>
-      <w:bookmarkStart w:id="23" w:name="_Toc229678975"/>
+      <w:bookmarkStart w:id="24" w:name="_Toc231205782"/>
       <w:r>
         <w:rPr>
           <w:b/>
@@ -3825,7 +4031,7 @@
         </w:rPr>
         <w:t>.</w:t>
       </w:r>
-      <w:bookmarkEnd w:id="23"/>
+      <w:bookmarkEnd w:id="24"/>
     </w:p>
     <w:p>
       <w:pPr>
@@ -4006,7 +4212,7 @@
                     <pic:cNvPicPr/>
                   </pic:nvPicPr>
                   <pic:blipFill>
-                    <a:blip r:embed="rId21" cstate="print">
+                    <a:blip r:embed="rId22" cstate="print">
                       <a:extLst>
                         <a:ext uri="{28A0092B-C50C-407E-A947-70E740481C1C}">
                           <a14:useLocalDpi xmlns:a14="http://schemas.microsoft.com/office/drawing/2010/main" val="0"/>
@@ -4088,8 +4294,8 @@
           <w:lang w:val="es-ES"/>
         </w:rPr>
       </w:pPr>
-      <w:bookmarkStart w:id="24" w:name="_Toc227220826"/>
-      <w:bookmarkStart w:id="25" w:name="_Toc229678976"/>
+      <w:bookmarkStart w:id="25" w:name="_Toc227220826"/>
+      <w:bookmarkStart w:id="26" w:name="_Toc231205783"/>
       <w:r>
         <w:rPr>
           <w:b/>
@@ -4098,7 +4304,7 @@
         <w:lastRenderedPageBreak/>
         <w:t>Consejos de Uso</w:t>
       </w:r>
-      <w:bookmarkEnd w:id="24"/>
+      <w:bookmarkEnd w:id="25"/>
       <w:r>
         <w:rPr>
           <w:b/>
@@ -4106,7 +4312,7 @@
         </w:rPr>
         <w:t>.</w:t>
       </w:r>
-      <w:bookmarkEnd w:id="25"/>
+      <w:bookmarkEnd w:id="26"/>
     </w:p>
     <w:p>
       <w:pPr>
@@ -4123,15 +4329,15 @@
       <w:r>
         <w:t>Por seguridad, utiliza siempre el botón SALIR.</w:t>
       </w:r>
-      <w:bookmarkStart w:id="26" w:name="_heading=h.30j0zll" w:colFirst="0" w:colLast="0"/>
-      <w:bookmarkEnd w:id="26"/>
+      <w:bookmarkStart w:id="27" w:name="_heading=h.30j0zll" w:colFirst="0" w:colLast="0"/>
+      <w:bookmarkEnd w:id="27"/>
     </w:p>
     <w:p/>
     <w:sectPr>
-      <w:headerReference w:type="default" r:id="rId22"/>
-      <w:footerReference w:type="default" r:id="rId23"/>
-      <w:headerReference w:type="first" r:id="rId24"/>
-      <w:footerReference w:type="first" r:id="rId25"/>
+      <w:headerReference w:type="default" r:id="rId23"/>
+      <w:footerReference w:type="default" r:id="rId24"/>
+      <w:headerReference w:type="first" r:id="rId25"/>
+      <w:footerReference w:type="first" r:id="rId26"/>
       <w:pgSz w:w="11909" w:h="16834"/>
       <w:pgMar w:top="1440" w:right="1440" w:bottom="1440" w:left="1440" w:header="720" w:footer="720" w:gutter="0"/>
       <w:pgNumType w:start="1"/>
@@ -6715,28 +6921,28 @@
 </file>
 
 <file path=customXml/item1.xml><?xml version="1.0" encoding="utf-8"?>
-<b:Sources xmlns:b="http://schemas.openxmlformats.org/officeDocument/2006/bibliography" xmlns="http://schemas.openxmlformats.org/officeDocument/2006/bibliography" SelectedStyle="\APASixthEditionOfficeOnline.xsl" StyleName="APA" Version="6"/>
-</file>
-
-<file path=customXml/item2.xml><?xml version="1.0" encoding="utf-8"?>
 <go:gDocsCustomXmlDataStorage xmlns:go="http://customooxmlschemas.google.com/" xmlns:r="http://schemas.openxmlformats.org/officeDocument/2006/relationships" uri="GoogleDocsCustomDataVersion2">
   <go:docsCustomData xmlns:go="http://customooxmlschemas.google.com/" roundtripDataSignature="AMtx7mhmaqUBuhxakvumSvJYyzUWbBpzyg==">CgMxLjAyDmguY3hudTVicDVwZ2w1MgloLjMwajB6bGw4AHIhMXZ4VFBsdXF1cS1CWm1YZHFLVThZWUE3d2l2czZyaFdT</go:docsCustomData>
 </go:gDocsCustomXmlDataStorage>
 </file>
 
-<file path=customXml/itemProps1.xml><?xml version="1.0" encoding="utf-8"?>
-<ds:datastoreItem xmlns:ds="http://schemas.openxmlformats.org/officeDocument/2006/customXml" ds:itemID="{FFB2CD5B-60D8-4C6F-9014-0D41ECDC2C6F}">
-  <ds:schemaRefs>
-    <ds:schemaRef ds:uri="http://schemas.openxmlformats.org/officeDocument/2006/bibliography"/>
-  </ds:schemaRefs>
-</ds:datastoreItem>
+<file path=customXml/item2.xml><?xml version="1.0" encoding="utf-8"?>
+<b:Sources xmlns:b="http://schemas.openxmlformats.org/officeDocument/2006/bibliography" xmlns="http://schemas.openxmlformats.org/officeDocument/2006/bibliography" SelectedStyle="\APASixthEditionOfficeOnline.xsl" StyleName="APA" Version="6"/>
 </file>
 
-<file path=customXml/itemProps2.xml><?xml version="1.0" encoding="utf-8"?>
+<file path=customXml/itemProps1.xml><?xml version="1.0" encoding="utf-8"?>
 <ds:datastoreItem xmlns:ds="http://schemas.openxmlformats.org/officeDocument/2006/customXml" ds:itemID="{11111111-1234-1234-1234-123412341234}">
   <ds:schemaRefs>
     <ds:schemaRef ds:uri="http://customooxmlschemas.google.com/"/>
     <ds:schemaRef ds:uri="http://schemas.openxmlformats.org/officeDocument/2006/relationships"/>
   </ds:schemaRefs>
 </ds:datastoreItem>
+</file>
+
+<file path=customXml/itemProps2.xml><?xml version="1.0" encoding="utf-8"?>
+<ds:datastoreItem xmlns:ds="http://schemas.openxmlformats.org/officeDocument/2006/customXml" ds:itemID="{FFB2CD5B-60D8-4C6F-9014-0D41ECDC2C6F}">
+  <ds:schemaRefs>
+    <ds:schemaRef ds:uri="http://schemas.openxmlformats.org/officeDocument/2006/bibliography"/>
+  </ds:schemaRefs>
+</ds:datastoreItem>
 </file>